--- a/shinmok1/pack/2510/H1MOGO25-10_23_SET.docx
+++ b/shinmok1/pack/2510/H1MOGO25-10_23_SET.docx
@@ -58,7 +58,7 @@
           <w:sz w:val="16"/>
           <w:u w:val="none"/>
         </w:rPr>
-        <w:t>(   )반 (   )번 이름(            )  CHECK ___/35  전용 ___/28.9점</w:t>
+        <w:t>(   )반 (   )번 이름(            )  CHECK ___/35  전용 ___/30.0점</w:t>
       </w:r>
     </w:p>
     <w:p>
@@ -1449,7 +1449,7 @@
           <w:sz w:val="18"/>
           <w:u w:val="none"/>
         </w:rPr>
-        <w:t>PART 2 · 전용문제  (선택형 8 · 서답형 2 · 28.9점)</w:t>
+        <w:t>PART 2 · 전용문제  (선택형 8 · 서답형 2 · 30.0점)</w:t>
       </w:r>
     </w:p>
     <w:p>
@@ -1474,7 +1474,25 @@
           <w:sz w:val="17"/>
           <w:u w:val="none"/>
         </w:rPr>
-        <w:t xml:space="preserve"> 밑줄 친 부분이 다음 글에서 의미하는 바로 가장 적절한 것은? [2.7점]</w:t>
+        <w:t xml:space="preserve"> 다음 글에 대한 &lt;보기&gt;의 설명 중 </w:t>
+      </w:r>
+      <w:r>
+        <w:rPr>
+          <w:rFonts w:ascii="맑은 고딕" w:hAnsi="맑은 고딕" w:eastAsia="맑은 고딕"/>
+          <w:b w:val="0"/>
+          <w:sz w:val="17"/>
+          <w:u w:val="single"/>
+        </w:rPr>
+        <w:t>틀린</w:t>
+      </w:r>
+      <w:r>
+        <w:rPr>
+          <w:rFonts w:ascii="맑은 고딕" w:hAnsi="맑은 고딕" w:eastAsia="맑은 고딕"/>
+          <w:b w:val="0"/>
+          <w:sz w:val="17"/>
+          <w:u w:val="none"/>
+        </w:rPr>
+        <w:t xml:space="preserve"> 것만을 있는 대로 고른 것은? [3.3점]</w:t>
       </w:r>
     </w:p>
     <w:p>
@@ -1497,7 +1515,7 @@
           <w:sz w:val="17"/>
           <w:u w:val="none"/>
         </w:rPr>
-        <w:t xml:space="preserve">Rome was said to have been </w:t>
+        <w:t>Rome was said to have been a melting pot from the very start. The historian Livy claimed the city’s original population was comprised of immigrants flooding in from all directions, ⓐ</w:t>
       </w:r>
       <w:r>
         <w:rPr>
@@ -1506,7 +1524,7 @@
           <w:sz w:val="17"/>
           <w:u w:val="single"/>
         </w:rPr>
-        <w:t>a melting pot</w:t>
+        <w:t>attracted</w:t>
       </w:r>
       <w:r>
         <w:rPr>
@@ -1515,14 +1533,62 @@
           <w:sz w:val="17"/>
           <w:u w:val="none"/>
         </w:rPr>
-        <w:t xml:space="preserve"> from the very start. The historian Livy claimed the city’s original population was comprised of immigrants flooding in from all directions, attracted by Romulus’s deliberate policy of nondiscrimination. Romans described their city as multicultural in the generations after its foundation. Even its legendary kings, tradition held, had mostly arrived as immigrants before being chosen for the throne for their virtues and merits. As the empire expanded across three continents, Rome eagerly adopted new cultural influences and absorbed incoming groups.</w:t>
+        <w:t xml:space="preserve"> by Romulus’s deliberate policy of nondiscrimination. It was this initial openness, Livy asserts, that laid the foundations for the later strength and success of the city. Romans described their city as multicultural in the generations after its foundation. (A) ________, tradition held that only a minority of the city’s legendary kings were Roman-born, with the others all arriving as immigrants before being chosen for the throne for their virtues and merits. As the empire expanded across three continents, Rome ⓑ</w:t>
+      </w:r>
+      <w:r>
+        <w:rPr>
+          <w:rFonts w:ascii="맑은 고딕" w:hAnsi="맑은 고딕" w:eastAsia="맑은 고딕"/>
+          <w:b w:val="0"/>
+          <w:sz w:val="17"/>
+          <w:u w:val="single"/>
+        </w:rPr>
+        <w:t>eagerly adopted</w:t>
+      </w:r>
+      <w:r>
+        <w:rPr>
+          <w:rFonts w:ascii="맑은 고딕" w:hAnsi="맑은 고딕" w:eastAsia="맑은 고딕"/>
+          <w:b w:val="0"/>
+          <w:sz w:val="17"/>
+          <w:u w:val="none"/>
+        </w:rPr>
+        <w:t xml:space="preserve"> new cultural influences and absorbed incoming groups — perhaps a little too eagerly for some, who, like the poet Juvenal, complained about the rapid rate of cultural change.</w:t>
       </w:r>
     </w:p>
     <w:p>
       <w:pPr>
-        <w:spacing w:before="0" w:after="0" w:line="269" w:lineRule="auto"/>
-        <w:ind w:left="180" w:hanging="180"/>
+        <w:spacing w:before="0" w:after="0" w:line="288" w:lineRule="auto"/>
+        <w:ind w:left="40"/>
         <w:snapToGrid w:val="0"/>
+        <w:pBdr>
+          <w:top w:val="single" w:sz="4" w:space="2" w:color="9B6BD0"/>
+          <w:left w:val="single" w:sz="4" w:space="2" w:color="9B6BD0"/>
+          <w:bottom w:val="single" w:sz="4" w:space="2" w:color="9B6BD0"/>
+          <w:right w:val="single" w:sz="4" w:space="2" w:color="9B6BD0"/>
+        </w:pBdr>
+        <w:shd w:val="clear" w:color="auto" w:fill="FAF5FF"/>
+      </w:pPr>
+      <w:r>
+        <w:rPr>
+          <w:rFonts w:ascii="맑은 고딕" w:hAnsi="맑은 고딕" w:eastAsia="맑은 고딕"/>
+          <w:b/>
+          <w:sz w:val="17"/>
+          <w:u w:val="none"/>
+        </w:rPr>
+        <w:t>&lt;보 기&gt;</w:t>
+      </w:r>
+    </w:p>
+    <w:p>
+      <w:pPr>
+        <w:spacing w:before="0" w:after="0" w:line="288" w:lineRule="auto"/>
+        <w:ind w:left="40"/>
+        <w:snapToGrid w:val="0"/>
+        <w:pBdr>
+          <w:top w:val="single" w:sz="4" w:space="2" w:color="9B6BD0"/>
+          <w:left w:val="single" w:sz="4" w:space="2" w:color="9B6BD0"/>
+          <w:bottom w:val="single" w:sz="4" w:space="2" w:color="9B6BD0"/>
+          <w:right w:val="single" w:sz="4" w:space="2" w:color="9B6BD0"/>
+        </w:pBdr>
+        <w:shd w:val="clear" w:color="auto" w:fill="FAF5FF"/>
       </w:pPr>
       <w:r>
         <w:rPr>
@@ -1531,14 +1597,21 @@
           <w:sz w:val="17"/>
           <w:u w:val="none"/>
         </w:rPr>
-        <w:t>① a place where people of many different origins were brought together into one community</w:t>
+        <w:t>(a) According to Livy, Rome’s early openness to newcomers helped make the city strong later on.</w:t>
       </w:r>
     </w:p>
     <w:p>
       <w:pPr>
-        <w:spacing w:before="0" w:after="0" w:line="269" w:lineRule="auto"/>
-        <w:ind w:left="180" w:hanging="180"/>
+        <w:spacing w:before="0" w:after="0" w:line="288" w:lineRule="auto"/>
+        <w:ind w:left="40"/>
         <w:snapToGrid w:val="0"/>
+        <w:pBdr>
+          <w:top w:val="single" w:sz="4" w:space="2" w:color="9B6BD0"/>
+          <w:left w:val="single" w:sz="4" w:space="2" w:color="9B6BD0"/>
+          <w:bottom w:val="single" w:sz="4" w:space="2" w:color="9B6BD0"/>
+          <w:right w:val="single" w:sz="4" w:space="2" w:color="9B6BD0"/>
+        </w:pBdr>
+        <w:shd w:val="clear" w:color="auto" w:fill="FAF5FF"/>
       </w:pPr>
       <w:r>
         <w:rPr>
@@ -1547,14 +1620,21 @@
           <w:sz w:val="17"/>
           <w:u w:val="none"/>
         </w:rPr>
-        <w:t>② a place that drew newcomers in mainly through its growing wealth and trade</w:t>
+        <w:t>(b) The appropriate expression for (A) is ‘However’.</w:t>
       </w:r>
     </w:p>
     <w:p>
       <w:pPr>
-        <w:spacing w:before="0" w:after="0" w:line="269" w:lineRule="auto"/>
-        <w:ind w:left="180" w:hanging="180"/>
+        <w:spacing w:before="0" w:after="0" w:line="288" w:lineRule="auto"/>
+        <w:ind w:left="40"/>
         <w:snapToGrid w:val="0"/>
+        <w:pBdr>
+          <w:top w:val="single" w:sz="4" w:space="2" w:color="9B6BD0"/>
+          <w:left w:val="single" w:sz="4" w:space="2" w:color="9B6BD0"/>
+          <w:bottom w:val="single" w:sz="4" w:space="2" w:color="9B6BD0"/>
+          <w:right w:val="single" w:sz="4" w:space="2" w:color="9B6BD0"/>
+        </w:pBdr>
+        <w:shd w:val="clear" w:color="auto" w:fill="FAF5FF"/>
       </w:pPr>
       <w:r>
         <w:rPr>
@@ -1563,14 +1643,21 @@
           <w:sz w:val="17"/>
           <w:u w:val="none"/>
         </w:rPr>
-        <w:t>③ a place where newcomers had to abandon their own customs in order to be accepted</w:t>
+        <w:t>(c) In ⓐ, ‘attracted’ should be changed to ‘attracting’ because the immigrants were the ones who came.</w:t>
       </w:r>
     </w:p>
     <w:p>
       <w:pPr>
-        <w:spacing w:before="0" w:after="0" w:line="269" w:lineRule="auto"/>
-        <w:ind w:left="180" w:hanging="180"/>
+        <w:spacing w:before="0" w:after="0" w:line="288" w:lineRule="auto"/>
+        <w:ind w:left="40"/>
         <w:snapToGrid w:val="0"/>
+        <w:pBdr>
+          <w:top w:val="single" w:sz="4" w:space="2" w:color="9B6BD0"/>
+          <w:left w:val="single" w:sz="4" w:space="2" w:color="9B6BD0"/>
+          <w:bottom w:val="single" w:sz="4" w:space="2" w:color="9B6BD0"/>
+          <w:right w:val="single" w:sz="4" w:space="2" w:color="9B6BD0"/>
+        </w:pBdr>
+        <w:shd w:val="clear" w:color="auto" w:fill="FAF5FF"/>
       </w:pPr>
       <w:r>
         <w:rPr>
@@ -1579,14 +1666,21 @@
           <w:sz w:val="17"/>
           <w:u w:val="none"/>
         </w:rPr>
-        <w:t>④ a place whose power was built by defeating and ruling over its neighbours</w:t>
+        <w:t>(d) In the context, ⓑ ‘eagerly adopted’ can be replaced by ‘reluctantly accepted’.</w:t>
       </w:r>
     </w:p>
     <w:p>
       <w:pPr>
-        <w:spacing w:before="0" w:after="0" w:line="269" w:lineRule="auto"/>
-        <w:ind w:left="180" w:hanging="180"/>
+        <w:spacing w:before="0" w:after="60" w:line="288" w:lineRule="auto"/>
+        <w:ind w:left="40"/>
         <w:snapToGrid w:val="0"/>
+        <w:pBdr>
+          <w:top w:val="single" w:sz="4" w:space="2" w:color="9B6BD0"/>
+          <w:left w:val="single" w:sz="4" w:space="2" w:color="9B6BD0"/>
+          <w:bottom w:val="single" w:sz="4" w:space="2" w:color="9B6BD0"/>
+          <w:right w:val="single" w:sz="4" w:space="2" w:color="9B6BD0"/>
+        </w:pBdr>
+        <w:shd w:val="clear" w:color="auto" w:fill="FAF5FF"/>
       </w:pPr>
       <w:r>
         <w:rPr>
@@ -1595,7 +1689,23 @@
           <w:sz w:val="17"/>
           <w:u w:val="none"/>
         </w:rPr>
-        <w:t>⑤ a place in which only those born within its walls could rise to the top</w:t>
+        <w:t>(e) Not every Roman was happy with how quickly the city’s culture was changing.</w:t>
+      </w:r>
+    </w:p>
+    <w:p>
+      <w:pPr>
+        <w:spacing w:before="0" w:after="20" w:line="276" w:lineRule="auto"/>
+        <w:ind w:left="80"/>
+        <w:snapToGrid w:val="0"/>
+      </w:pPr>
+      <w:r>
+        <w:rPr>
+          <w:rFonts w:ascii="맑은 고딕" w:hAnsi="맑은 고딕" w:eastAsia="맑은 고딕"/>
+          <w:b w:val="0"/>
+          <w:sz w:val="17"/>
+          <w:u w:val="none"/>
+        </w:rPr>
+        <w:t>① (a), (e)    ② (b), (d)    ③ (b), (c), (d)    ④ (c), (d), (e)    ⑤ (a), (b), (c)</w:t>
       </w:r>
     </w:p>
     <w:p>
@@ -1620,7 +1730,25 @@
           <w:sz w:val="17"/>
           <w:u w:val="none"/>
         </w:rPr>
-        <w:t xml:space="preserve"> 다음 빈칸에 들어갈 말로 가장 적절한 것은? [2.7점]</w:t>
+        <w:t xml:space="preserve"> 다음 글의 밑줄 친 ⓐ ~ ⓕ 중, 어법상 </w:t>
+      </w:r>
+      <w:r>
+        <w:rPr>
+          <w:rFonts w:ascii="맑은 고딕" w:hAnsi="맑은 고딕" w:eastAsia="맑은 고딕"/>
+          <w:b w:val="0"/>
+          <w:sz w:val="17"/>
+          <w:u w:val="single"/>
+        </w:rPr>
+        <w:t>틀린</w:t>
+      </w:r>
+      <w:r>
+        <w:rPr>
+          <w:rFonts w:ascii="맑은 고딕" w:hAnsi="맑은 고딕" w:eastAsia="맑은 고딕"/>
+          <w:b w:val="0"/>
+          <w:sz w:val="17"/>
+          <w:u w:val="none"/>
+        </w:rPr>
+        <w:t xml:space="preserve"> 것을 모두 고른 것은? [3.1점]</w:t>
       </w:r>
     </w:p>
     <w:p>
@@ -1643,13 +1771,121 @@
           <w:sz w:val="17"/>
           <w:u w:val="none"/>
         </w:rPr>
-        <w:t>Rome was said to have been a melting pot from the very start. The historian Livy claimed the city’s original population was comprised of immigrants flooding in from all directions, attracted by Romulus’s deliberate policy of nondiscrimination. It was ______________________________, Livy asserts, that laid the foundations for the later strength and success of the city. Romans described their city as multicultural in the generations after its foundation. Tradition held that few of the city’s legendary kings were Roman-born, with the others all arriving as immigrants before being chosen for the throne for their virtues and merits.</w:t>
+        <w:t>Rome was said ⓐ</w:t>
+      </w:r>
+      <w:r>
+        <w:rPr>
+          <w:rFonts w:ascii="맑은 고딕" w:hAnsi="맑은 고딕" w:eastAsia="맑은 고딕"/>
+          <w:b w:val="0"/>
+          <w:sz w:val="17"/>
+          <w:u w:val="single"/>
+        </w:rPr>
+        <w:t>to have been</w:t>
+      </w:r>
+      <w:r>
+        <w:rPr>
+          <w:rFonts w:ascii="맑은 고딕" w:hAnsi="맑은 고딕" w:eastAsia="맑은 고딕"/>
+          <w:b w:val="0"/>
+          <w:sz w:val="17"/>
+          <w:u w:val="none"/>
+        </w:rPr>
+        <w:t xml:space="preserve"> a melting pot from the very start. The historian Livy claimed the city’s original population was comprised of immigrants flooding in from all directions, ⓑ</w:t>
+      </w:r>
+      <w:r>
+        <w:rPr>
+          <w:rFonts w:ascii="맑은 고딕" w:hAnsi="맑은 고딕" w:eastAsia="맑은 고딕"/>
+          <w:b w:val="0"/>
+          <w:sz w:val="17"/>
+          <w:u w:val="single"/>
+        </w:rPr>
+        <w:t>attracting</w:t>
+      </w:r>
+      <w:r>
+        <w:rPr>
+          <w:rFonts w:ascii="맑은 고딕" w:hAnsi="맑은 고딕" w:eastAsia="맑은 고딕"/>
+          <w:b w:val="0"/>
+          <w:sz w:val="17"/>
+          <w:u w:val="none"/>
+        </w:rPr>
+        <w:t xml:space="preserve"> by Romulus’s deliberate policy of nondiscrimination. It was this initial openness, Livy asserts, ⓒ</w:t>
+      </w:r>
+      <w:r>
+        <w:rPr>
+          <w:rFonts w:ascii="맑은 고딕" w:hAnsi="맑은 고딕" w:eastAsia="맑은 고딕"/>
+          <w:b w:val="0"/>
+          <w:sz w:val="17"/>
+          <w:u w:val="single"/>
+        </w:rPr>
+        <w:t>that</w:t>
+      </w:r>
+      <w:r>
+        <w:rPr>
+          <w:rFonts w:ascii="맑은 고딕" w:hAnsi="맑은 고딕" w:eastAsia="맑은 고딕"/>
+          <w:b w:val="0"/>
+          <w:sz w:val="17"/>
+          <w:u w:val="none"/>
+        </w:rPr>
+        <w:t xml:space="preserve"> laid the foundations for the later strength and success of the city. Romans described their city as multicultural in the generations after its foundation. Tradition held that only a minority of the city’s legendary kings were Roman-born, with the others all ⓓ</w:t>
+      </w:r>
+      <w:r>
+        <w:rPr>
+          <w:rFonts w:ascii="맑은 고딕" w:hAnsi="맑은 고딕" w:eastAsia="맑은 고딕"/>
+          <w:b w:val="0"/>
+          <w:sz w:val="17"/>
+          <w:u w:val="single"/>
+        </w:rPr>
+        <w:t>arrived</w:t>
+      </w:r>
+      <w:r>
+        <w:rPr>
+          <w:rFonts w:ascii="맑은 고딕" w:hAnsi="맑은 고딕" w:eastAsia="맑은 고딕"/>
+          <w:b w:val="0"/>
+          <w:sz w:val="17"/>
+          <w:u w:val="none"/>
+        </w:rPr>
+        <w:t xml:space="preserve"> as immigrants ⓔ</w:t>
+      </w:r>
+      <w:r>
+        <w:rPr>
+          <w:rFonts w:ascii="맑은 고딕" w:hAnsi="맑은 고딕" w:eastAsia="맑은 고딕"/>
+          <w:b w:val="0"/>
+          <w:sz w:val="17"/>
+          <w:u w:val="single"/>
+        </w:rPr>
+        <w:t>before choosing</w:t>
+      </w:r>
+      <w:r>
+        <w:rPr>
+          <w:rFonts w:ascii="맑은 고딕" w:hAnsi="맑은 고딕" w:eastAsia="맑은 고딕"/>
+          <w:b w:val="0"/>
+          <w:sz w:val="17"/>
+          <w:u w:val="none"/>
+        </w:rPr>
+        <w:t xml:space="preserve"> for the throne for their virtues and merits. As the empire expanded across three continents, Rome eagerly adopted new cultural influences and absorbed incoming groups — perhaps a little too eagerly for some, who, like the poet Juvenal, ⓕ</w:t>
+      </w:r>
+      <w:r>
+        <w:rPr>
+          <w:rFonts w:ascii="맑은 고딕" w:hAnsi="맑은 고딕" w:eastAsia="맑은 고딕"/>
+          <w:b w:val="0"/>
+          <w:sz w:val="17"/>
+          <w:u w:val="single"/>
+        </w:rPr>
+        <w:t>complained</w:t>
+      </w:r>
+      <w:r>
+        <w:rPr>
+          <w:rFonts w:ascii="맑은 고딕" w:hAnsi="맑은 고딕" w:eastAsia="맑은 고딕"/>
+          <w:b w:val="0"/>
+          <w:sz w:val="17"/>
+          <w:u w:val="none"/>
+        </w:rPr>
+        <w:t xml:space="preserve"> about the rapid rate of cultural change.</w:t>
       </w:r>
     </w:p>
     <w:p>
       <w:pPr>
-        <w:spacing w:before="0" w:after="0" w:line="269" w:lineRule="auto"/>
-        <w:ind w:left="180" w:hanging="180"/>
+        <w:spacing w:before="0" w:after="20" w:line="276" w:lineRule="auto"/>
+        <w:ind w:left="80"/>
         <w:snapToGrid w:val="0"/>
       </w:pPr>
       <w:r>
@@ -1659,71 +1895,7 @@
           <w:sz w:val="17"/>
           <w:u w:val="none"/>
         </w:rPr>
-        <w:t>① this early readiness to take in outsiders</w:t>
-      </w:r>
-    </w:p>
-    <w:p>
-      <w:pPr>
-        <w:spacing w:before="0" w:after="0" w:line="269" w:lineRule="auto"/>
-        <w:ind w:left="180" w:hanging="180"/>
-        <w:snapToGrid w:val="0"/>
-      </w:pPr>
-      <w:r>
-        <w:rPr>
-          <w:rFonts w:ascii="맑은 고딕" w:hAnsi="맑은 고딕" w:eastAsia="맑은 고딕"/>
-          <w:b w:val="0"/>
-          <w:sz w:val="17"/>
-          <w:u w:val="none"/>
-        </w:rPr>
-        <w:t>② this early pride in a purely Roman bloodline</w:t>
-      </w:r>
-    </w:p>
-    <w:p>
-      <w:pPr>
-        <w:spacing w:before="0" w:after="0" w:line="269" w:lineRule="auto"/>
-        <w:ind w:left="180" w:hanging="180"/>
-        <w:snapToGrid w:val="0"/>
-      </w:pPr>
-      <w:r>
-        <w:rPr>
-          <w:rFonts w:ascii="맑은 고딕" w:hAnsi="맑은 고딕" w:eastAsia="맑은 고딕"/>
-          <w:b w:val="0"/>
-          <w:sz w:val="17"/>
-          <w:u w:val="none"/>
-        </w:rPr>
-        <w:t>③ this steady expansion into neighbouring lands</w:t>
-      </w:r>
-    </w:p>
-    <w:p>
-      <w:pPr>
-        <w:spacing w:before="0" w:after="0" w:line="269" w:lineRule="auto"/>
-        <w:ind w:left="180" w:hanging="180"/>
-        <w:snapToGrid w:val="0"/>
-      </w:pPr>
-      <w:r>
-        <w:rPr>
-          <w:rFonts w:ascii="맑은 고딕" w:hAnsi="맑은 고딕" w:eastAsia="맑은 고딕"/>
-          <w:b w:val="0"/>
-          <w:sz w:val="17"/>
-          <w:u w:val="none"/>
-        </w:rPr>
-        <w:t>④ this strict selection of rulers by place of birth</w:t>
-      </w:r>
-    </w:p>
-    <w:p>
-      <w:pPr>
-        <w:spacing w:before="0" w:after="0" w:line="269" w:lineRule="auto"/>
-        <w:ind w:left="180" w:hanging="180"/>
-        <w:snapToGrid w:val="0"/>
-      </w:pPr>
-      <w:r>
-        <w:rPr>
-          <w:rFonts w:ascii="맑은 고딕" w:hAnsi="맑은 고딕" w:eastAsia="맑은 고딕"/>
-          <w:b w:val="0"/>
-          <w:sz w:val="17"/>
-          <w:u w:val="none"/>
-        </w:rPr>
-        <w:t>⑤ this careful limit on the pace of cultural change</w:t>
+        <w:t>① ⓐ, ⓒ, ⓕ    ② ⓑ, ⓓ, ⓔ    ③ ⓑ, ⓔ    ④ ⓒ, ⓓ, ⓔ    ⑤ ⓐ, ⓑ, ⓓ</w:t>
       </w:r>
     </w:p>
     <w:p>
@@ -1748,25 +1920,7 @@
           <w:sz w:val="17"/>
           <w:u w:val="none"/>
         </w:rPr>
-        <w:t xml:space="preserve"> 다음 [A], [B]에 대한 설명으로 적절하지 </w:t>
-      </w:r>
-      <w:r>
-        <w:rPr>
-          <w:rFonts w:ascii="맑은 고딕" w:hAnsi="맑은 고딕" w:eastAsia="맑은 고딕"/>
-          <w:b/>
-          <w:sz w:val="17"/>
-          <w:u w:val="none"/>
-        </w:rPr>
-        <w:t>않은</w:t>
-      </w:r>
-      <w:r>
-        <w:rPr>
-          <w:rFonts w:ascii="맑은 고딕" w:hAnsi="맑은 고딕" w:eastAsia="맑은 고딕"/>
-          <w:b w:val="0"/>
-          <w:sz w:val="17"/>
-          <w:u w:val="none"/>
-        </w:rPr>
-        <w:t xml:space="preserve"> 것은? [3.1점]</w:t>
+        <w:t xml:space="preserve"> 다음 글의 (A), (B), (C)의 각 괄호 안에서 문맥과 어법에 맞는 표현으로 가장 적절한 것은? [3.0점]</w:t>
       </w:r>
     </w:p>
     <w:p>
@@ -1785,11 +1939,107 @@
       <w:r>
         <w:rPr>
           <w:rFonts w:ascii="맑은 고딕" w:hAnsi="맑은 고딕" w:eastAsia="맑은 고딕"/>
+          <w:b w:val="0"/>
+          <w:sz w:val="17"/>
+          <w:u w:val="none"/>
+        </w:rPr>
+        <w:t>Rome was said to have been a melting pot from the very start. The historian Livy claimed the city’s original population was comprised of immigrants flooding in from all directions, attracted by Romulus’s deliberate policy of nondiscrimination. It was this initial (A) [openness / isolation], Livy asserts, that laid the foundations for the later strength and success of the city. Romans described their city as multicultural in the generations after its foundation. Tradition held that only a (B) [minority / majority] of the city’s legendary kings were Roman-born, with the others all arriving as immigrants before being chosen for the throne for their virtues and merits. As the empire expanded across three continents, Rome eagerly adopted new cultural influences and (C) [absorbed / absorbing] incoming groups — perhaps a little too eagerly for some, who, like the poet Juvenal, complained about the rapid rate of cultural change.</w:t>
+      </w:r>
+    </w:p>
+    <w:p>
+      <w:pPr>
+        <w:spacing w:before="0" w:after="0" w:line="269" w:lineRule="auto"/>
+        <w:ind w:left="180" w:hanging="180"/>
+        <w:snapToGrid w:val="0"/>
+      </w:pPr>
+      <w:r>
+        <w:rPr>
+          <w:rFonts w:ascii="맑은 고딕" w:hAnsi="맑은 고딕" w:eastAsia="맑은 고딕"/>
+          <w:b w:val="0"/>
+          <w:sz w:val="17"/>
+          <w:u w:val="none"/>
+        </w:rPr>
+        <w:t>① (A) openness  (B) minority  (C) absorbed</w:t>
+      </w:r>
+    </w:p>
+    <w:p>
+      <w:pPr>
+        <w:spacing w:before="0" w:after="0" w:line="269" w:lineRule="auto"/>
+        <w:ind w:left="180" w:hanging="180"/>
+        <w:snapToGrid w:val="0"/>
+      </w:pPr>
+      <w:r>
+        <w:rPr>
+          <w:rFonts w:ascii="맑은 고딕" w:hAnsi="맑은 고딕" w:eastAsia="맑은 고딕"/>
+          <w:b w:val="0"/>
+          <w:sz w:val="17"/>
+          <w:u w:val="none"/>
+        </w:rPr>
+        <w:t>② (A) isolation  (B) minority  (C) absorbed</w:t>
+      </w:r>
+    </w:p>
+    <w:p>
+      <w:pPr>
+        <w:spacing w:before="0" w:after="0" w:line="269" w:lineRule="auto"/>
+        <w:ind w:left="180" w:hanging="180"/>
+        <w:snapToGrid w:val="0"/>
+      </w:pPr>
+      <w:r>
+        <w:rPr>
+          <w:rFonts w:ascii="맑은 고딕" w:hAnsi="맑은 고딕" w:eastAsia="맑은 고딕"/>
+          <w:b w:val="0"/>
+          <w:sz w:val="17"/>
+          <w:u w:val="none"/>
+        </w:rPr>
+        <w:t>③ (A) openness  (B) majority  (C) absorbed</w:t>
+      </w:r>
+    </w:p>
+    <w:p>
+      <w:pPr>
+        <w:spacing w:before="0" w:after="0" w:line="269" w:lineRule="auto"/>
+        <w:ind w:left="180" w:hanging="180"/>
+        <w:snapToGrid w:val="0"/>
+      </w:pPr>
+      <w:r>
+        <w:rPr>
+          <w:rFonts w:ascii="맑은 고딕" w:hAnsi="맑은 고딕" w:eastAsia="맑은 고딕"/>
+          <w:b w:val="0"/>
+          <w:sz w:val="17"/>
+          <w:u w:val="none"/>
+        </w:rPr>
+        <w:t>④ (A) openness  (B) minority  (C) absorbing</w:t>
+      </w:r>
+    </w:p>
+    <w:p>
+      <w:pPr>
+        <w:spacing w:before="0" w:after="0" w:line="269" w:lineRule="auto"/>
+        <w:ind w:left="180" w:hanging="180"/>
+        <w:snapToGrid w:val="0"/>
+      </w:pPr>
+      <w:r>
+        <w:rPr>
+          <w:rFonts w:ascii="맑은 고딕" w:hAnsi="맑은 고딕" w:eastAsia="맑은 고딕"/>
+          <w:b w:val="0"/>
+          <w:sz w:val="17"/>
+          <w:u w:val="none"/>
+        </w:rPr>
+        <w:t>⑤ (A) isolation  (B) majority  (C) absorbing</w:t>
+      </w:r>
+    </w:p>
+    <w:p>
+      <w:pPr>
+        <w:keepNext/>
+        <w:spacing w:before="80" w:after="20" w:line="276" w:lineRule="auto"/>
+        <w:snapToGrid w:val="0"/>
+      </w:pPr>
+      <w:r>
+        <w:rPr>
+          <w:rFonts w:ascii="맑은 고딕" w:hAnsi="맑은 고딕" w:eastAsia="맑은 고딕"/>
           <w:b/>
           <w:sz w:val="17"/>
           <w:u w:val="none"/>
         </w:rPr>
-        <w:t>[A]</w:t>
+        <w:t>23-4.</w:t>
       </w:r>
       <w:r>
         <w:rPr>
@@ -1798,7 +2048,176 @@
           <w:sz w:val="17"/>
           <w:u w:val="none"/>
         </w:rPr>
-        <w:t xml:space="preserve"> Rome was said to have been a melting pot from the very start: its first inhabitants were immigrants drawn by a deliberate policy of nondiscrimination, and this openness was credited with the city’s later strength. Most of its legendary kings were said to have come as immigrants and been chosen for their merits. As the empire grew, Rome went on absorbing new groups and cultural influences — too eagerly for some, who complained about the rapid rate of cultural change.</w:t>
+        <w:t xml:space="preserve"> 윗글의 내용과 일치하지 </w:t>
+      </w:r>
+      <w:r>
+        <w:rPr>
+          <w:rFonts w:ascii="맑은 고딕" w:hAnsi="맑은 고딕" w:eastAsia="맑은 고딕"/>
+          <w:b w:val="0"/>
+          <w:sz w:val="17"/>
+          <w:u w:val="single"/>
+        </w:rPr>
+        <w:t>않는</w:t>
+      </w:r>
+      <w:r>
+        <w:rPr>
+          <w:rFonts w:ascii="맑은 고딕" w:hAnsi="맑은 고딕" w:eastAsia="맑은 고딕"/>
+          <w:b w:val="0"/>
+          <w:sz w:val="17"/>
+          <w:u w:val="none"/>
+        </w:rPr>
+        <w:t xml:space="preserve"> 것은? [2.8점]</w:t>
+      </w:r>
+    </w:p>
+    <w:p>
+      <w:pPr>
+        <w:spacing w:before="0" w:after="60" w:line="288" w:lineRule="auto"/>
+        <w:ind w:left="40"/>
+        <w:snapToGrid w:val="0"/>
+        <w:pBdr>
+          <w:top w:val="single" w:sz="4" w:space="2" w:color="999999"/>
+          <w:left w:val="single" w:sz="4" w:space="2" w:color="999999"/>
+          <w:bottom w:val="single" w:sz="4" w:space="2" w:color="999999"/>
+          <w:right w:val="single" w:sz="4" w:space="2" w:color="999999"/>
+        </w:pBdr>
+        <w:shd w:val="clear" w:color="auto" w:fill="F6F3EA"/>
+      </w:pPr>
+      <w:r>
+        <w:rPr>
+          <w:rFonts w:ascii="맑은 고딕" w:hAnsi="맑은 고딕" w:eastAsia="맑은 고딕"/>
+          <w:b w:val="0"/>
+          <w:sz w:val="17"/>
+          <w:u w:val="none"/>
+        </w:rPr>
+        <w:t>Rome was said to have been a melting pot from the very start. The historian Livy claimed the city’s original population was comprised of immigrants flooding in from all directions, attracted by Romulus’s deliberate policy of nondiscrimination. It was this initial openness, Livy asserts, that laid the foundations for the later strength and success of the city. Romans described their city as multicultural in the generations after its foundation. Tradition held that only a minority of the city’s legendary kings were Roman-born, with the others all arriving as immigrants before being chosen for the throne for their virtues and merits. As the empire expanded across three continents, Rome eagerly adopted new cultural influences and absorbed incoming groups — perhaps a little too eagerly for some, who, like the poet Juvenal, complained about the rapid rate of cultural change.</w:t>
+      </w:r>
+    </w:p>
+    <w:p>
+      <w:pPr>
+        <w:spacing w:before="0" w:after="0" w:line="269" w:lineRule="auto"/>
+        <w:ind w:left="180" w:hanging="180"/>
+        <w:snapToGrid w:val="0"/>
+      </w:pPr>
+      <w:r>
+        <w:rPr>
+          <w:rFonts w:ascii="맑은 고딕" w:hAnsi="맑은 고딕" w:eastAsia="맑은 고딕"/>
+          <w:b w:val="0"/>
+          <w:sz w:val="17"/>
+          <w:u w:val="none"/>
+        </w:rPr>
+        <w:t>① Livy는 로마의 초기 인구가 사방에서 몰려든 이주민으로 이루어졌다고 주장했다.</w:t>
+      </w:r>
+    </w:p>
+    <w:p>
+      <w:pPr>
+        <w:spacing w:before="0" w:after="0" w:line="269" w:lineRule="auto"/>
+        <w:ind w:left="180" w:hanging="180"/>
+        <w:snapToGrid w:val="0"/>
+      </w:pPr>
+      <w:r>
+        <w:rPr>
+          <w:rFonts w:ascii="맑은 고딕" w:hAnsi="맑은 고딕" w:eastAsia="맑은 고딕"/>
+          <w:b w:val="0"/>
+          <w:sz w:val="17"/>
+          <w:u w:val="none"/>
+        </w:rPr>
+        <w:t>② 로물루스는 의도적으로 차별하지 않는 정책을 폈다.</w:t>
+      </w:r>
+    </w:p>
+    <w:p>
+      <w:pPr>
+        <w:spacing w:before="0" w:after="0" w:line="269" w:lineRule="auto"/>
+        <w:ind w:left="180" w:hanging="180"/>
+        <w:snapToGrid w:val="0"/>
+      </w:pPr>
+      <w:r>
+        <w:rPr>
+          <w:rFonts w:ascii="맑은 고딕" w:hAnsi="맑은 고딕" w:eastAsia="맑은 고딕"/>
+          <w:b w:val="0"/>
+          <w:sz w:val="17"/>
+          <w:u w:val="none"/>
+        </w:rPr>
+        <w:t>③ 전승에 따르면 로마의 전설적인 왕들 가운데 다수는 이주민 출신이었다.</w:t>
+      </w:r>
+    </w:p>
+    <w:p>
+      <w:pPr>
+        <w:spacing w:before="0" w:after="0" w:line="269" w:lineRule="auto"/>
+        <w:ind w:left="180" w:hanging="180"/>
+        <w:snapToGrid w:val="0"/>
+      </w:pPr>
+      <w:r>
+        <w:rPr>
+          <w:rFonts w:ascii="맑은 고딕" w:hAnsi="맑은 고딕" w:eastAsia="맑은 고딕"/>
+          <w:b w:val="0"/>
+          <w:sz w:val="17"/>
+          <w:u w:val="none"/>
+        </w:rPr>
+        <w:t>④ 로마는 세 대륙으로 확장하면서 새로운 문화적 영향을 받아들였다.</w:t>
+      </w:r>
+    </w:p>
+    <w:p>
+      <w:pPr>
+        <w:spacing w:before="0" w:after="0" w:line="269" w:lineRule="auto"/>
+        <w:ind w:left="180" w:hanging="180"/>
+        <w:snapToGrid w:val="0"/>
+      </w:pPr>
+      <w:r>
+        <w:rPr>
+          <w:rFonts w:ascii="맑은 고딕" w:hAnsi="맑은 고딕" w:eastAsia="맑은 고딕"/>
+          <w:b w:val="0"/>
+          <w:sz w:val="17"/>
+          <w:u w:val="none"/>
+        </w:rPr>
+        <w:t>⑤ 시인 유베날리스는 로마의 문화 변화 속도가 너무 느리다고 불평했다.</w:t>
+      </w:r>
+    </w:p>
+    <w:p>
+      <w:pPr>
+        <w:keepNext/>
+        <w:spacing w:before="80" w:after="20" w:line="276" w:lineRule="auto"/>
+        <w:snapToGrid w:val="0"/>
+      </w:pPr>
+      <w:r>
+        <w:rPr>
+          <w:rFonts w:ascii="맑은 고딕" w:hAnsi="맑은 고딕" w:eastAsia="맑은 고딕"/>
+          <w:b/>
+          <w:sz w:val="17"/>
+          <w:u w:val="none"/>
+        </w:rPr>
+        <w:t>23-5.</w:t>
+      </w:r>
+      <w:r>
+        <w:rPr>
+          <w:rFonts w:ascii="맑은 고딕" w:hAnsi="맑은 고딕" w:eastAsia="맑은 고딕"/>
+          <w:b w:val="0"/>
+          <w:sz w:val="17"/>
+          <w:u w:val="none"/>
+        </w:rPr>
+        <w:t xml:space="preserve"> [A]와 [B]를 읽고 이해한 것으로 가장 적절한 것은? [3.2점]</w:t>
+      </w:r>
+    </w:p>
+    <w:p>
+      <w:pPr>
+        <w:spacing w:before="0" w:after="60" w:line="288" w:lineRule="auto"/>
+        <w:ind w:left="40"/>
+        <w:snapToGrid w:val="0"/>
+        <w:pBdr>
+          <w:top w:val="single" w:sz="4" w:space="2" w:color="999999"/>
+          <w:left w:val="single" w:sz="4" w:space="2" w:color="999999"/>
+          <w:bottom w:val="single" w:sz="4" w:space="2" w:color="999999"/>
+          <w:right w:val="single" w:sz="4" w:space="2" w:color="999999"/>
+        </w:pBdr>
+        <w:shd w:val="clear" w:color="auto" w:fill="F6F3EA"/>
+      </w:pPr>
+      <w:r>
+        <w:rPr>
+          <w:rFonts w:ascii="맑은 고딕" w:hAnsi="맑은 고딕" w:eastAsia="맑은 고딕"/>
+          <w:b w:val="0"/>
+          <w:sz w:val="17"/>
+          <w:u w:val="none"/>
+        </w:rPr>
+        <w:t>[A] The historian Livy claimed the city’s original population was comprised of immigrants flooding in from all directions, attracted by Romulus’s deliberate policy of nondiscrimination. It was this initial openness, Livy asserts, that laid the foundations for the later strength and success of the city. As the empire expanded across three continents, Rome eagerly adopted new cultural influences and absorbed incoming groups — perhaps a little too eagerly for some, who, like the poet Juvenal, complained about the rapid rate of cultural change.</w:t>
       </w:r>
     </w:p>
     <w:p>
@@ -1817,20 +2236,11 @@
       <w:r>
         <w:rPr>
           <w:rFonts w:ascii="맑은 고딕" w:hAnsi="맑은 고딕" w:eastAsia="맑은 고딕"/>
-          <w:b/>
-          <w:sz w:val="17"/>
-          <w:u w:val="none"/>
-        </w:rPr>
-        <w:t>[B]</w:t>
-      </w:r>
-      <w:r>
-        <w:rPr>
-          <w:rFonts w:ascii="맑은 고딕" w:hAnsi="맑은 고딕" w:eastAsia="맑은 고딕"/>
           <w:b w:val="0"/>
           <w:sz w:val="17"/>
           <w:u w:val="none"/>
         </w:rPr>
-        <w:t xml:space="preserve"> A similar story is often told about successful research universities. In their early years, the best of them are said to have welcomed scholars from every background, judged solely on the quality of their work. It is this habit of looking outward, their historians argue, that explains their later reputation. Even their most celebrated professors were seldom local. As such a university grows, it keeps drawing in new ideas and people — sometimes faster than its older members, who miss the quiet campus they once knew, would like.</w:t>
+        <w:t>[B] A small trading town on a river once welcomed merchants and craftspeople from many lands, granting them the same rights as those born there. Within a few generations, the newcomers’ skills in metalwork, weaving, and shipbuilding had turned the town into a busy center of trade. Some older residents grumbled that the old customs were disappearing, but the town’s leaders insisted that its prosperity rested on the very openness they complained about.</w:t>
       </w:r>
     </w:p>
     <w:p>
@@ -1846,7 +2256,7 @@
           <w:sz w:val="17"/>
           <w:u w:val="none"/>
         </w:rPr>
-        <w:t>① [A]와 [B]는 모두 공동체의 이후 성공을 초기부터 이어진 외부인에 대한 개방성과 연결 짓는다.</w:t>
+        <w:t>① [A] shows that openness weakened Rome, while [B] shows that it strengthened the town.</w:t>
       </w:r>
     </w:p>
     <w:p>
@@ -1862,7 +2272,7 @@
           <w:sz w:val="17"/>
           <w:u w:val="none"/>
         </w:rPr>
-        <w:t>② [A]의 왕들과 [B]의 학자들은 모두 출신보다 자질이나 성과를 기준으로 평가받은 것으로 그려진다.</w:t>
+        <w:t>② Both texts suggest that newcomers were accepted only after giving up their own cultures.</w:t>
       </w:r>
     </w:p>
     <w:p>
@@ -1878,7 +2288,7 @@
           <w:sz w:val="17"/>
           <w:u w:val="none"/>
         </w:rPr>
-        <w:t>③ [A]와 [B] 모두에서 공동체가 커진 뒤에도 새로운 사람과 문화·생각의 유입이 계속된다.</w:t>
+        <w:t>③ [B] states that every resident happily welcomed the changes brought by newcomers.</w:t>
       </w:r>
     </w:p>
     <w:p>
@@ -1894,7 +2304,7 @@
           <w:sz w:val="17"/>
           <w:u w:val="none"/>
         </w:rPr>
-        <w:t>④ [A]와 [B] 모두에서 변화가 진행되는 속도를 달가워하지 않는 내부 구성원이 언급된다.</w:t>
+        <w:t>④ Both texts link a community’s openness to newcomers with its later success, while noting that some people disliked the change.</w:t>
       </w:r>
     </w:p>
     <w:p>
@@ -1910,7 +2320,7 @@
           <w:sz w:val="17"/>
           <w:u w:val="none"/>
         </w:rPr>
-        <w:t>⑤ [B]의 오래된 구성원들은 외부에서 온 학자들의 연구 수준이 낮다고 여겨 불만을 품는다.</w:t>
+        <w:t>⑤ [A] suggests that Rome stopped accepting new groups once the empire expanded.</w:t>
       </w:r>
     </w:p>
     <w:p>
@@ -1926,7 +2336,7 @@
           <w:sz w:val="17"/>
           <w:u w:val="none"/>
         </w:rPr>
-        <w:t>23-4.</w:t>
+        <w:t>23-6.</w:t>
       </w:r>
       <w:r>
         <w:rPr>
@@ -1935,25 +2345,7 @@
           <w:sz w:val="17"/>
           <w:u w:val="none"/>
         </w:rPr>
-        <w:t xml:space="preserve"> 다음 글의 밑줄 친 부분 중, 문맥상 낱말의 쓰임이 적절하지 </w:t>
-      </w:r>
-      <w:r>
-        <w:rPr>
-          <w:rFonts w:ascii="맑은 고딕" w:hAnsi="맑은 고딕" w:eastAsia="맑은 고딕"/>
-          <w:b/>
-          <w:sz w:val="17"/>
-          <w:u w:val="none"/>
-        </w:rPr>
-        <w:t>않은</w:t>
-      </w:r>
-      <w:r>
-        <w:rPr>
-          <w:rFonts w:ascii="맑은 고딕" w:hAnsi="맑은 고딕" w:eastAsia="맑은 고딕"/>
-          <w:b w:val="0"/>
-          <w:sz w:val="17"/>
-          <w:u w:val="none"/>
-        </w:rPr>
-        <w:t xml:space="preserve"> 것은? [3.0점]</w:t>
+        <w:t xml:space="preserve"> 윗글의 제목으로 가장 적절한 것은? [2.9점]</w:t>
       </w:r>
     </w:p>
     <w:p>
@@ -1976,7 +2368,112 @@
           <w:sz w:val="17"/>
           <w:u w:val="none"/>
         </w:rPr>
-        <w:t>Rome was said to have been a melting pot from the very start. The historian Livy claimed the city’s original population was comprised of immigrants flooding in from all directions, attracted by Romulus’s ①</w:t>
+        <w:t>Rome was said to have been a melting pot from the very start. The historian Livy claimed the city’s original population was comprised of immigrants flooding in from all directions, attracted by Romulus’s deliberate policy of nondiscrimination. It was this initial openness, Livy asserts, that laid the foundations for the later strength and success of the city. Romans described their city as multicultural in the generations after its foundation. Tradition held that only a minority of the city’s legendary kings were Roman-born, with the others all arriving as immigrants before being chosen for the throne for their virtues and merits. As the empire expanded across three continents, Rome eagerly adopted new cultural influences and absorbed incoming groups — perhaps a little too eagerly for some, who, like the poet Juvenal, complained about the rapid rate of cultural change.</w:t>
+      </w:r>
+    </w:p>
+    <w:p>
+      <w:pPr>
+        <w:spacing w:before="0" w:after="0" w:line="269" w:lineRule="auto"/>
+        <w:ind w:left="180" w:hanging="180"/>
+        <w:snapToGrid w:val="0"/>
+      </w:pPr>
+      <w:r>
+        <w:rPr>
+          <w:rFonts w:ascii="맑은 고딕" w:hAnsi="맑은 고딕" w:eastAsia="맑은 고딕"/>
+          <w:b w:val="0"/>
+          <w:sz w:val="17"/>
+          <w:u w:val="none"/>
+        </w:rPr>
+        <w:t>① Why Rome Closed Its Gates to Foreign Influences</w:t>
+      </w:r>
+    </w:p>
+    <w:p>
+      <w:pPr>
+        <w:spacing w:before="0" w:after="0" w:line="269" w:lineRule="auto"/>
+        <w:ind w:left="180" w:hanging="180"/>
+        <w:snapToGrid w:val="0"/>
+      </w:pPr>
+      <w:r>
+        <w:rPr>
+          <w:rFonts w:ascii="맑은 고딕" w:hAnsi="맑은 고딕" w:eastAsia="맑은 고딕"/>
+          <w:b w:val="0"/>
+          <w:sz w:val="17"/>
+          <w:u w:val="none"/>
+        </w:rPr>
+        <w:t>② Open Doors: Rome as a City of Newcomers from the Start</w:t>
+      </w:r>
+    </w:p>
+    <w:p>
+      <w:pPr>
+        <w:spacing w:before="0" w:after="0" w:line="269" w:lineRule="auto"/>
+        <w:ind w:left="180" w:hanging="180"/>
+        <w:snapToGrid w:val="0"/>
+      </w:pPr>
+      <w:r>
+        <w:rPr>
+          <w:rFonts w:ascii="맑은 고딕" w:hAnsi="맑은 고딕" w:eastAsia="맑은 고딕"/>
+          <w:b w:val="0"/>
+          <w:sz w:val="17"/>
+          <w:u w:val="none"/>
+        </w:rPr>
+        <w:t>③ How Romulus Built the Walls of Rome</w:t>
+      </w:r>
+    </w:p>
+    <w:p>
+      <w:pPr>
+        <w:spacing w:before="0" w:after="0" w:line="269" w:lineRule="auto"/>
+        <w:ind w:left="180" w:hanging="180"/>
+        <w:snapToGrid w:val="0"/>
+      </w:pPr>
+      <w:r>
+        <w:rPr>
+          <w:rFonts w:ascii="맑은 고딕" w:hAnsi="맑은 고딕" w:eastAsia="맑은 고딕"/>
+          <w:b w:val="0"/>
+          <w:sz w:val="17"/>
+          <w:u w:val="none"/>
+        </w:rPr>
+        <w:t>④ A Poet Who Changed the Course of Roman Culture</w:t>
+      </w:r>
+    </w:p>
+    <w:p>
+      <w:pPr>
+        <w:spacing w:before="0" w:after="0" w:line="269" w:lineRule="auto"/>
+        <w:ind w:left="180" w:hanging="180"/>
+        <w:snapToGrid w:val="0"/>
+      </w:pPr>
+      <w:r>
+        <w:rPr>
+          <w:rFonts w:ascii="맑은 고딕" w:hAnsi="맑은 고딕" w:eastAsia="맑은 고딕"/>
+          <w:b w:val="0"/>
+          <w:sz w:val="17"/>
+          <w:u w:val="none"/>
+        </w:rPr>
+        <w:t>⑤ Immigration as the Main Cause of Rome’s Decline</w:t>
+      </w:r>
+    </w:p>
+    <w:p>
+      <w:pPr>
+        <w:keepNext/>
+        <w:spacing w:before="80" w:after="20" w:line="276" w:lineRule="auto"/>
+        <w:snapToGrid w:val="0"/>
+      </w:pPr>
+      <w:r>
+        <w:rPr>
+          <w:rFonts w:ascii="맑은 고딕" w:hAnsi="맑은 고딕" w:eastAsia="맑은 고딕"/>
+          <w:b/>
+          <w:sz w:val="17"/>
+          <w:u w:val="none"/>
+        </w:rPr>
+        <w:t>23-7.</w:t>
+      </w:r>
+      <w:r>
+        <w:rPr>
+          <w:rFonts w:ascii="맑은 고딕" w:hAnsi="맑은 고딕" w:eastAsia="맑은 고딕"/>
+          <w:b w:val="0"/>
+          <w:sz w:val="17"/>
+          <w:u w:val="none"/>
+        </w:rPr>
+        <w:t xml:space="preserve"> 다음 글에서 전체 흐름과 관계 </w:t>
       </w:r>
       <w:r>
         <w:rPr>
@@ -1985,7 +2482,7 @@
           <w:sz w:val="17"/>
           <w:u w:val="single"/>
         </w:rPr>
-        <w:t>deliberate</w:t>
+        <w:t>없는</w:t>
       </w:r>
       <w:r>
         <w:rPr>
@@ -1994,122 +2491,7 @@
           <w:sz w:val="17"/>
           <w:u w:val="none"/>
         </w:rPr>
-        <w:t xml:space="preserve"> policy of nondiscrimination. It was this initial openness, Livy asserts, that laid the foundations for the ②</w:t>
-      </w:r>
-      <w:r>
-        <w:rPr>
-          <w:rFonts w:ascii="맑은 고딕" w:hAnsi="맑은 고딕" w:eastAsia="맑은 고딕"/>
-          <w:b w:val="0"/>
-          <w:sz w:val="17"/>
-          <w:u w:val="single"/>
-        </w:rPr>
-        <w:t>later</w:t>
-      </w:r>
-      <w:r>
-        <w:rPr>
-          <w:rFonts w:ascii="맑은 고딕" w:hAnsi="맑은 고딕" w:eastAsia="맑은 고딕"/>
-          <w:b w:val="0"/>
-          <w:sz w:val="17"/>
-          <w:u w:val="none"/>
-        </w:rPr>
-        <w:t xml:space="preserve"> strength and success of the city. Romans described their city as multicultural in the generations after its foundation. Tradition held that only a ③</w:t>
-      </w:r>
-      <w:r>
-        <w:rPr>
-          <w:rFonts w:ascii="맑은 고딕" w:hAnsi="맑은 고딕" w:eastAsia="맑은 고딕"/>
-          <w:b w:val="0"/>
-          <w:sz w:val="17"/>
-          <w:u w:val="single"/>
-        </w:rPr>
-        <w:t>majority</w:t>
-      </w:r>
-      <w:r>
-        <w:rPr>
-          <w:rFonts w:ascii="맑은 고딕" w:hAnsi="맑은 고딕" w:eastAsia="맑은 고딕"/>
-          <w:b w:val="0"/>
-          <w:sz w:val="17"/>
-          <w:u w:val="none"/>
-        </w:rPr>
-        <w:t xml:space="preserve"> of the city’s legendary kings were Roman-born, with the others all arriving as immigrants before being chosen for the throne for their virtues and merits. As the empire expanded across three continents, Rome ④</w:t>
-      </w:r>
-      <w:r>
-        <w:rPr>
-          <w:rFonts w:ascii="맑은 고딕" w:hAnsi="맑은 고딕" w:eastAsia="맑은 고딕"/>
-          <w:b w:val="0"/>
-          <w:sz w:val="17"/>
-          <w:u w:val="single"/>
-        </w:rPr>
-        <w:t>eagerly</w:t>
-      </w:r>
-      <w:r>
-        <w:rPr>
-          <w:rFonts w:ascii="맑은 고딕" w:hAnsi="맑은 고딕" w:eastAsia="맑은 고딕"/>
-          <w:b w:val="0"/>
-          <w:sz w:val="17"/>
-          <w:u w:val="none"/>
-        </w:rPr>
-        <w:t xml:space="preserve"> adopted new cultural influences and absorbed incoming groups — perhaps a little too eagerly for some, who, like the poet Juvenal, complained about the ⑤</w:t>
-      </w:r>
-      <w:r>
-        <w:rPr>
-          <w:rFonts w:ascii="맑은 고딕" w:hAnsi="맑은 고딕" w:eastAsia="맑은 고딕"/>
-          <w:b w:val="0"/>
-          <w:sz w:val="17"/>
-          <w:u w:val="single"/>
-        </w:rPr>
-        <w:t>rapid</w:t>
-      </w:r>
-      <w:r>
-        <w:rPr>
-          <w:rFonts w:ascii="맑은 고딕" w:hAnsi="맑은 고딕" w:eastAsia="맑은 고딕"/>
-          <w:b w:val="0"/>
-          <w:sz w:val="17"/>
-          <w:u w:val="none"/>
-        </w:rPr>
-        <w:t xml:space="preserve"> rate of cultural change.</w:t>
-      </w:r>
-    </w:p>
-    <w:p>
-      <w:pPr>
-        <w:keepNext/>
-        <w:spacing w:before="80" w:after="20" w:line="276" w:lineRule="auto"/>
-        <w:snapToGrid w:val="0"/>
-      </w:pPr>
-      <w:r>
-        <w:rPr>
-          <w:rFonts w:ascii="맑은 고딕" w:hAnsi="맑은 고딕" w:eastAsia="맑은 고딕"/>
-          <w:b/>
-          <w:sz w:val="17"/>
-          <w:u w:val="none"/>
-        </w:rPr>
-        <w:t>23-5.</w:t>
-      </w:r>
-      <w:r>
-        <w:rPr>
-          <w:rFonts w:ascii="맑은 고딕" w:hAnsi="맑은 고딕" w:eastAsia="맑은 고딕"/>
-          <w:b w:val="0"/>
-          <w:sz w:val="17"/>
-          <w:u w:val="none"/>
-        </w:rPr>
-        <w:t xml:space="preserve"> 다음 글에 대한 &lt;보기&gt;의 설명 중 옳은 것만을 </w:t>
-      </w:r>
-      <w:r>
-        <w:rPr>
-          <w:rFonts w:ascii="맑은 고딕" w:hAnsi="맑은 고딕" w:eastAsia="맑은 고딕"/>
-          <w:b/>
-          <w:sz w:val="17"/>
-          <w:u w:val="none"/>
-        </w:rPr>
-        <w:t>있는 대로</w:t>
-      </w:r>
-      <w:r>
-        <w:rPr>
-          <w:rFonts w:ascii="맑은 고딕" w:hAnsi="맑은 고딕" w:eastAsia="맑은 고딕"/>
-          <w:b w:val="0"/>
-          <w:sz w:val="17"/>
-          <w:u w:val="none"/>
-        </w:rPr>
-        <w:t xml:space="preserve"> 고른 것은? [3.3점]</w:t>
+        <w:t xml:space="preserve"> 문장은? [3.0점]</w:t>
       </w:r>
     </w:p>
     <w:p>
@@ -2132,8 +2514,49 @@
           <w:sz w:val="17"/>
           <w:u w:val="none"/>
         </w:rPr>
-        <w:t>From the very start, Rome was reputed to be a melting pot. According to the historian Livy, the first Romans were immigrants who had flooded in from all directions, ⓐ</w:t>
-      </w:r>
+        <w:t>Rome was said to have been a melting pot from the very start. ① The historian Livy claimed the city’s original population was comprised of immigrants flooding in from all directions, attracted by Romulus’s deliberate policy of nondiscrimination. ② It was this initial openness, Livy asserts, that laid the foundations for the later strength and success of the city. ③ Many Roman-born citizens took great pride in the city’s public baths and theaters. ④ Romans described their city as multicultural in the generations after its foundation. ⑤ Tradition held that only a minority of the city’s legendary kings were Roman-born, with the others all arriving as immigrants before being chosen for the throne for their virtues and merits.</w:t>
+      </w:r>
+    </w:p>
+    <w:p>
+      <w:pPr>
+        <w:spacing w:before="0" w:after="20" w:line="276" w:lineRule="auto"/>
+        <w:ind w:left="80"/>
+        <w:snapToGrid w:val="0"/>
+      </w:pPr>
+      <w:r>
+        <w:rPr>
+          <w:rFonts w:ascii="맑은 고딕" w:hAnsi="맑은 고딕" w:eastAsia="맑은 고딕"/>
+          <w:b w:val="0"/>
+          <w:sz w:val="17"/>
+          <w:u w:val="none"/>
+        </w:rPr>
+        <w:t>① ①    ② ②    ③ ③    ④ ④    ⑤ ⑤</w:t>
+      </w:r>
+    </w:p>
+    <w:p>
+      <w:pPr>
+        <w:keepNext/>
+        <w:spacing w:before="80" w:after="40" w:line="276" w:lineRule="auto"/>
+        <w:snapToGrid w:val="0"/>
+        <w:shd w:val="clear" w:color="auto" w:fill="8A3A12"/>
+      </w:pPr>
+      <w:r>
+        <w:rPr>
+          <w:rFonts w:ascii="맑은 고딕" w:hAnsi="맑은 고딕" w:eastAsia="맑은 고딕"/>
+          <w:b/>
+          <w:color w:val="FFFFFF"/>
+          <w:sz w:val="17"/>
+          <w:u w:val="none"/>
+        </w:rPr>
+        <w:t>서답형  23-서1 ~ 23-서2</w:t>
+      </w:r>
+    </w:p>
+    <w:p>
+      <w:pPr>
+        <w:keepNext/>
+        <w:spacing w:before="80" w:after="20" w:line="276" w:lineRule="auto"/>
+        <w:snapToGrid w:val="0"/>
+      </w:pPr>
       <w:r>
         <w:rPr>
           <w:rFonts w:ascii="맑은 고딕" w:hAnsi="맑은 고딕" w:eastAsia="맑은 고딕"/>
@@ -2141,7 +2564,7 @@
           <w:sz w:val="17"/>
           <w:u w:val="none"/>
         </w:rPr>
-        <w:t>[ drawn / drawing ]</w:t>
+        <w:t>23-서1.</w:t>
       </w:r>
       <w:r>
         <w:rPr>
@@ -2150,7 +2573,7 @@
           <w:sz w:val="17"/>
           <w:u w:val="none"/>
         </w:rPr>
-        <w:t xml:space="preserve"> by a founder who deliberately refused to discriminate. Later Romans kept this image alive: tradition held that most of the legendary kings were outsiders ⓑ</w:t>
+        <w:t xml:space="preserve"> 다음 글의 내용을 요약하고자 한다. 빈칸 (1)~(3)에 들어갈 말을 본문에서 찾아 </w:t>
       </w:r>
       <w:r>
         <w:rPr>
@@ -2159,7 +2582,7 @@
           <w:sz w:val="17"/>
           <w:u w:val="single"/>
         </w:rPr>
-        <w:t>chosen for the throne on the strength of their virtues and merits</w:t>
+        <w:t>반드시 변형하여</w:t>
       </w:r>
       <w:r>
         <w:rPr>
@@ -2168,7 +2591,53 @@
           <w:sz w:val="17"/>
           <w:u w:val="none"/>
         </w:rPr>
-        <w:t>. Even when the empire stretched over three continents, the city went on absorbing new groups and customs, although critics such as the poet Juvenal felt the change was coming too fast.</w:t>
+        <w:t xml:space="preserve"> 쓰시오. (한 칸에 한 단어) [각 1점, 총 3점] [3.0점]</w:t>
+      </w:r>
+    </w:p>
+    <w:p>
+      <w:pPr>
+        <w:spacing w:before="0" w:after="60" w:line="288" w:lineRule="auto"/>
+        <w:ind w:left="40"/>
+        <w:snapToGrid w:val="0"/>
+        <w:pBdr>
+          <w:top w:val="single" w:sz="4" w:space="2" w:color="999999"/>
+          <w:left w:val="single" w:sz="4" w:space="2" w:color="999999"/>
+          <w:bottom w:val="single" w:sz="4" w:space="2" w:color="999999"/>
+          <w:right w:val="single" w:sz="4" w:space="2" w:color="999999"/>
+        </w:pBdr>
+        <w:shd w:val="clear" w:color="auto" w:fill="F6F3EA"/>
+      </w:pPr>
+      <w:r>
+        <w:rPr>
+          <w:rFonts w:ascii="맑은 고딕" w:hAnsi="맑은 고딕" w:eastAsia="맑은 고딕"/>
+          <w:b w:val="0"/>
+          <w:sz w:val="17"/>
+          <w:u w:val="none"/>
+        </w:rPr>
+        <w:t>Rome was said to have been a melting pot from the very start. The historian Livy claimed the city’s original population was comprised of immigrants flooding in from all directions, attracted by Romulus’s deliberate policy of nondiscrimination. It was this initial openness, Livy asserts, that laid the foundations for the later strength and success of the city. Romans described their city as multicultural in the generations after its foundation. Tradition held that only a minority of the city’s legendary kings were Roman-born, with the others all arriving as immigrants before being chosen for the throne for their virtues and merits. As the empire expanded across three continents, Rome eagerly adopted new cultural influences and absorbed incoming groups — perhaps a little too eagerly for some, who, like the poet Juvenal, complained about the rapid rate of cultural change.</w:t>
+      </w:r>
+    </w:p>
+    <w:p>
+      <w:pPr>
+        <w:spacing w:before="0" w:after="60" w:line="288" w:lineRule="auto"/>
+        <w:ind w:left="40"/>
+        <w:snapToGrid w:val="0"/>
+        <w:pBdr>
+          <w:top w:val="single" w:sz="4" w:space="2" w:color="C99B4E"/>
+          <w:left w:val="single" w:sz="4" w:space="2" w:color="C99B4E"/>
+          <w:bottom w:val="single" w:sz="4" w:space="2" w:color="C99B4E"/>
+          <w:right w:val="single" w:sz="4" w:space="2" w:color="C99B4E"/>
+        </w:pBdr>
+        <w:shd w:val="clear" w:color="auto" w:fill="FFF8E1"/>
+      </w:pPr>
+      <w:r>
+        <w:rPr>
+          <w:rFonts w:ascii="맑은 고딕" w:hAnsi="맑은 고딕" w:eastAsia="맑은 고딕"/>
+          <w:b w:val="0"/>
+          <w:sz w:val="17"/>
+          <w:u w:val="none"/>
+        </w:rPr>
+        <w:t>Rome was (1) ________ open to newcomers from its (2) ________, and Livy believed this openness was what made the city (3) ________.</w:t>
       </w:r>
     </w:p>
     <w:p>
@@ -2191,7 +2660,30 @@
           <w:sz w:val="17"/>
           <w:u w:val="none"/>
         </w:rPr>
-        <w:t>&lt;보 기&gt;</w:t>
+        <w:t>&lt;조 건&gt;</w:t>
+      </w:r>
+    </w:p>
+    <w:p>
+      <w:pPr>
+        <w:spacing w:before="0" w:after="0" w:line="288" w:lineRule="auto"/>
+        <w:ind w:left="40"/>
+        <w:snapToGrid w:val="0"/>
+        <w:pBdr>
+          <w:top w:val="single" w:sz="4" w:space="2" w:color="9B6BD0"/>
+          <w:left w:val="single" w:sz="4" w:space="2" w:color="9B6BD0"/>
+          <w:bottom w:val="single" w:sz="4" w:space="2" w:color="9B6BD0"/>
+          <w:right w:val="single" w:sz="4" w:space="2" w:color="9B6BD0"/>
+        </w:pBdr>
+        <w:shd w:val="clear" w:color="auto" w:fill="FAF5FF"/>
+      </w:pPr>
+      <w:r>
+        <w:rPr>
+          <w:rFonts w:ascii="맑은 고딕" w:hAnsi="맑은 고딕" w:eastAsia="맑은 고딕"/>
+          <w:b w:val="0"/>
+          <w:sz w:val="17"/>
+          <w:u w:val="none"/>
+        </w:rPr>
+        <w:t>1. 본문의 단어를 반드시 변형(품사·어형)하여 쓸 것 — 본문 형태 그대로 쓰면 0점</w:t>
       </w:r>
     </w:p>
     <w:p>
@@ -2214,13 +2706,12 @@
           <w:sz w:val="17"/>
           <w:u w:val="none"/>
         </w:rPr>
-        <w:t>(A) 윗글에서 Livy와 Juvenal은 모두 로마의 개방성을 긍정적으로 평가한 인물로 분류된다.</w:t>
+        <w:t>2. 답안지에 소문항 번호를 정확하게 기입할 것  예) 1-(1) 1-(2) 1-(3)</w:t>
       </w:r>
     </w:p>
     <w:p>
       <w:pPr>
-        <w:spacing w:before="0" w:after="20" w:line="276" w:lineRule="auto"/>
-        <w:ind w:left="80"/>
+        <w:spacing w:before="0" w:after="40" w:line="360" w:lineRule="auto"/>
         <w:snapToGrid w:val="0"/>
       </w:pPr>
       <w:r>
@@ -2230,7 +2721,7 @@
           <w:sz w:val="17"/>
           <w:u w:val="none"/>
         </w:rPr>
-        <w:t>① (A), (B)    ② (B), (C)    ③ (C), (D)    ④ (A), (B), (C)    ⑤ (B), (C), (D)</w:t>
+        <w:t>(1) ______________   (2) ______________   (3) ______________</w:t>
       </w:r>
     </w:p>
     <w:p>
@@ -2246,7 +2737,7 @@
           <w:sz w:val="17"/>
           <w:u w:val="none"/>
         </w:rPr>
-        <w:t>23-6.</w:t>
+        <w:t>23-서2.</w:t>
       </w:r>
       <w:r>
         <w:rPr>
@@ -2255,25 +2746,7 @@
           <w:sz w:val="17"/>
           <w:u w:val="none"/>
         </w:rPr>
-        <w:t xml:space="preserve"> 다음 글의 내용과 일치하지 </w:t>
-      </w:r>
-      <w:r>
-        <w:rPr>
-          <w:rFonts w:ascii="맑은 고딕" w:hAnsi="맑은 고딕" w:eastAsia="맑은 고딕"/>
-          <w:b/>
-          <w:sz w:val="17"/>
-          <w:u w:val="none"/>
-        </w:rPr>
-        <w:t>않는</w:t>
-      </w:r>
-      <w:r>
-        <w:rPr>
-          <w:rFonts w:ascii="맑은 고딕" w:hAnsi="맑은 고딕" w:eastAsia="맑은 고딕"/>
-          <w:b w:val="0"/>
-          <w:sz w:val="17"/>
-          <w:u w:val="none"/>
-        </w:rPr>
-        <w:t xml:space="preserve"> 것은? [2.7점]</w:t>
+        <w:t xml:space="preserve"> 다음 글의 밑줄 친 문장과 같은 뜻이 되도록 &lt;보기&gt;의 표현을 모두 사용하여 &lt;조건&gt;에 맞게 영작하시오. [3점] [3.0점]</w:t>
       </w:r>
     </w:p>
     <w:p>
@@ -2296,15 +2769,40 @@
           <w:sz w:val="17"/>
           <w:u w:val="none"/>
         </w:rPr>
-        <w:t>Rome was said to have been a melting pot from the very start. According to the historian Livy, the city’s original population consisted of immigrants who flooded in from all directions, attracted by Romulus’s deliberate policy of nondiscrimination, and it was this initial openness that laid the foundations for the city’s later strength and success. Tradition held that many of the legendary kings arrived as immigrants and were then chosen for the throne for their virtues and merits. As the empire expanded across three continents, Rome eagerly adopted new cultural influences — a little too eagerly for some, who complained about the rapid rate of cultural change.</w:t>
+        <w:t xml:space="preserve">The historian Livy claimed the city’s original population was comprised of immigrants flooding in from all directions. </w:t>
+      </w:r>
+      <w:r>
+        <w:rPr>
+          <w:rFonts w:ascii="맑은 고딕" w:hAnsi="맑은 고딕" w:eastAsia="맑은 고딕"/>
+          <w:b w:val="0"/>
+          <w:sz w:val="17"/>
+          <w:u w:val="single"/>
+        </w:rPr>
+        <w:t>It was this initial openness, Livy asserts, that laid the foundations for the later strength and success of the city.</w:t>
       </w:r>
     </w:p>
     <w:p>
       <w:pPr>
-        <w:spacing w:before="0" w:after="0" w:line="269" w:lineRule="auto"/>
-        <w:ind w:left="180" w:hanging="180"/>
+        <w:spacing w:before="0" w:after="60" w:line="288" w:lineRule="auto"/>
+        <w:ind w:left="40"/>
         <w:snapToGrid w:val="0"/>
-      </w:pPr>
+        <w:pBdr>
+          <w:top w:val="single" w:sz="4" w:space="2" w:color="9B6BD0"/>
+          <w:left w:val="single" w:sz="4" w:space="2" w:color="9B6BD0"/>
+          <w:bottom w:val="single" w:sz="4" w:space="2" w:color="9B6BD0"/>
+          <w:right w:val="single" w:sz="4" w:space="2" w:color="9B6BD0"/>
+        </w:pBdr>
+        <w:shd w:val="clear" w:color="auto" w:fill="FAF5FF"/>
+      </w:pPr>
+      <w:r>
+        <w:rPr>
+          <w:rFonts w:ascii="맑은 고딕" w:hAnsi="맑은 고딕" w:eastAsia="맑은 고딕"/>
+          <w:b/>
+          <w:sz w:val="17"/>
+          <w:u w:val="none"/>
+        </w:rPr>
+        <w:t>&lt;보 기&gt;</w:t>
+      </w:r>
       <w:r>
         <w:rPr>
           <w:rFonts w:ascii="맑은 고딕" w:hAnsi="맑은 고딕" w:eastAsia="맑은 고딕"/>
@@ -2312,14 +2810,44 @@
           <w:sz w:val="17"/>
           <w:u w:val="none"/>
         </w:rPr>
-        <w:t>① Livy held that the earliest inhabitants of Rome had come from elsewhere.</w:t>
+        <w:t xml:space="preserve"> what / lay / the foundations / for / the later strength and success / of the city / was / this initial openness</w:t>
       </w:r>
     </w:p>
     <w:p>
       <w:pPr>
-        <w:spacing w:before="0" w:after="0" w:line="269" w:lineRule="auto"/>
-        <w:ind w:left="180" w:hanging="180"/>
+        <w:spacing w:before="0" w:after="0" w:line="288" w:lineRule="auto"/>
+        <w:ind w:left="40"/>
         <w:snapToGrid w:val="0"/>
+        <w:pBdr>
+          <w:top w:val="single" w:sz="4" w:space="2" w:color="9B6BD0"/>
+          <w:left w:val="single" w:sz="4" w:space="2" w:color="9B6BD0"/>
+          <w:bottom w:val="single" w:sz="4" w:space="2" w:color="9B6BD0"/>
+          <w:right w:val="single" w:sz="4" w:space="2" w:color="9B6BD0"/>
+        </w:pBdr>
+        <w:shd w:val="clear" w:color="auto" w:fill="FAF5FF"/>
+      </w:pPr>
+      <w:r>
+        <w:rPr>
+          <w:rFonts w:ascii="맑은 고딕" w:hAnsi="맑은 고딕" w:eastAsia="맑은 고딕"/>
+          <w:b/>
+          <w:sz w:val="17"/>
+          <w:u w:val="none"/>
+        </w:rPr>
+        <w:t>&lt;조 건&gt;</w:t>
+      </w:r>
+    </w:p>
+    <w:p>
+      <w:pPr>
+        <w:spacing w:before="0" w:after="0" w:line="288" w:lineRule="auto"/>
+        <w:ind w:left="40"/>
+        <w:snapToGrid w:val="0"/>
+        <w:pBdr>
+          <w:top w:val="single" w:sz="4" w:space="2" w:color="9B6BD0"/>
+          <w:left w:val="single" w:sz="4" w:space="2" w:color="9B6BD0"/>
+          <w:bottom w:val="single" w:sz="4" w:space="2" w:color="9B6BD0"/>
+          <w:right w:val="single" w:sz="4" w:space="2" w:color="9B6BD0"/>
+        </w:pBdr>
+        <w:shd w:val="clear" w:color="auto" w:fill="FAF5FF"/>
       </w:pPr>
       <w:r>
         <w:rPr>
@@ -2328,14 +2856,21 @@
           <w:sz w:val="17"/>
           <w:u w:val="none"/>
         </w:rPr>
-        <w:t>② The policy of nondiscrimination is described as an intentional choice.</w:t>
+        <w:t>1. &lt;보기&gt;의 표현을 모두 한 번씩만 사용하고 다른 단어를 추가하지 말 것</w:t>
       </w:r>
     </w:p>
     <w:p>
       <w:pPr>
-        <w:spacing w:before="0" w:after="0" w:line="269" w:lineRule="auto"/>
-        <w:ind w:left="180" w:hanging="180"/>
+        <w:spacing w:before="0" w:after="0" w:line="288" w:lineRule="auto"/>
+        <w:ind w:left="40"/>
         <w:snapToGrid w:val="0"/>
+        <w:pBdr>
+          <w:top w:val="single" w:sz="4" w:space="2" w:color="9B6BD0"/>
+          <w:left w:val="single" w:sz="4" w:space="2" w:color="9B6BD0"/>
+          <w:bottom w:val="single" w:sz="4" w:space="2" w:color="9B6BD0"/>
+          <w:right w:val="single" w:sz="4" w:space="2" w:color="9B6BD0"/>
+        </w:pBdr>
+        <w:shd w:val="clear" w:color="auto" w:fill="FAF5FF"/>
       </w:pPr>
       <w:r>
         <w:rPr>
@@ -2344,14 +2879,21 @@
           <w:sz w:val="17"/>
           <w:u w:val="none"/>
         </w:rPr>
-        <w:t>③ Livy saw the city’s later strength as the origin of its open attitude.</w:t>
+        <w:t>2. &lt;보기&gt;의 동사 중 1개는 문맥에 맞게 어형을 바꿀 것</w:t>
       </w:r>
     </w:p>
     <w:p>
       <w:pPr>
-        <w:spacing w:before="0" w:after="0" w:line="269" w:lineRule="auto"/>
-        <w:ind w:left="180" w:hanging="180"/>
+        <w:spacing w:before="0" w:after="0" w:line="288" w:lineRule="auto"/>
+        <w:ind w:left="40"/>
         <w:snapToGrid w:val="0"/>
+        <w:pBdr>
+          <w:top w:val="single" w:sz="4" w:space="2" w:color="9B6BD0"/>
+          <w:left w:val="single" w:sz="4" w:space="2" w:color="9B6BD0"/>
+          <w:bottom w:val="single" w:sz="4" w:space="2" w:color="9B6BD0"/>
+          <w:right w:val="single" w:sz="4" w:space="2" w:color="9B6BD0"/>
+        </w:pBdr>
+        <w:shd w:val="clear" w:color="auto" w:fill="FAF5FF"/>
       </w:pPr>
       <w:r>
         <w:rPr>
@@ -2360,14 +2902,21 @@
           <w:sz w:val="17"/>
           <w:u w:val="none"/>
         </w:rPr>
-        <w:t>④ Kings who came as immigrants were said to have been selected for their qualities.</w:t>
+        <w:t>3. ‘According to Livy,’ 뒤에 관계대명사 what이 이끄는 주어로 시작할 것</w:t>
       </w:r>
     </w:p>
     <w:p>
       <w:pPr>
-        <w:spacing w:before="0" w:after="0" w:line="269" w:lineRule="auto"/>
-        <w:ind w:left="180" w:hanging="180"/>
+        <w:spacing w:before="0" w:after="0" w:line="288" w:lineRule="auto"/>
+        <w:ind w:left="40"/>
         <w:snapToGrid w:val="0"/>
+        <w:pBdr>
+          <w:top w:val="single" w:sz="4" w:space="2" w:color="9B6BD0"/>
+          <w:left w:val="single" w:sz="4" w:space="2" w:color="9B6BD0"/>
+          <w:bottom w:val="single" w:sz="4" w:space="2" w:color="9B6BD0"/>
+          <w:right w:val="single" w:sz="4" w:space="2" w:color="9B6BD0"/>
+        </w:pBdr>
+        <w:shd w:val="clear" w:color="auto" w:fill="FAF5FF"/>
       </w:pPr>
       <w:r>
         <w:rPr>
@@ -2376,7 +2925,63 @@
           <w:sz w:val="17"/>
           <w:u w:val="none"/>
         </w:rPr>
-        <w:t>⑤ Not everyone welcomed the speed at which Roman culture was changing.</w:t>
+        <w:t>4. ‘According to Livy,’를 제외하고 총 17단어로 쓸 것</w:t>
+      </w:r>
+    </w:p>
+    <w:p>
+      <w:pPr>
+        <w:spacing w:before="0" w:after="60" w:line="288" w:lineRule="auto"/>
+        <w:ind w:left="40"/>
+        <w:snapToGrid w:val="0"/>
+        <w:pBdr>
+          <w:top w:val="single" w:sz="4" w:space="2" w:color="9B6BD0"/>
+          <w:left w:val="single" w:sz="4" w:space="2" w:color="9B6BD0"/>
+          <w:bottom w:val="single" w:sz="4" w:space="2" w:color="9B6BD0"/>
+          <w:right w:val="single" w:sz="4" w:space="2" w:color="9B6BD0"/>
+        </w:pBdr>
+        <w:shd w:val="clear" w:color="auto" w:fill="FAF5FF"/>
+      </w:pPr>
+      <w:r>
+        <w:rPr>
+          <w:rFonts w:ascii="맑은 고딕" w:hAnsi="맑은 고딕" w:eastAsia="맑은 고딕"/>
+          <w:b w:val="0"/>
+          <w:sz w:val="17"/>
+          <w:u w:val="none"/>
+        </w:rPr>
+        <w:t>5. 답안지에 소문항 번호를 정확하게 기입할 것</w:t>
+      </w:r>
+    </w:p>
+    <w:p>
+      <w:pPr>
+        <w:spacing w:before="0" w:after="40" w:line="360" w:lineRule="auto"/>
+        <w:snapToGrid w:val="0"/>
+      </w:pPr>
+      <w:r>
+        <w:rPr>
+          <w:rFonts w:ascii="맑은 고딕" w:hAnsi="맑은 고딕" w:eastAsia="맑은 고딕"/>
+          <w:b w:val="0"/>
+          <w:sz w:val="17"/>
+          <w:u w:val="none"/>
+        </w:rPr>
+        <w:t>⇒ According to Livy, ______________________________________________________________ .</w:t>
+      </w:r>
+    </w:p>
+    <w:p>
+      <w:pPr>
+        <w:keepNext/>
+        <w:spacing w:before="80" w:after="40" w:line="276" w:lineRule="auto"/>
+        <w:snapToGrid w:val="0"/>
+        <w:shd w:val="clear" w:color="auto" w:fill="6B21A8"/>
+      </w:pPr>
+      <w:r>
+        <w:rPr>
+          <w:rFonts w:ascii="맑은 고딕" w:hAnsi="맑은 고딕" w:eastAsia="맑은 고딕"/>
+          <w:b/>
+          <w:color w:val="FFFFFF"/>
+          <w:sz w:val="17"/>
+          <w:u w:val="none"/>
+        </w:rPr>
+        <w:t>[지문 구조]  ※ 앞 문항을 모두 푼 뒤에 풀 것</w:t>
       </w:r>
     </w:p>
     <w:p>
@@ -2392,7 +2997,7 @@
           <w:sz w:val="17"/>
           <w:u w:val="none"/>
         </w:rPr>
-        <w:t>23-7.</w:t>
+        <w:t>23-8.</w:t>
       </w:r>
       <w:r>
         <w:rPr>
@@ -2401,17 +3006,22 @@
           <w:sz w:val="17"/>
           <w:u w:val="none"/>
         </w:rPr>
-        <w:t xml:space="preserve"> 다음 글을 읽고 답할 수 </w:t>
-      </w:r>
-      <w:r>
-        <w:rPr>
-          <w:rFonts w:ascii="맑은 고딕" w:hAnsi="맑은 고딕" w:eastAsia="맑은 고딕"/>
-          <w:b/>
-          <w:sz w:val="17"/>
-          <w:u w:val="none"/>
-        </w:rPr>
-        <w:t>없는</w:t>
-      </w:r>
+        <w:t xml:space="preserve"> 주어진 글 다음에 이어질 글의 순서로 가장 적절한 것은? [2.7점]</w:t>
+      </w:r>
+    </w:p>
+    <w:p>
+      <w:pPr>
+        <w:spacing w:before="0" w:after="60" w:line="288" w:lineRule="auto"/>
+        <w:ind w:left="40"/>
+        <w:snapToGrid w:val="0"/>
+        <w:pBdr>
+          <w:top w:val="single" w:sz="4" w:space="2" w:color="C99B4E"/>
+          <w:left w:val="single" w:sz="4" w:space="2" w:color="C99B4E"/>
+          <w:bottom w:val="single" w:sz="4" w:space="2" w:color="C99B4E"/>
+          <w:right w:val="single" w:sz="4" w:space="2" w:color="C99B4E"/>
+        </w:pBdr>
+        <w:shd w:val="clear" w:color="auto" w:fill="FFF8E1"/>
+      </w:pPr>
       <w:r>
         <w:rPr>
           <w:rFonts w:ascii="맑은 고딕" w:hAnsi="맑은 고딕" w:eastAsia="맑은 고딕"/>
@@ -2419,7 +3029,53 @@
           <w:sz w:val="17"/>
           <w:u w:val="none"/>
         </w:rPr>
-        <w:t xml:space="preserve"> 질문은? [2.7점]</w:t>
+        <w:t>Rome was said to have been a melting pot from the very start.</w:t>
+      </w:r>
+    </w:p>
+    <w:p>
+      <w:pPr>
+        <w:spacing w:before="0" w:after="0" w:line="288" w:lineRule="auto"/>
+        <w:ind w:left="40"/>
+        <w:snapToGrid w:val="0"/>
+        <w:pBdr>
+          <w:top w:val="single" w:sz="4" w:space="2" w:color="999999"/>
+          <w:left w:val="single" w:sz="4" w:space="2" w:color="999999"/>
+          <w:bottom w:val="single" w:sz="4" w:space="2" w:color="999999"/>
+          <w:right w:val="single" w:sz="4" w:space="2" w:color="999999"/>
+        </w:pBdr>
+        <w:shd w:val="clear" w:color="auto" w:fill="F6F3EA"/>
+      </w:pPr>
+      <w:r>
+        <w:rPr>
+          <w:rFonts w:ascii="맑은 고딕" w:hAnsi="맑은 고딕" w:eastAsia="맑은 고딕"/>
+          <w:b w:val="0"/>
+          <w:sz w:val="17"/>
+          <w:u w:val="none"/>
+        </w:rPr>
+        <w:t>(A) As the empire expanded across three continents, Rome eagerly adopted new cultural influences and absorbed incoming groups — perhaps a little too eagerly for some, who, like the poet Juvenal, complained about the rapid rate of cultural change.</w:t>
+      </w:r>
+    </w:p>
+    <w:p>
+      <w:pPr>
+        <w:spacing w:before="0" w:after="0" w:line="288" w:lineRule="auto"/>
+        <w:ind w:left="40"/>
+        <w:snapToGrid w:val="0"/>
+        <w:pBdr>
+          <w:top w:val="single" w:sz="4" w:space="2" w:color="999999"/>
+          <w:left w:val="single" w:sz="4" w:space="2" w:color="999999"/>
+          <w:bottom w:val="single" w:sz="4" w:space="2" w:color="999999"/>
+          <w:right w:val="single" w:sz="4" w:space="2" w:color="999999"/>
+        </w:pBdr>
+        <w:shd w:val="clear" w:color="auto" w:fill="F6F3EA"/>
+      </w:pPr>
+      <w:r>
+        <w:rPr>
+          <w:rFonts w:ascii="맑은 고딕" w:hAnsi="맑은 고딕" w:eastAsia="맑은 고딕"/>
+          <w:b w:val="0"/>
+          <w:sz w:val="17"/>
+          <w:u w:val="none"/>
+        </w:rPr>
+        <w:t>(B) Romans described their city as multicultural in the generations after its foundation. Tradition held that only a minority of the city’s legendary kings were Roman-born, with the others all arriving as immigrants before being chosen for the throne for their virtues and merits.</w:t>
       </w:r>
     </w:p>
     <w:p>
@@ -2442,7 +3098,7 @@
           <w:sz w:val="17"/>
           <w:u w:val="none"/>
         </w:rPr>
-        <w:t>Rome was said to have been a melting pot from the very start. The historian Livy claimed that its original population was comprised of immigrants, attracted by Romulus’s deliberate policy of nondiscrimination. Romans went on describing their city as multicultural in the generations after its foundation. Tradition held that only a small number of the legendary kings were Roman-born; the rest arrived as immigrants and were chosen for the throne for their virtues and merits. As the empire expanded across three continents, Rome eagerly absorbed incoming groups, though some, like the poet Juvenal, complained about the rapid rate of cultural change.</w:t>
+        <w:t>(C) The historian Livy claimed the city’s original population was comprised of immigrants flooding in from all directions, attracted by Romulus’s deliberate policy of nondiscrimination. It was this initial openness, Livy asserts, that laid the foundations for the later strength and success of the city.</w:t>
       </w:r>
     </w:p>
     <w:p>
@@ -2458,7 +3114,7 @@
           <w:sz w:val="17"/>
           <w:u w:val="none"/>
         </w:rPr>
-        <w:t>① Who claimed that Rome’s original population was made up of immigrants?</w:t>
+        <w:t>① (A) - (C) - (B)</w:t>
       </w:r>
     </w:p>
     <w:p>
@@ -2474,7 +3130,7 @@
           <w:sz w:val="17"/>
           <w:u w:val="none"/>
         </w:rPr>
-        <w:t>② Across how many continents did the Roman empire expand?</w:t>
+        <w:t>② (B) - (A) - (C)</w:t>
       </w:r>
     </w:p>
     <w:p>
@@ -2490,7 +3146,7 @@
           <w:sz w:val="17"/>
           <w:u w:val="none"/>
         </w:rPr>
-        <w:t>③ On what basis were the immigrant kings said to have been chosen?</w:t>
+        <w:t>③ (B) - (C) - (A)</w:t>
       </w:r>
     </w:p>
     <w:p>
@@ -2506,7 +3162,7 @@
           <w:sz w:val="17"/>
           <w:u w:val="none"/>
         </w:rPr>
-        <w:t>④ How many legendary kings did Rome have in total?</w:t>
+        <w:t>④ (C) - (A) - (B)</w:t>
       </w:r>
     </w:p>
     <w:p>
@@ -2522,503 +3178,7 @@
           <w:sz w:val="17"/>
           <w:u w:val="none"/>
         </w:rPr>
-        <w:t>⑤ Who is mentioned as having complained about cultural change?</w:t>
-      </w:r>
-    </w:p>
-    <w:p>
-      <w:pPr>
-        <w:keepNext/>
-        <w:spacing w:before="80" w:after="40" w:line="276" w:lineRule="auto"/>
-        <w:snapToGrid w:val="0"/>
-        <w:shd w:val="clear" w:color="auto" w:fill="8A3A12"/>
-      </w:pPr>
-      <w:r>
-        <w:rPr>
-          <w:rFonts w:ascii="맑은 고딕" w:hAnsi="맑은 고딕" w:eastAsia="맑은 고딕"/>
-          <w:b/>
-          <w:color w:val="FFFFFF"/>
-          <w:sz w:val="17"/>
-          <w:u w:val="none"/>
-        </w:rPr>
-        <w:t>서답형  23-서1 ~ 23-서2</w:t>
-      </w:r>
-    </w:p>
-    <w:p>
-      <w:pPr>
-        <w:keepNext/>
-        <w:spacing w:before="80" w:after="20" w:line="276" w:lineRule="auto"/>
-        <w:snapToGrid w:val="0"/>
-      </w:pPr>
-      <w:r>
-        <w:rPr>
-          <w:rFonts w:ascii="맑은 고딕" w:hAnsi="맑은 고딕" w:eastAsia="맑은 고딕"/>
-          <w:b/>
-          <w:sz w:val="17"/>
-          <w:u w:val="none"/>
-        </w:rPr>
-        <w:t>23-서1.</w:t>
-      </w:r>
-      <w:r>
-        <w:rPr>
-          <w:rFonts w:ascii="맑은 고딕" w:hAnsi="맑은 고딕" w:eastAsia="맑은 고딕"/>
-          <w:b w:val="0"/>
-          <w:sz w:val="17"/>
-          <w:u w:val="none"/>
-        </w:rPr>
-        <w:t xml:space="preserve"> 다음 글의 밑줄 친 문장과 의미가 같도록 &lt;조건&gt;에 맞게 아래 문장을 완성하시오. [3.0점]</w:t>
-      </w:r>
-    </w:p>
-    <w:p>
-      <w:pPr>
-        <w:spacing w:before="0" w:after="60" w:line="288" w:lineRule="auto"/>
-        <w:ind w:left="40"/>
-        <w:snapToGrid w:val="0"/>
-        <w:pBdr>
-          <w:top w:val="single" w:sz="4" w:space="2" w:color="999999"/>
-          <w:left w:val="single" w:sz="4" w:space="2" w:color="999999"/>
-          <w:bottom w:val="single" w:sz="4" w:space="2" w:color="999999"/>
-          <w:right w:val="single" w:sz="4" w:space="2" w:color="999999"/>
-        </w:pBdr>
-        <w:shd w:val="clear" w:color="auto" w:fill="F6F3EA"/>
-      </w:pPr>
-      <w:r>
-        <w:rPr>
-          <w:rFonts w:ascii="맑은 고딕" w:hAnsi="맑은 고딕" w:eastAsia="맑은 고딕"/>
-          <w:b w:val="0"/>
-          <w:sz w:val="17"/>
-          <w:u w:val="single"/>
-        </w:rPr>
-        <w:t>Rome was said to have been a melting pot from the very start.</w:t>
-      </w:r>
-      <w:r>
-        <w:rPr>
-          <w:rFonts w:ascii="맑은 고딕" w:hAnsi="맑은 고딕" w:eastAsia="맑은 고딕"/>
-          <w:b w:val="0"/>
-          <w:sz w:val="17"/>
-          <w:u w:val="none"/>
-        </w:rPr>
-        <w:t xml:space="preserve"> The historian Livy claimed the city’s original population was comprised of immigrants flooding in from all directions.</w:t>
-      </w:r>
-    </w:p>
-    <w:p>
-      <w:pPr>
-        <w:spacing w:before="0" w:after="0" w:line="288" w:lineRule="auto"/>
-        <w:ind w:left="40"/>
-        <w:snapToGrid w:val="0"/>
-        <w:pBdr>
-          <w:top w:val="single" w:sz="4" w:space="2" w:color="9B6BD0"/>
-          <w:left w:val="single" w:sz="4" w:space="2" w:color="9B6BD0"/>
-          <w:bottom w:val="single" w:sz="4" w:space="2" w:color="9B6BD0"/>
-          <w:right w:val="single" w:sz="4" w:space="2" w:color="9B6BD0"/>
-        </w:pBdr>
-        <w:shd w:val="clear" w:color="auto" w:fill="FAF5FF"/>
-      </w:pPr>
-      <w:r>
-        <w:rPr>
-          <w:rFonts w:ascii="맑은 고딕" w:hAnsi="맑은 고딕" w:eastAsia="맑은 고딕"/>
-          <w:b/>
-          <w:sz w:val="17"/>
-          <w:u w:val="none"/>
-        </w:rPr>
-        <w:t>&lt;조 건&gt;</w:t>
-      </w:r>
-    </w:p>
-    <w:p>
-      <w:pPr>
-        <w:spacing w:before="0" w:after="60" w:line="288" w:lineRule="auto"/>
-        <w:ind w:left="40"/>
-        <w:snapToGrid w:val="0"/>
-        <w:pBdr>
-          <w:top w:val="single" w:sz="4" w:space="2" w:color="9B6BD0"/>
-          <w:left w:val="single" w:sz="4" w:space="2" w:color="9B6BD0"/>
-          <w:bottom w:val="single" w:sz="4" w:space="2" w:color="9B6BD0"/>
-          <w:right w:val="single" w:sz="4" w:space="2" w:color="9B6BD0"/>
-        </w:pBdr>
-        <w:shd w:val="clear" w:color="auto" w:fill="FAF5FF"/>
-      </w:pPr>
-      <w:r>
-        <w:rPr>
-          <w:rFonts w:ascii="맑은 고딕" w:hAnsi="맑은 고딕" w:eastAsia="맑은 고딕"/>
-          <w:b w:val="0"/>
-          <w:sz w:val="17"/>
-          <w:u w:val="none"/>
-        </w:rPr>
-        <w:t>1. 가주어 It과 접속사 that을 사용할 것</w:t>
-      </w:r>
-    </w:p>
-    <w:p>
-      <w:pPr>
-        <w:spacing w:before="0" w:after="40" w:line="360" w:lineRule="auto"/>
-        <w:snapToGrid w:val="0"/>
-      </w:pPr>
-      <w:r>
-        <w:rPr>
-          <w:rFonts w:ascii="맑은 고딕" w:hAnsi="맑은 고딕" w:eastAsia="맑은 고딕"/>
-          <w:b w:val="0"/>
-          <w:sz w:val="17"/>
-          <w:u w:val="none"/>
-        </w:rPr>
-        <w:t>→ It ________ ________ ________ Rome ________ ________ a melting pot from the very start.</w:t>
-      </w:r>
-    </w:p>
-    <w:p>
-      <w:pPr>
-        <w:keepNext/>
-        <w:spacing w:before="80" w:after="20" w:line="276" w:lineRule="auto"/>
-        <w:snapToGrid w:val="0"/>
-      </w:pPr>
-      <w:r>
-        <w:rPr>
-          <w:rFonts w:ascii="맑은 고딕" w:hAnsi="맑은 고딕" w:eastAsia="맑은 고딕"/>
-          <w:b/>
-          <w:sz w:val="17"/>
-          <w:u w:val="none"/>
-        </w:rPr>
-        <w:t>23-서2.</w:t>
-      </w:r>
-      <w:r>
-        <w:rPr>
-          <w:rFonts w:ascii="맑은 고딕" w:hAnsi="맑은 고딕" w:eastAsia="맑은 고딕"/>
-          <w:b w:val="0"/>
-          <w:sz w:val="17"/>
-          <w:u w:val="none"/>
-        </w:rPr>
-        <w:t xml:space="preserve"> 다음 글의 내용을 요약한 문장의 빈칸 (A)~(C)에 들어갈 말을 &lt;보기&gt;에서 골라 쓰시오. (단, 필요한 경우 어형을 바꾸고, 각 빈칸에 한 단어만 쓸 것) [3.0점]</w:t>
-      </w:r>
-    </w:p>
-    <w:p>
-      <w:pPr>
-        <w:spacing w:before="0" w:after="60" w:line="288" w:lineRule="auto"/>
-        <w:ind w:left="40"/>
-        <w:snapToGrid w:val="0"/>
-        <w:pBdr>
-          <w:top w:val="single" w:sz="4" w:space="2" w:color="999999"/>
-          <w:left w:val="single" w:sz="4" w:space="2" w:color="999999"/>
-          <w:bottom w:val="single" w:sz="4" w:space="2" w:color="999999"/>
-          <w:right w:val="single" w:sz="4" w:space="2" w:color="999999"/>
-        </w:pBdr>
-        <w:shd w:val="clear" w:color="auto" w:fill="F6F3EA"/>
-      </w:pPr>
-      <w:r>
-        <w:rPr>
-          <w:rFonts w:ascii="맑은 고딕" w:hAnsi="맑은 고딕" w:eastAsia="맑은 고딕"/>
-          <w:b w:val="0"/>
-          <w:sz w:val="17"/>
-          <w:u w:val="none"/>
-        </w:rPr>
-        <w:t>Rome was said to have been a melting pot from the very start. Its first inhabitants were immigrants attracted by a deliberate policy of nondiscrimination, and people thought this initial openness laid the foundations for the city’s later success. As the empire grew, Rome kept adopting new cultural influences — too eagerly for some, who were unhappy about the rapid rate of cultural change.</w:t>
-      </w:r>
-    </w:p>
-    <w:p>
-      <w:pPr>
-        <w:spacing w:before="0" w:after="60" w:line="288" w:lineRule="auto"/>
-        <w:ind w:left="40"/>
-        <w:snapToGrid w:val="0"/>
-        <w:pBdr>
-          <w:top w:val="single" w:sz="4" w:space="2" w:color="C99B4E"/>
-          <w:left w:val="single" w:sz="4" w:space="2" w:color="C99B4E"/>
-          <w:bottom w:val="single" w:sz="4" w:space="2" w:color="C99B4E"/>
-          <w:right w:val="single" w:sz="4" w:space="2" w:color="C99B4E"/>
-        </w:pBdr>
-        <w:shd w:val="clear" w:color="auto" w:fill="FFF8E1"/>
-      </w:pPr>
-      <w:r>
-        <w:rPr>
-          <w:rFonts w:ascii="맑은 고딕" w:hAnsi="맑은 고딕" w:eastAsia="맑은 고딕"/>
-          <w:b w:val="0"/>
-          <w:sz w:val="17"/>
-          <w:u w:val="none"/>
-        </w:rPr>
-        <w:t>Rome was ___(A)___ to have owed its later success to the openness with which it had ___(B)___ outsiders from the start, although some Romans ___(C)___ about how fast their culture was changing.</w:t>
-      </w:r>
-    </w:p>
-    <w:p>
-      <w:pPr>
-        <w:spacing w:before="0" w:after="60" w:line="288" w:lineRule="auto"/>
-        <w:ind w:left="40"/>
-        <w:snapToGrid w:val="0"/>
-        <w:pBdr>
-          <w:top w:val="single" w:sz="4" w:space="2" w:color="9B6BD0"/>
-          <w:left w:val="single" w:sz="4" w:space="2" w:color="9B6BD0"/>
-          <w:bottom w:val="single" w:sz="4" w:space="2" w:color="9B6BD0"/>
-          <w:right w:val="single" w:sz="4" w:space="2" w:color="9B6BD0"/>
-        </w:pBdr>
-        <w:shd w:val="clear" w:color="auto" w:fill="FAF5FF"/>
-      </w:pPr>
-      <w:r>
-        <w:rPr>
-          <w:rFonts w:ascii="맑은 고딕" w:hAnsi="맑은 고딕" w:eastAsia="맑은 고딕"/>
-          <w:b/>
-          <w:sz w:val="17"/>
-          <w:u w:val="none"/>
-        </w:rPr>
-        <w:t>&lt;보 기&gt;</w:t>
-      </w:r>
-      <w:r>
-        <w:rPr>
-          <w:rFonts w:ascii="맑은 고딕" w:hAnsi="맑은 고딕" w:eastAsia="맑은 고딕"/>
-          <w:b w:val="0"/>
-          <w:sz w:val="17"/>
-          <w:u w:val="none"/>
-        </w:rPr>
-        <w:t xml:space="preserve"> believe / expand / lay / welcome / describe / rule / flood / complain / resist / decline / arrive / defeat</w:t>
-      </w:r>
-    </w:p>
-    <w:p>
-      <w:pPr>
-        <w:spacing w:before="0" w:after="40" w:line="360" w:lineRule="auto"/>
-        <w:snapToGrid w:val="0"/>
-      </w:pPr>
-      <w:r>
-        <w:rPr>
-          <w:rFonts w:ascii="맑은 고딕" w:hAnsi="맑은 고딕" w:eastAsia="맑은 고딕"/>
-          <w:b w:val="0"/>
-          <w:sz w:val="17"/>
-          <w:u w:val="none"/>
-        </w:rPr>
-        <w:t>(A) ______________   (B) ______________   (C) ______________</w:t>
-      </w:r>
-    </w:p>
-    <w:p>
-      <w:pPr>
-        <w:keepNext/>
-        <w:spacing w:before="80" w:after="40" w:line="276" w:lineRule="auto"/>
-        <w:snapToGrid w:val="0"/>
-        <w:shd w:val="clear" w:color="auto" w:fill="6B21A8"/>
-      </w:pPr>
-      <w:r>
-        <w:rPr>
-          <w:rFonts w:ascii="맑은 고딕" w:hAnsi="맑은 고딕" w:eastAsia="맑은 고딕"/>
-          <w:b/>
-          <w:color w:val="FFFFFF"/>
-          <w:sz w:val="17"/>
-          <w:u w:val="none"/>
-        </w:rPr>
-        <w:t>[지문 구조]  ※ 앞 문항을 모두 푼 뒤에 풀 것</w:t>
-      </w:r>
-    </w:p>
-    <w:p>
-      <w:pPr>
-        <w:keepNext/>
-        <w:spacing w:before="80" w:after="20" w:line="276" w:lineRule="auto"/>
-        <w:snapToGrid w:val="0"/>
-      </w:pPr>
-      <w:r>
-        <w:rPr>
-          <w:rFonts w:ascii="맑은 고딕" w:hAnsi="맑은 고딕" w:eastAsia="맑은 고딕"/>
-          <w:b/>
-          <w:sz w:val="17"/>
-          <w:u w:val="none"/>
-        </w:rPr>
-        <w:t>23-8.</w:t>
-      </w:r>
-      <w:r>
-        <w:rPr>
-          <w:rFonts w:ascii="맑은 고딕" w:hAnsi="맑은 고딕" w:eastAsia="맑은 고딕"/>
-          <w:b w:val="0"/>
-          <w:sz w:val="17"/>
-          <w:u w:val="none"/>
-        </w:rPr>
-        <w:t xml:space="preserve"> 주어진 글 다음에 이어질 글의 순서로 가장 적절한 것은? [2.7점]</w:t>
-      </w:r>
-    </w:p>
-    <w:p>
-      <w:pPr>
-        <w:spacing w:before="0" w:after="60" w:line="288" w:lineRule="auto"/>
-        <w:ind w:left="40"/>
-        <w:snapToGrid w:val="0"/>
-        <w:pBdr>
-          <w:top w:val="single" w:sz="4" w:space="2" w:color="C99B4E"/>
-          <w:left w:val="single" w:sz="4" w:space="2" w:color="C99B4E"/>
-          <w:bottom w:val="single" w:sz="4" w:space="2" w:color="C99B4E"/>
-          <w:right w:val="single" w:sz="4" w:space="2" w:color="C99B4E"/>
-        </w:pBdr>
-        <w:shd w:val="clear" w:color="auto" w:fill="FFF8E1"/>
-      </w:pPr>
-      <w:r>
-        <w:rPr>
-          <w:rFonts w:ascii="맑은 고딕" w:hAnsi="맑은 고딕" w:eastAsia="맑은 고딕"/>
-          <w:b w:val="0"/>
-          <w:sz w:val="17"/>
-          <w:u w:val="none"/>
-        </w:rPr>
-        <w:t>Rome was said to have been a melting pot from the very start.</w:t>
-      </w:r>
-    </w:p>
-    <w:p>
-      <w:pPr>
-        <w:spacing w:before="0" w:after="0" w:line="288" w:lineRule="auto"/>
-        <w:ind w:left="40"/>
-        <w:snapToGrid w:val="0"/>
-        <w:pBdr>
-          <w:top w:val="single" w:sz="4" w:space="2" w:color="999999"/>
-          <w:left w:val="single" w:sz="4" w:space="2" w:color="999999"/>
-          <w:bottom w:val="single" w:sz="4" w:space="2" w:color="999999"/>
-          <w:right w:val="single" w:sz="4" w:space="2" w:color="999999"/>
-        </w:pBdr>
-        <w:shd w:val="clear" w:color="auto" w:fill="F6F3EA"/>
-      </w:pPr>
-      <w:r>
-        <w:rPr>
-          <w:rFonts w:ascii="맑은 고딕" w:hAnsi="맑은 고딕" w:eastAsia="맑은 고딕"/>
-          <w:b/>
-          <w:sz w:val="17"/>
-          <w:u w:val="none"/>
-        </w:rPr>
-        <w:t>(A)</w:t>
-      </w:r>
-      <w:r>
-        <w:rPr>
-          <w:rFonts w:ascii="맑은 고딕" w:hAnsi="맑은 고딕" w:eastAsia="맑은 고딕"/>
-          <w:b w:val="0"/>
-          <w:sz w:val="17"/>
-          <w:u w:val="none"/>
-        </w:rPr>
-        <w:t xml:space="preserve"> As the empire expanded across three continents, Rome eagerly adopted new cultural influences and absorbed incoming groups — perhaps a little too eagerly for some, who, like the poet Juvenal, complained about the rapid rate of cultural change.</w:t>
-      </w:r>
-    </w:p>
-    <w:p>
-      <w:pPr>
-        <w:spacing w:before="0" w:after="0" w:line="288" w:lineRule="auto"/>
-        <w:ind w:left="40"/>
-        <w:snapToGrid w:val="0"/>
-        <w:pBdr>
-          <w:top w:val="single" w:sz="4" w:space="2" w:color="999999"/>
-          <w:left w:val="single" w:sz="4" w:space="2" w:color="999999"/>
-          <w:bottom w:val="single" w:sz="4" w:space="2" w:color="999999"/>
-          <w:right w:val="single" w:sz="4" w:space="2" w:color="999999"/>
-        </w:pBdr>
-        <w:shd w:val="clear" w:color="auto" w:fill="F6F3EA"/>
-      </w:pPr>
-      <w:r>
-        <w:rPr>
-          <w:rFonts w:ascii="맑은 고딕" w:hAnsi="맑은 고딕" w:eastAsia="맑은 고딕"/>
-          <w:b/>
-          <w:sz w:val="17"/>
-          <w:u w:val="none"/>
-        </w:rPr>
-        <w:t>(B)</w:t>
-      </w:r>
-      <w:r>
-        <w:rPr>
-          <w:rFonts w:ascii="맑은 고딕" w:hAnsi="맑은 고딕" w:eastAsia="맑은 고딕"/>
-          <w:b w:val="0"/>
-          <w:sz w:val="17"/>
-          <w:u w:val="none"/>
-        </w:rPr>
-        <w:t xml:space="preserve"> The historian Livy claimed the city’s original population was comprised of immigrants flooding in from all directions, attracted by Romulus’s deliberate policy of nondiscrimination. It was this initial openness, Livy asserts, that laid the foundations for the later strength and success of the city.</w:t>
-      </w:r>
-    </w:p>
-    <w:p>
-      <w:pPr>
-        <w:spacing w:before="0" w:after="60" w:line="288" w:lineRule="auto"/>
-        <w:ind w:left="40"/>
-        <w:snapToGrid w:val="0"/>
-        <w:pBdr>
-          <w:top w:val="single" w:sz="4" w:space="2" w:color="999999"/>
-          <w:left w:val="single" w:sz="4" w:space="2" w:color="999999"/>
-          <w:bottom w:val="single" w:sz="4" w:space="2" w:color="999999"/>
-          <w:right w:val="single" w:sz="4" w:space="2" w:color="999999"/>
-        </w:pBdr>
-        <w:shd w:val="clear" w:color="auto" w:fill="F6F3EA"/>
-      </w:pPr>
-      <w:r>
-        <w:rPr>
-          <w:rFonts w:ascii="맑은 고딕" w:hAnsi="맑은 고딕" w:eastAsia="맑은 고딕"/>
-          <w:b/>
-          <w:sz w:val="17"/>
-          <w:u w:val="none"/>
-        </w:rPr>
-        <w:t>(C)</w:t>
-      </w:r>
-      <w:r>
-        <w:rPr>
-          <w:rFonts w:ascii="맑은 고딕" w:hAnsi="맑은 고딕" w:eastAsia="맑은 고딕"/>
-          <w:b w:val="0"/>
-          <w:sz w:val="17"/>
-          <w:u w:val="none"/>
-        </w:rPr>
-        <w:t xml:space="preserve"> Romans described their city as multicultural in the generations after its foundation. Tradition held that only a few of the city’s legendary kings were Roman-born, with the others all arriving as immigrants before being chosen for the throne for their virtues and merits.</w:t>
-      </w:r>
-    </w:p>
-    <w:p>
-      <w:pPr>
-        <w:spacing w:before="0" w:after="0" w:line="269" w:lineRule="auto"/>
-        <w:ind w:left="180" w:hanging="180"/>
-        <w:snapToGrid w:val="0"/>
-      </w:pPr>
-      <w:r>
-        <w:rPr>
-          <w:rFonts w:ascii="맑은 고딕" w:hAnsi="맑은 고딕" w:eastAsia="맑은 고딕"/>
-          <w:b w:val="0"/>
-          <w:sz w:val="17"/>
-          <w:u w:val="none"/>
-        </w:rPr>
-        <w:t>① (A) – (C) – (B)</w:t>
-      </w:r>
-    </w:p>
-    <w:p>
-      <w:pPr>
-        <w:spacing w:before="0" w:after="0" w:line="269" w:lineRule="auto"/>
-        <w:ind w:left="180" w:hanging="180"/>
-        <w:snapToGrid w:val="0"/>
-      </w:pPr>
-      <w:r>
-        <w:rPr>
-          <w:rFonts w:ascii="맑은 고딕" w:hAnsi="맑은 고딕" w:eastAsia="맑은 고딕"/>
-          <w:b w:val="0"/>
-          <w:sz w:val="17"/>
-          <w:u w:val="none"/>
-        </w:rPr>
-        <w:t>② (B) – (A) – (C)</w:t>
-      </w:r>
-    </w:p>
-    <w:p>
-      <w:pPr>
-        <w:spacing w:before="0" w:after="0" w:line="269" w:lineRule="auto"/>
-        <w:ind w:left="180" w:hanging="180"/>
-        <w:snapToGrid w:val="0"/>
-      </w:pPr>
-      <w:r>
-        <w:rPr>
-          <w:rFonts w:ascii="맑은 고딕" w:hAnsi="맑은 고딕" w:eastAsia="맑은 고딕"/>
-          <w:b w:val="0"/>
-          <w:sz w:val="17"/>
-          <w:u w:val="none"/>
-        </w:rPr>
-        <w:t>③ (B) – (C) – (A)</w:t>
-      </w:r>
-    </w:p>
-    <w:p>
-      <w:pPr>
-        <w:spacing w:before="0" w:after="0" w:line="269" w:lineRule="auto"/>
-        <w:ind w:left="180" w:hanging="180"/>
-        <w:snapToGrid w:val="0"/>
-      </w:pPr>
-      <w:r>
-        <w:rPr>
-          <w:rFonts w:ascii="맑은 고딕" w:hAnsi="맑은 고딕" w:eastAsia="맑은 고딕"/>
-          <w:b w:val="0"/>
-          <w:sz w:val="17"/>
-          <w:u w:val="none"/>
-        </w:rPr>
-        <w:t>④ (C) – (A) – (B)</w:t>
-      </w:r>
-    </w:p>
-    <w:p>
-      <w:pPr>
-        <w:spacing w:before="0" w:after="0" w:line="269" w:lineRule="auto"/>
-        <w:ind w:left="180" w:hanging="180"/>
-        <w:snapToGrid w:val="0"/>
-      </w:pPr>
-      <w:r>
-        <w:rPr>
-          <w:rFonts w:ascii="맑은 고딕" w:hAnsi="맑은 고딕" w:eastAsia="맑은 고딕"/>
-          <w:b w:val="0"/>
-          <w:sz w:val="17"/>
-          <w:u w:val="none"/>
-        </w:rPr>
-        <w:t>⑤ (C) – (B) – (A)</w:t>
+        <w:t>⑤ (C) - (B) - (A)</w:t>
       </w:r>
     </w:p>
     <w:p>
@@ -3987,7 +4147,7 @@
           <w:sz w:val="15"/>
           <w:u w:val="none"/>
         </w:rPr>
-        <w:t xml:space="preserve"> 정답 ①</w:t>
+        <w:t xml:space="preserve"> 정답 ③ — (a) ○ (b) ✕ (c) ✕ (d) ✕ (e) ○</w:t>
       </w:r>
     </w:p>
     <w:p>
@@ -4012,7 +4172,7 @@
           <w:sz w:val="15"/>
           <w:u w:val="none"/>
         </w:rPr>
-        <w:t xml:space="preserve"> 정답 ①</w:t>
+        <w:t xml:space="preserve"> 정답 ② — ⓑ attracting → attracted / ⓓ arrived → arriving / ⓔ before choosing → before being chosen</w:t>
       </w:r>
     </w:p>
     <w:p>
@@ -4037,7 +4197,7 @@
           <w:sz w:val="15"/>
           <w:u w:val="none"/>
         </w:rPr>
-        <w:t xml:space="preserve"> 정답 ⑤</w:t>
+        <w:t xml:space="preserve"> 정답 ① — openness · minority · absorbed</w:t>
       </w:r>
     </w:p>
     <w:p>
@@ -4062,7 +4222,7 @@
           <w:sz w:val="15"/>
           <w:u w:val="none"/>
         </w:rPr>
-        <w:t xml:space="preserve"> 정답 ③ (majority → minority)</w:t>
+        <w:t xml:space="preserve"> 정답 ⑤</w:t>
       </w:r>
     </w:p>
     <w:p>
@@ -4087,7 +4247,7 @@
           <w:sz w:val="15"/>
           <w:u w:val="none"/>
         </w:rPr>
-        <w:t xml:space="preserve"> 정답 ② — (A) ✕ (B) ○ (C) ○ (D) ✕</w:t>
+        <w:t xml:space="preserve"> 정답 ④</w:t>
       </w:r>
     </w:p>
     <w:p>
@@ -4112,7 +4272,7 @@
           <w:sz w:val="15"/>
           <w:u w:val="none"/>
         </w:rPr>
-        <w:t xml:space="preserve"> 정답 ③</w:t>
+        <w:t xml:space="preserve"> 정답 ②</w:t>
       </w:r>
     </w:p>
     <w:p>
@@ -4137,7 +4297,7 @@
           <w:sz w:val="15"/>
           <w:u w:val="none"/>
         </w:rPr>
-        <w:t xml:space="preserve"> 정답 ④</w:t>
+        <w:t xml:space="preserve"> 정답 ③</w:t>
       </w:r>
     </w:p>
     <w:p>
@@ -4162,7 +4322,7 @@
           <w:sz w:val="15"/>
           <w:u w:val="none"/>
         </w:rPr>
-        <w:t xml:space="preserve"> was said that / had been</w:t>
+        <w:t xml:space="preserve"> (1) deliberately  (2) origin  (3) strong</w:t>
       </w:r>
     </w:p>
     <w:p>
@@ -4187,7 +4347,7 @@
           <w:sz w:val="15"/>
           <w:u w:val="none"/>
         </w:rPr>
-        <w:t xml:space="preserve"> (A) believed  (B) welcomed  (C) complained</w:t>
+        <w:t xml:space="preserve"> According to Livy, what laid the foundations for the later strength and success of the city was this initial openness.</w:t>
       </w:r>
     </w:p>
     <w:p>
@@ -4212,7 +4372,7 @@
           <w:sz w:val="15"/>
           <w:u w:val="none"/>
         </w:rPr>
-        <w:t xml:space="preserve"> 정답 ③ (B) – (C) – (A)</w:t>
+        <w:t xml:space="preserve"> 정답 ⑤</w:t>
       </w:r>
     </w:p>
     <w:p>
@@ -4253,7 +4413,7 @@
           <w:sz w:val="14"/>
           <w:u w:val="none"/>
         </w:rPr>
-        <w:t xml:space="preserve"> ‘다양한 출신이 섞여 하나가 됨’ → ①. </w:t>
+        <w:t xml:space="preserve"> </w:t>
       </w:r>
       <w:r>
         <w:rPr>
@@ -4262,7 +4422,7 @@
           <w:sz w:val="14"/>
           <w:u w:val="none"/>
         </w:rPr>
-        <w:t>② [원인 치환·한 끗]</w:t>
+        <w:t>(c) [능동·수동 함정]</w:t>
       </w:r>
       <w:r>
         <w:rPr>
@@ -4271,7 +4431,7 @@
           <w:sz w:val="14"/>
           <w:u w:val="none"/>
         </w:rPr>
-        <w:t xml:space="preserve"> 사람들이 끌려온 것은 맞지만 이유는 부·교역이 아니라 </w:t>
+        <w:t xml:space="preserve"> ‘이민자가 왔다’는 능동 이미지에 끌려 attracting을 고르기 쉽지만 by Romulus’s policy가 행위자 → 수동. </w:t>
       </w:r>
       <w:r>
         <w:rPr>
@@ -4280,7 +4440,7 @@
           <w:sz w:val="14"/>
           <w:u w:val="none"/>
         </w:rPr>
-        <w:t>비차별 정책</w:t>
+        <w:t>(e)</w:t>
       </w:r>
       <w:r>
         <w:rPr>
@@ -4289,61 +4449,7 @@
           <w:sz w:val="14"/>
           <w:u w:val="none"/>
         </w:rPr>
-        <w:t xml:space="preserve">. </w:t>
-      </w:r>
-      <w:r>
-        <w:rPr>
-          <w:rFonts w:ascii="맑은 고딕" w:hAnsi="맑은 고딕" w:eastAsia="맑은 고딕"/>
-          <w:b/>
-          <w:sz w:val="14"/>
-          <w:u w:val="none"/>
-        </w:rPr>
-        <w:t>③ [한 끗]</w:t>
-      </w:r>
-      <w:r>
-        <w:rPr>
-          <w:rFonts w:ascii="맑은 고딕" w:hAnsi="맑은 고딕" w:eastAsia="맑은 고딕"/>
-          <w:b w:val="0"/>
-          <w:sz w:val="14"/>
-          <w:u w:val="none"/>
-        </w:rPr>
-        <w:t xml:space="preserve"> 용광로의 ‘녹임’ 이미지를 이용한 함정 — 글에서 로마는 오히려 새로운 문화적 영향을 </w:t>
-      </w:r>
-      <w:r>
-        <w:rPr>
-          <w:rFonts w:ascii="맑은 고딕" w:hAnsi="맑은 고딕" w:eastAsia="맑은 고딕"/>
-          <w:b/>
-          <w:sz w:val="14"/>
-          <w:u w:val="none"/>
-        </w:rPr>
-        <w:t>받아들였다</w:t>
-      </w:r>
-      <w:r>
-        <w:rPr>
-          <w:rFonts w:ascii="맑은 고딕" w:hAnsi="맑은 고딕" w:eastAsia="맑은 고딕"/>
-          <w:b w:val="0"/>
-          <w:sz w:val="14"/>
-          <w:u w:val="none"/>
-        </w:rPr>
-        <w:t xml:space="preserve">. </w:t>
-      </w:r>
-      <w:r>
-        <w:rPr>
-          <w:rFonts w:ascii="맑은 고딕" w:hAnsi="맑은 고딕" w:eastAsia="맑은 고딕"/>
-          <w:b/>
-          <w:sz w:val="14"/>
-          <w:u w:val="none"/>
-        </w:rPr>
-        <w:t>⑤ [반대]</w:t>
-      </w:r>
-      <w:r>
-        <w:rPr>
-          <w:rFonts w:ascii="맑은 고딕" w:hAnsi="맑은 고딕" w:eastAsia="맑은 고딕"/>
-          <w:b w:val="0"/>
-          <w:sz w:val="14"/>
-          <w:u w:val="none"/>
-        </w:rPr>
-        <w:t xml:space="preserve"> 왕들조차 이민자 출신.</w:t>
+        <w:t xml:space="preserve"> Not every 부분부정 — some … complained의 환언으로 옳다. ②는 (c)를 옳다고 본 경우.</w:t>
       </w:r>
     </w:p>
     <w:p>
@@ -4368,7 +4474,7 @@
           <w:sz w:val="14"/>
           <w:u w:val="none"/>
         </w:rPr>
-        <w:t xml:space="preserve"> 원문 this initial openness를 initial → early, openness → readiness to take in outsiders로 2단계 환언. </w:t>
+        <w:t xml:space="preserve"> </w:t>
       </w:r>
       <w:r>
         <w:rPr>
@@ -4377,7 +4483,7 @@
           <w:sz w:val="14"/>
           <w:u w:val="none"/>
         </w:rPr>
-        <w:t>③ [시간축 교차·한 끗]</w:t>
+        <w:t>ⓐ [decoy]</w:t>
       </w:r>
       <w:r>
         <w:rPr>
@@ -4386,7 +4492,7 @@
           <w:sz w:val="14"/>
           <w:u w:val="none"/>
         </w:rPr>
-        <w:t xml:space="preserve"> 팽창은 토대가 놓인 </w:t>
+        <w:t xml:space="preserve"> was said to be로 바꾸고 싶어지지만 ‘처음부터 그랬다’는 과거 사실 → 완료부정사가 정확. </w:t>
       </w:r>
       <w:r>
         <w:rPr>
@@ -4395,7 +4501,7 @@
           <w:sz w:val="14"/>
           <w:u w:val="none"/>
         </w:rPr>
-        <w:t>이후</w:t>
+        <w:t>ⓒ [decoy]</w:t>
       </w:r>
       <w:r>
         <w:rPr>
@@ -4404,7 +4510,7 @@
           <w:sz w:val="14"/>
           <w:u w:val="none"/>
         </w:rPr>
-        <w:t xml:space="preserve">의 일(later strength)이지 토대 자체가 아니다. </w:t>
+        <w:t xml:space="preserve"> It was A that 강조 — which로 바꿀 이유 없음. </w:t>
       </w:r>
       <w:r>
         <w:rPr>
@@ -4413,7 +4519,7 @@
           <w:sz w:val="14"/>
           <w:u w:val="none"/>
         </w:rPr>
-        <w:t>②④ [반대]</w:t>
+        <w:t>ⓔ</w:t>
       </w:r>
       <w:r>
         <w:rPr>
@@ -4422,25 +4528,7 @@
           <w:sz w:val="14"/>
           <w:u w:val="none"/>
         </w:rPr>
-        <w:t xml:space="preserve"> 혈통·출생지 기준은 글과 정반대. </w:t>
-      </w:r>
-      <w:r>
-        <w:rPr>
-          <w:rFonts w:ascii="맑은 고딕" w:hAnsi="맑은 고딕" w:eastAsia="맑은 고딕"/>
-          <w:b/>
-          <w:sz w:val="14"/>
-          <w:u w:val="none"/>
-        </w:rPr>
-        <w:t>⑤</w:t>
-      </w:r>
-      <w:r>
-        <w:rPr>
-          <w:rFonts w:ascii="맑은 고딕" w:hAnsi="맑은 고딕" w:eastAsia="맑은 고딕"/>
-          <w:b w:val="0"/>
-          <w:sz w:val="14"/>
-          <w:u w:val="none"/>
-        </w:rPr>
-        <w:t xml:space="preserve"> 변화 속도는 일부의 불만 사항일 뿐 로마의 정책이 아니다.</w:t>
+        <w:t xml:space="preserve"> choose는 타동사인데 뒤에 목적어가 없다 → 수동 신호. ③은 ⓓ를 놓친 선지.</w:t>
       </w:r>
     </w:p>
     <w:p>
@@ -4474,7 +4562,7 @@
           <w:sz w:val="14"/>
           <w:u w:val="none"/>
         </w:rPr>
-        <w:t>⑤ [원인 귀속 치환]</w:t>
+        <w:t>③ [only 함정]</w:t>
       </w:r>
       <w:r>
         <w:rPr>
@@ -4483,7 +4571,7 @@
           <w:sz w:val="14"/>
           <w:u w:val="none"/>
         </w:rPr>
-        <w:t xml:space="preserve"> [B]의 오래된 구성원이 아쉬워하는 것은 ‘예전의 조용한 캠퍼스’, 즉 변화의 </w:t>
+        <w:t xml:space="preserve"> only a majority는 의미상 어색할 뿐 아니라 the others(이민자)가 다수라는 뒤 내용과 모순. </w:t>
       </w:r>
       <w:r>
         <w:rPr>
@@ -4492,7 +4580,7 @@
           <w:sz w:val="14"/>
           <w:u w:val="none"/>
         </w:rPr>
-        <w:t>속도</w:t>
+        <w:t>④ [한 끗]</w:t>
       </w:r>
       <w:r>
         <w:rPr>
@@ -4501,43 +4589,7 @@
           <w:sz w:val="14"/>
           <w:u w:val="none"/>
         </w:rPr>
-        <w:t xml:space="preserve">(faster than … would like)이지 새 학자들의 수준이 아니다 — 학자들은 오히려 연구의 질로 평가받아 들어온다. </w:t>
-      </w:r>
-      <w:r>
-        <w:rPr>
-          <w:rFonts w:ascii="맑은 고딕" w:hAnsi="맑은 고딕" w:eastAsia="맑은 고딕"/>
-          <w:b/>
-          <w:sz w:val="14"/>
-          <w:u w:val="none"/>
-        </w:rPr>
-        <w:t>④ [한 끗]</w:t>
-      </w:r>
-      <w:r>
-        <w:rPr>
-          <w:rFonts w:ascii="맑은 고딕" w:hAnsi="맑은 고딕" w:eastAsia="맑은 고딕"/>
-          <w:b w:val="0"/>
-          <w:sz w:val="14"/>
-          <w:u w:val="none"/>
-        </w:rPr>
-        <w:t xml:space="preserve"> [A] complained about the rapid rate, [B] faster than its older members would like로 성립. </w:t>
-      </w:r>
-      <w:r>
-        <w:rPr>
-          <w:rFonts w:ascii="맑은 고딕" w:hAnsi="맑은 고딕" w:eastAsia="맑은 고딕"/>
-          <w:b/>
-          <w:sz w:val="14"/>
-          <w:u w:val="none"/>
-        </w:rPr>
-        <w:t>② [한 끗]</w:t>
-      </w:r>
-      <w:r>
-        <w:rPr>
-          <w:rFonts w:ascii="맑은 고딕" w:hAnsi="맑은 고딕" w:eastAsia="맑은 고딕"/>
-          <w:b w:val="0"/>
-          <w:sz w:val="14"/>
-          <w:u w:val="none"/>
-        </w:rPr>
-        <w:t xml:space="preserve"> [A] chosen for their merits, [B] judged solely on the quality of their work.</w:t>
+        <w:t xml:space="preserve"> (A)(B)는 맞고 (C)만 absorbing — and로 연결된 과거 동사 병렬.</w:t>
       </w:r>
     </w:p>
     <w:p>
@@ -4562,7 +4614,7 @@
           <w:sz w:val="14"/>
           <w:u w:val="none"/>
         </w:rPr>
-        <w:t xml:space="preserve"> ‘다수가 로마 태생’이면 다문화의 근거가 되지 못하고, only a와도 어울리지 않는다 → </w:t>
+        <w:t xml:space="preserve"> </w:t>
       </w:r>
       <w:r>
         <w:rPr>
@@ -4571,7 +4623,7 @@
           <w:sz w:val="14"/>
           <w:u w:val="none"/>
         </w:rPr>
-        <w:t>minority</w:t>
+        <w:t>⑤ [방향 반전]</w:t>
       </w:r>
       <w:r>
         <w:rPr>
@@ -4580,7 +4632,7 @@
           <w:sz w:val="14"/>
           <w:u w:val="none"/>
         </w:rPr>
-        <w:t xml:space="preserve">. </w:t>
+        <w:t xml:space="preserve"> rapid를 slow로 뒤집었다. </w:t>
       </w:r>
       <w:r>
         <w:rPr>
@@ -4589,7 +4641,7 @@
           <w:sz w:val="14"/>
           <w:u w:val="none"/>
         </w:rPr>
-        <w:t>① [한 끗 함정]</w:t>
+        <w:t>③ [환언 정답지]</w:t>
       </w:r>
       <w:r>
         <w:rPr>
@@ -4598,25 +4650,7 @@
           <w:sz w:val="14"/>
           <w:u w:val="none"/>
         </w:rPr>
-        <w:t xml:space="preserve"> 비차별이 ‘의도적’이라는 표현이 낯설어 고르기 쉽지만, 이민자를 끌어들이려는 정책이므로 적절. </w:t>
-      </w:r>
-      <w:r>
-        <w:rPr>
-          <w:rFonts w:ascii="맑은 고딕" w:hAnsi="맑은 고딕" w:eastAsia="맑은 고딕"/>
-          <w:b/>
-          <w:sz w:val="14"/>
-          <w:u w:val="none"/>
-        </w:rPr>
-        <w:t>⑤ [한 끗 함정]</w:t>
-      </w:r>
-      <w:r>
-        <w:rPr>
-          <w:rFonts w:ascii="맑은 고딕" w:hAnsi="맑은 고딕" w:eastAsia="맑은 고딕"/>
-          <w:b w:val="0"/>
-          <w:sz w:val="14"/>
-          <w:u w:val="none"/>
-        </w:rPr>
-        <w:t xml:space="preserve"> complained의 대상이므로 slow가 아니라 rapid — too eagerly와 호응.</w:t>
+        <w:t xml:space="preserve"> only a minority … were Roman-born = 다수는 이주민 출신 — 표현이 달라 틀려 보이지만 참.</w:t>
       </w:r>
     </w:p>
     <w:p>
@@ -4650,7 +4684,7 @@
           <w:sz w:val="14"/>
           <w:u w:val="none"/>
         </w:rPr>
-        <w:t>(A) ✕</w:t>
+        <w:t>③ [절대어]</w:t>
       </w:r>
       <w:r>
         <w:rPr>
@@ -4659,7 +4693,7 @@
           <w:sz w:val="14"/>
           <w:u w:val="none"/>
         </w:rPr>
-        <w:t xml:space="preserve"> Juvenal은 critics의 예 — 변화가 너무 빠르다고 본 인물. </w:t>
+        <w:t xml:space="preserve"> every resident — [B]의 Some older residents grumbled와 충돌. </w:t>
       </w:r>
       <w:r>
         <w:rPr>
@@ -4668,7 +4702,7 @@
           <w:sz w:val="14"/>
           <w:u w:val="none"/>
         </w:rPr>
-        <w:t>(B) ○</w:t>
+        <w:t>⑤ [방향 반전]</w:t>
       </w:r>
       <w:r>
         <w:rPr>
@@ -4677,7 +4711,7 @@
           <w:sz w:val="14"/>
           <w:u w:val="none"/>
         </w:rPr>
-        <w:t xml:space="preserve"> 이민자들이 건국자에게 ‘이끌린’ 수동, 뒤에 by → drawn. </w:t>
+        <w:t xml:space="preserve"> [A]는 확장하면서 오히려 eagerly absorbed. </w:t>
       </w:r>
       <w:r>
         <w:rPr>
@@ -4686,7 +4720,7 @@
           <w:sz w:val="14"/>
           <w:u w:val="none"/>
         </w:rPr>
-        <w:t>(C) ○</w:t>
+        <w:t>②</w:t>
       </w:r>
       <w:r>
         <w:rPr>
@@ -4695,25 +4729,7 @@
           <w:sz w:val="14"/>
           <w:u w:val="none"/>
         </w:rPr>
-        <w:t xml:space="preserve"> 출생지가 아닌 덕·공적으로 선택되었다는 뜻의 환언. </w:t>
-      </w:r>
-      <w:r>
-        <w:rPr>
-          <w:rFonts w:ascii="맑은 고딕" w:hAnsi="맑은 고딕" w:eastAsia="맑은 고딕"/>
-          <w:b/>
-          <w:sz w:val="14"/>
-          <w:u w:val="none"/>
-        </w:rPr>
-        <w:t>(D) ✕</w:t>
-      </w:r>
-      <w:r>
-        <w:rPr>
-          <w:rFonts w:ascii="맑은 고딕" w:hAnsi="맑은 고딕" w:eastAsia="맑은 고딕"/>
-          <w:b w:val="0"/>
-          <w:sz w:val="14"/>
-          <w:u w:val="none"/>
-        </w:rPr>
-        <w:t xml:space="preserve"> 앞 절 전체를 받는 계속적 용법 which가 옳다(콤마 뒤 what 불가, regarded의 목적어 자리). → ④는 (A)를 놓쳤을 때, ⑤는 (D)에 속았을 때 고르는 선지.</w:t>
+        <w:t xml:space="preserve"> 문화 포기에 대한 언급은 어느 글에도 없다.</w:t>
       </w:r>
     </w:p>
     <w:p>
@@ -4747,7 +4763,7 @@
           <w:sz w:val="14"/>
           <w:u w:val="none"/>
         </w:rPr>
-        <w:t>③ [인과 역전]</w:t>
+        <w:t>④ [지엽]</w:t>
       </w:r>
       <w:r>
         <w:rPr>
@@ -4756,7 +4772,7 @@
           <w:sz w:val="14"/>
           <w:u w:val="none"/>
         </w:rPr>
-        <w:t xml:space="preserve"> 원인과 결과를 뒤바꿨다 — 본문 단어(later strength, open)를 그대로 써서 일치처럼 보이게 한 함정. </w:t>
+        <w:t xml:space="preserve"> Juvenal은 마지막 문장의 예시일 뿐이며 문화를 ‘바꾼’ 것이 아니라 불평했다. </w:t>
       </w:r>
       <w:r>
         <w:rPr>
@@ -4765,7 +4781,7 @@
           <w:sz w:val="14"/>
           <w:u w:val="none"/>
         </w:rPr>
-        <w:t>② [한 끗]</w:t>
+        <w:t>⑤ [인과 왜곡]</w:t>
       </w:r>
       <w:r>
         <w:rPr>
@@ -4774,7 +4790,7 @@
           <w:sz w:val="14"/>
           <w:u w:val="none"/>
         </w:rPr>
-        <w:t xml:space="preserve"> deliberate → intentional. </w:t>
+        <w:t xml:space="preserve"> 본문은 개방성을 힘과 성공의 토대로 본다. </w:t>
       </w:r>
       <w:r>
         <w:rPr>
@@ -4783,7 +4799,7 @@
           <w:sz w:val="14"/>
           <w:u w:val="none"/>
         </w:rPr>
-        <w:t>⑤ [한 끗]</w:t>
+        <w:t>①</w:t>
       </w:r>
       <w:r>
         <w:rPr>
@@ -4792,7 +4808,7 @@
           <w:sz w:val="14"/>
           <w:u w:val="none"/>
         </w:rPr>
-        <w:t xml:space="preserve"> for some, who complained → Not everyone welcomed.</w:t>
+        <w:t xml:space="preserve"> 정반대.</w:t>
       </w:r>
     </w:p>
     <w:p>
@@ -4826,7 +4842,7 @@
           <w:sz w:val="14"/>
           <w:u w:val="none"/>
         </w:rPr>
-        <w:t>④</w:t>
+        <w:t>③ [소재어 재사용 함정]</w:t>
       </w:r>
       <w:r>
         <w:rPr>
@@ -4835,43 +4851,7 @@
           <w:sz w:val="14"/>
           <w:u w:val="none"/>
         </w:rPr>
-        <w:t xml:space="preserve"> ‘소수만 로마 태생’이라는 비율만 있고 왕의 </w:t>
-      </w:r>
-      <w:r>
-        <w:rPr>
-          <w:rFonts w:ascii="맑은 고딕" w:hAnsi="맑은 고딕" w:eastAsia="맑은 고딕"/>
-          <w:b/>
-          <w:sz w:val="14"/>
-          <w:u w:val="none"/>
-        </w:rPr>
-        <w:t>총수</w:t>
-      </w:r>
-      <w:r>
-        <w:rPr>
-          <w:rFonts w:ascii="맑은 고딕" w:hAnsi="맑은 고딕" w:eastAsia="맑은 고딕"/>
-          <w:b w:val="0"/>
-          <w:sz w:val="14"/>
-          <w:u w:val="none"/>
-        </w:rPr>
-        <w:t xml:space="preserve">는 없다. </w:t>
-      </w:r>
-      <w:r>
-        <w:rPr>
-          <w:rFonts w:ascii="맑은 고딕" w:hAnsi="맑은 고딕" w:eastAsia="맑은 고딕"/>
-          <w:b/>
-          <w:sz w:val="14"/>
-          <w:u w:val="none"/>
-        </w:rPr>
-        <w:t>② [한 끗]</w:t>
-      </w:r>
-      <w:r>
-        <w:rPr>
-          <w:rFonts w:ascii="맑은 고딕" w:hAnsi="맑은 고딕" w:eastAsia="맑은 고딕"/>
-          <w:b w:val="0"/>
-          <w:sz w:val="14"/>
-          <w:u w:val="none"/>
-        </w:rPr>
-        <w:t xml:space="preserve"> ④와 같은 ‘수’를 묻지만 three continents로 답할 수 있다 — 숫자 질문 둘 중 근거가 있는 쪽을 가려야 한다.</w:t>
+        <w:t xml:space="preserve"> ⑤의 Roman-born을 미리 써서 연결된 듯 보이지만 내용은 도시 시설 이야기다. ③을 빼면 ②의 ‘개방성’이 ④의 ‘다문화’로 자연스럽게 이어진다.</w:t>
       </w:r>
     </w:p>
     <w:p>
@@ -4896,7 +4876,7 @@
           <w:sz w:val="14"/>
           <w:u w:val="none"/>
         </w:rPr>
-        <w:t xml:space="preserve"> 완료부정사 to have been을 놓치고 was로 쓰면 시간 관계가 사라진다(It was said that Rome was ✕ — 조건 2 위반). It is said ✕(원문은 was). [채점] was said that 1.5 · had been 1.5.</w:t>
+        <w:t xml:space="preserve"> (1) deliberate ✕ — 형용사 open 앞 부사 자리. (2) original ✕ — 소유격 its 뒤 명사(foundation도 의미상 가능하나 본문 형태 그대로라 0점). (3) strength ✕ — make의 목적격보어 형용사. [채점] 각 1점.</w:t>
       </w:r>
     </w:p>
     <w:p>
@@ -4930,7 +4910,7 @@
           <w:sz w:val="14"/>
           <w:u w:val="none"/>
         </w:rPr>
-        <w:t>(A)</w:t>
+        <w:t>what lay</w:t>
       </w:r>
       <w:r>
         <w:rPr>
@@ -4939,7 +4919,7 @@
           <w:sz w:val="14"/>
           <w:u w:val="none"/>
         </w:rPr>
-        <w:t xml:space="preserve"> be + p.p. + to have p.p. → </w:t>
+        <w:t xml:space="preserve"> ✕ — lay(놓다)의 과거는 laid(lay는 lie ‘눕다’의 과거). </w:t>
       </w:r>
       <w:r>
         <w:rPr>
@@ -4948,7 +4928,7 @@
           <w:sz w:val="14"/>
           <w:u w:val="none"/>
         </w:rPr>
-        <w:t>believed</w:t>
+        <w:t>what lays</w:t>
       </w:r>
       <w:r>
         <w:rPr>
@@ -4957,7 +4937,7 @@
           <w:sz w:val="14"/>
           <w:u w:val="none"/>
         </w:rPr>
-        <w:t xml:space="preserve">. described는 to부정사가 아니라 as와 쓴다(be described as). </w:t>
+        <w:t xml:space="preserve"> ✕ — 과거 사실. </w:t>
       </w:r>
       <w:r>
         <w:rPr>
@@ -4966,7 +4946,7 @@
           <w:sz w:val="14"/>
           <w:u w:val="none"/>
         </w:rPr>
-        <w:t>(B)</w:t>
+        <w:t>were</w:t>
       </w:r>
       <w:r>
         <w:rPr>
@@ -4975,61 +4955,7 @@
           <w:sz w:val="14"/>
           <w:u w:val="none"/>
         </w:rPr>
-        <w:t xml:space="preserve"> had + p.p., openness와 어울리는 </w:t>
-      </w:r>
-      <w:r>
-        <w:rPr>
-          <w:rFonts w:ascii="맑은 고딕" w:hAnsi="맑은 고딕" w:eastAsia="맑은 고딕"/>
-          <w:b/>
-          <w:sz w:val="14"/>
-          <w:u w:val="none"/>
-        </w:rPr>
-        <w:t>welcomed</w:t>
-      </w:r>
-      <w:r>
-        <w:rPr>
-          <w:rFonts w:ascii="맑은 고딕" w:hAnsi="맑은 고딕" w:eastAsia="맑은 고딕"/>
-          <w:b w:val="0"/>
-          <w:sz w:val="14"/>
-          <w:u w:val="none"/>
-        </w:rPr>
-        <w:t xml:space="preserve">. resisted·defeated는 방향이 반대. </w:t>
-      </w:r>
-      <w:r>
-        <w:rPr>
-          <w:rFonts w:ascii="맑은 고딕" w:hAnsi="맑은 고딕" w:eastAsia="맑은 고딕"/>
-          <w:b/>
-          <w:sz w:val="14"/>
-          <w:u w:val="none"/>
-        </w:rPr>
-        <w:t>(C)</w:t>
-      </w:r>
-      <w:r>
-        <w:rPr>
-          <w:rFonts w:ascii="맑은 고딕" w:hAnsi="맑은 고딕" w:eastAsia="맑은 고딕"/>
-          <w:b w:val="0"/>
-          <w:sz w:val="14"/>
-          <w:u w:val="none"/>
-        </w:rPr>
-        <w:t xml:space="preserve"> 과거 시제 + 전치사 about → </w:t>
-      </w:r>
-      <w:r>
-        <w:rPr>
-          <w:rFonts w:ascii="맑은 고딕" w:hAnsi="맑은 고딕" w:eastAsia="맑은 고딕"/>
-          <w:b/>
-          <w:sz w:val="14"/>
-          <w:u w:val="none"/>
-        </w:rPr>
-        <w:t>complained</w:t>
-      </w:r>
-      <w:r>
-        <w:rPr>
-          <w:rFonts w:ascii="맑은 고딕" w:hAnsi="맑은 고딕" w:eastAsia="맑은 고딕"/>
-          <w:b w:val="0"/>
-          <w:sz w:val="14"/>
-          <w:u w:val="none"/>
-        </w:rPr>
-        <w:t>. [채점] 각 1점, 어형 오류 0점.</w:t>
+        <w:t xml:space="preserve"> ✕ — what절 주어는 단수. [채점] what 주어 구조 1.5 / laid 1 / 어순·철자 0.5.</w:t>
       </w:r>
     </w:p>
     <w:p>
@@ -5054,7 +4980,7 @@
           <w:sz w:val="14"/>
           <w:u w:val="none"/>
         </w:rPr>
-        <w:t xml:space="preserve"> from the very start를 바로 받는 것은 (B)의 original population. (C)의 after its foundation은 건국 이야기 (B) 뒤, 왕정 시대는 제국 확장 (A)보다 앞. </w:t>
+        <w:t xml:space="preserve"> </w:t>
       </w:r>
       <w:r>
         <w:rPr>
@@ -5063,7 +4989,7 @@
           <w:sz w:val="14"/>
           <w:u w:val="none"/>
         </w:rPr>
-        <w:t>⑤ [한 끗]</w:t>
+        <w:t>④ [한 끗]</w:t>
       </w:r>
       <w:r>
         <w:rPr>
@@ -5072,7 +4998,25 @@
           <w:sz w:val="14"/>
           <w:u w:val="none"/>
         </w:rPr>
-        <w:t xml:space="preserve"> (C)의 Romans described their city as multicultural이 melting pot과 바로 이어져 보이지만, ‘건국 이후’를 말하려면 건국기의 (B)가 먼저 나와야 한다.</w:t>
+        <w:t xml:space="preserve"> (C) 뒤에 바로 (A)를 두면 ‘건국 직후 → 제국기 → 건국 이후 세대’로 시간이 역행한다. </w:t>
+      </w:r>
+      <w:r>
+        <w:rPr>
+          <w:rFonts w:ascii="맑은 고딕" w:hAnsi="맑은 고딕" w:eastAsia="맑은 고딕"/>
+          <w:b/>
+          <w:sz w:val="14"/>
+          <w:u w:val="none"/>
+        </w:rPr>
+        <w:t>③</w:t>
+      </w:r>
+      <w:r>
+        <w:rPr>
+          <w:rFonts w:ascii="맑은 고딕" w:hAnsi="맑은 고딕" w:eastAsia="맑은 고딕"/>
+          <w:b w:val="0"/>
+          <w:sz w:val="14"/>
+          <w:u w:val="none"/>
+        </w:rPr>
+        <w:t xml:space="preserve"> (B)가 먼저 오면 its foundation의 its가 처음 등장하는 도시를 받기 어렵다.</w:t>
       </w:r>
     </w:p>
     <w:p>

--- a/shinmok1/pack/2510/H1MOGO25-10_23_SET.docx
+++ b/shinmok1/pack/2510/H1MOGO25-10_23_SET.docx
@@ -107,7 +107,7 @@
     </w:p>
     <w:p>
       <w:pPr>
-        <w:spacing w:before="0" w:after="20" w:line="360" w:lineRule="auto"/>
+        <w:spacing w:before="0" w:after="20" w:line="300" w:lineRule="auto"/>
         <w:jc w:val="both"/>
         <w:snapToGrid w:val="0"/>
       </w:pPr>
@@ -118,7 +118,7 @@
           <w:sz w:val="17"/>
           <w:u w:val="none"/>
         </w:rPr>
-        <w:t xml:space="preserve">Rome </w:t>
+        <w:t xml:space="preserve">Rome was said </w:t>
       </w:r>
       <w:r>
         <w:rPr>
@@ -138,7 +138,7 @@
           <w:sz w:val="17"/>
           <w:u w:val="none"/>
         </w:rPr>
-        <w:t>[ was said / said ]</w:t>
+        <w:t>[ to have been / to be ]</w:t>
       </w:r>
       <w:r>
         <w:rPr>
@@ -147,7 +147,7 @@
           <w:sz w:val="17"/>
           <w:u w:val="none"/>
         </w:rPr>
-        <w:t xml:space="preserve"> to have been a melting pot from the very start. The historian Livy claimed the city’s original population </w:t>
+        <w:t xml:space="preserve"> a melting </w:t>
       </w:r>
       <w:r>
         <w:rPr>
@@ -163,20 +163,11 @@
       <w:r>
         <w:rPr>
           <w:rFonts w:ascii="맑은 고딕" w:hAnsi="맑은 고딕" w:eastAsia="맑은 고딕"/>
-          <w:b/>
-          <w:sz w:val="17"/>
-          <w:u w:val="none"/>
-        </w:rPr>
-        <w:t>[ was comprised / comprised ]</w:t>
-      </w:r>
-      <w:r>
-        <w:rPr>
-          <w:rFonts w:ascii="맑은 고딕" w:hAnsi="맑은 고딕" w:eastAsia="맑은 고딕"/>
           <w:b w:val="0"/>
           <w:sz w:val="17"/>
           <w:u w:val="none"/>
         </w:rPr>
-        <w:t xml:space="preserve"> of immigrants </w:t>
+        <w:t xml:space="preserve">p________ from the very start. The historian Livy claimed the city’s </w:t>
       </w:r>
       <w:r>
         <w:rPr>
@@ -192,20 +183,11 @@
       <w:r>
         <w:rPr>
           <w:rFonts w:ascii="맑은 고딕" w:hAnsi="맑은 고딕" w:eastAsia="맑은 고딕"/>
-          <w:b/>
-          <w:sz w:val="17"/>
-          <w:u w:val="none"/>
-        </w:rPr>
-        <w:t>[ flooding / flooded ]</w:t>
-      </w:r>
-      <w:r>
-        <w:rPr>
-          <w:rFonts w:ascii="맑은 고딕" w:hAnsi="맑은 고딕" w:eastAsia="맑은 고딕"/>
           <w:b w:val="0"/>
           <w:sz w:val="17"/>
           <w:u w:val="none"/>
         </w:rPr>
-        <w:t xml:space="preserve"> in from all directions, </w:t>
+        <w:t xml:space="preserve">________(origin) population was comprised of immigrants </w:t>
       </w:r>
       <w:r>
         <w:rPr>
@@ -225,7 +207,7 @@
           <w:sz w:val="17"/>
           <w:u w:val="none"/>
         </w:rPr>
-        <w:t>[ attracted / attracting ]</w:t>
+        <w:t>[ flooding / flooded ]</w:t>
       </w:r>
       <w:r>
         <w:rPr>
@@ -234,7 +216,7 @@
           <w:sz w:val="17"/>
           <w:u w:val="none"/>
         </w:rPr>
-        <w:t xml:space="preserve"> by Romulus’s </w:t>
+        <w:t xml:space="preserve"> in from all directions, </w:t>
       </w:r>
       <w:r>
         <w:rPr>
@@ -254,7 +236,7 @@
           <w:sz w:val="17"/>
           <w:u w:val="none"/>
         </w:rPr>
-        <w:t>[ deliberate / accidental ]</w:t>
+        <w:t>[ attracted / attracting ]</w:t>
       </w:r>
       <w:r>
         <w:rPr>
@@ -263,7 +245,7 @@
           <w:sz w:val="17"/>
           <w:u w:val="none"/>
         </w:rPr>
-        <w:t xml:space="preserve"> policy of </w:t>
+        <w:t xml:space="preserve"> by Romulus’s </w:t>
       </w:r>
       <w:r>
         <w:rPr>
@@ -279,11 +261,20 @@
       <w:r>
         <w:rPr>
           <w:rFonts w:ascii="맑은 고딕" w:hAnsi="맑은 고딕" w:eastAsia="맑은 고딕"/>
+          <w:b/>
+          <w:sz w:val="17"/>
+          <w:u w:val="none"/>
+        </w:rPr>
+        <w:t>[ deliberate / accidental ]</w:t>
+      </w:r>
+      <w:r>
+        <w:rPr>
+          <w:rFonts w:ascii="맑은 고딕" w:hAnsi="맑은 고딕" w:eastAsia="맑은 고딕"/>
           <w:b w:val="0"/>
           <w:sz w:val="17"/>
           <w:u w:val="none"/>
         </w:rPr>
-        <w:t xml:space="preserve">n________. It was this initial </w:t>
+        <w:t xml:space="preserve"> policy of </w:t>
       </w:r>
       <w:r>
         <w:rPr>
@@ -303,7 +294,7 @@
           <w:sz w:val="17"/>
           <w:u w:val="none"/>
         </w:rPr>
-        <w:t xml:space="preserve">o________, Livy asserts, </w:t>
+        <w:t xml:space="preserve">n________. It was this initial </w:t>
       </w:r>
       <w:r>
         <w:rPr>
@@ -319,20 +310,11 @@
       <w:r>
         <w:rPr>
           <w:rFonts w:ascii="맑은 고딕" w:hAnsi="맑은 고딕" w:eastAsia="맑은 고딕"/>
-          <w:b/>
-          <w:sz w:val="17"/>
-          <w:u w:val="none"/>
-        </w:rPr>
-        <w:t>[ that / what ]</w:t>
-      </w:r>
-      <w:r>
-        <w:rPr>
-          <w:rFonts w:ascii="맑은 고딕" w:hAnsi="맑은 고딕" w:eastAsia="맑은 고딕"/>
           <w:b w:val="0"/>
           <w:sz w:val="17"/>
           <w:u w:val="none"/>
         </w:rPr>
-        <w:t xml:space="preserve"> laid the foundations for the </w:t>
+        <w:t xml:space="preserve">o________, Livy asserts, </w:t>
       </w:r>
       <w:r>
         <w:rPr>
@@ -348,11 +330,20 @@
       <w:r>
         <w:rPr>
           <w:rFonts w:ascii="맑은 고딕" w:hAnsi="맑은 고딕" w:eastAsia="맑은 고딕"/>
+          <w:b/>
+          <w:sz w:val="17"/>
+          <w:u w:val="none"/>
+        </w:rPr>
+        <w:t>[ that / what ]</w:t>
+      </w:r>
+      <w:r>
+        <w:rPr>
+          <w:rFonts w:ascii="맑은 고딕" w:hAnsi="맑은 고딕" w:eastAsia="맑은 고딕"/>
           <w:b w:val="0"/>
           <w:sz w:val="17"/>
           <w:u w:val="none"/>
         </w:rPr>
-        <w:t xml:space="preserve">________(late) strength and success of the city. Romans described their city as </w:t>
+        <w:t xml:space="preserve"> laid the </w:t>
       </w:r>
       <w:r>
         <w:rPr>
@@ -372,7 +363,7 @@
           <w:sz w:val="17"/>
           <w:u w:val="none"/>
         </w:rPr>
-        <w:t xml:space="preserve">m________ in the generations after its </w:t>
+        <w:t xml:space="preserve">________(found) for the later </w:t>
       </w:r>
       <w:r>
         <w:rPr>
@@ -388,11 +379,20 @@
       <w:r>
         <w:rPr>
           <w:rFonts w:ascii="맑은 고딕" w:hAnsi="맑은 고딕" w:eastAsia="맑은 고딕"/>
+          <w:b/>
+          <w:sz w:val="17"/>
+          <w:u w:val="none"/>
+        </w:rPr>
+        <w:t>[ strength / weakness ]</w:t>
+      </w:r>
+      <w:r>
+        <w:rPr>
+          <w:rFonts w:ascii="맑은 고딕" w:hAnsi="맑은 고딕" w:eastAsia="맑은 고딕"/>
           <w:b w:val="0"/>
           <w:sz w:val="17"/>
           <w:u w:val="none"/>
         </w:rPr>
-        <w:t xml:space="preserve">________(found). Tradition held that only a </w:t>
+        <w:t xml:space="preserve"> and success of the city. Romans described their city as </w:t>
       </w:r>
       <w:r>
         <w:rPr>
@@ -408,20 +408,11 @@
       <w:r>
         <w:rPr>
           <w:rFonts w:ascii="맑은 고딕" w:hAnsi="맑은 고딕" w:eastAsia="맑은 고딕"/>
-          <w:b/>
-          <w:sz w:val="17"/>
-          <w:u w:val="none"/>
-        </w:rPr>
-        <w:t>[ minority / majority ]</w:t>
-      </w:r>
-      <w:r>
-        <w:rPr>
-          <w:rFonts w:ascii="맑은 고딕" w:hAnsi="맑은 고딕" w:eastAsia="맑은 고딕"/>
           <w:b w:val="0"/>
           <w:sz w:val="17"/>
           <w:u w:val="none"/>
         </w:rPr>
-        <w:t xml:space="preserve"> of the city’s legendary kings </w:t>
+        <w:t xml:space="preserve">m________ in the generations after its foundation. Tradition held that only a </w:t>
       </w:r>
       <w:r>
         <w:rPr>
@@ -441,7 +432,7 @@
           <w:sz w:val="17"/>
           <w:u w:val="none"/>
         </w:rPr>
-        <w:t>[ were / was ]</w:t>
+        <w:t>[ minority / majority ]</w:t>
       </w:r>
       <w:r>
         <w:rPr>
@@ -450,7 +441,7 @@
           <w:sz w:val="17"/>
           <w:u w:val="none"/>
         </w:rPr>
-        <w:t xml:space="preserve"> Roman-born, with the others all </w:t>
+        <w:t xml:space="preserve"> of the city’s </w:t>
       </w:r>
       <w:r>
         <w:rPr>
@@ -470,7 +461,7 @@
           <w:sz w:val="17"/>
           <w:u w:val="none"/>
         </w:rPr>
-        <w:t xml:space="preserve">________(arrive) as immigrants before being </w:t>
+        <w:t xml:space="preserve">________(legend) kings </w:t>
       </w:r>
       <w:r>
         <w:rPr>
@@ -486,11 +477,20 @@
       <w:r>
         <w:rPr>
           <w:rFonts w:ascii="맑은 고딕" w:hAnsi="맑은 고딕" w:eastAsia="맑은 고딕"/>
+          <w:b/>
+          <w:sz w:val="17"/>
+          <w:u w:val="none"/>
+        </w:rPr>
+        <w:t>[ were / was ]</w:t>
+      </w:r>
+      <w:r>
+        <w:rPr>
+          <w:rFonts w:ascii="맑은 고딕" w:hAnsi="맑은 고딕" w:eastAsia="맑은 고딕"/>
           <w:b w:val="0"/>
           <w:sz w:val="17"/>
           <w:u w:val="none"/>
         </w:rPr>
-        <w:t xml:space="preserve">________(choose) for the throne for their virtues and </w:t>
+        <w:t xml:space="preserve"> Roman-born, with the others all </w:t>
       </w:r>
       <w:r>
         <w:rPr>
@@ -506,11 +506,20 @@
       <w:r>
         <w:rPr>
           <w:rFonts w:ascii="맑은 고딕" w:hAnsi="맑은 고딕" w:eastAsia="맑은 고딕"/>
+          <w:b/>
+          <w:sz w:val="17"/>
+          <w:u w:val="none"/>
+        </w:rPr>
+        <w:t>[ arriving / arrived ]</w:t>
+      </w:r>
+      <w:r>
+        <w:rPr>
+          <w:rFonts w:ascii="맑은 고딕" w:hAnsi="맑은 고딕" w:eastAsia="맑은 고딕"/>
           <w:b w:val="0"/>
           <w:sz w:val="17"/>
           <w:u w:val="none"/>
         </w:rPr>
-        <w:t xml:space="preserve">m________. As the empire expanded across </w:t>
+        <w:t xml:space="preserve"> as immigrants before </w:t>
       </w:r>
       <w:r>
         <w:rPr>
@@ -526,11 +535,20 @@
       <w:r>
         <w:rPr>
           <w:rFonts w:ascii="맑은 고딕" w:hAnsi="맑은 고딕" w:eastAsia="맑은 고딕"/>
+          <w:b/>
+          <w:sz w:val="17"/>
+          <w:u w:val="none"/>
+        </w:rPr>
+        <w:t>[ being chosen / choosing ]</w:t>
+      </w:r>
+      <w:r>
+        <w:rPr>
+          <w:rFonts w:ascii="맑은 고딕" w:hAnsi="맑은 고딕" w:eastAsia="맑은 고딕"/>
           <w:b w:val="0"/>
           <w:sz w:val="17"/>
           <w:u w:val="none"/>
         </w:rPr>
-        <w:t xml:space="preserve">t________ continents, Rome </w:t>
+        <w:t xml:space="preserve"> for the throne for their </w:t>
       </w:r>
       <w:r>
         <w:rPr>
@@ -546,20 +564,11 @@
       <w:r>
         <w:rPr>
           <w:rFonts w:ascii="맑은 고딕" w:hAnsi="맑은 고딕" w:eastAsia="맑은 고딕"/>
-          <w:b/>
-          <w:sz w:val="17"/>
-          <w:u w:val="none"/>
-        </w:rPr>
-        <w:t>[ eagerly / eager ]</w:t>
-      </w:r>
-      <w:r>
-        <w:rPr>
-          <w:rFonts w:ascii="맑은 고딕" w:hAnsi="맑은 고딕" w:eastAsia="맑은 고딕"/>
           <w:b w:val="0"/>
           <w:sz w:val="17"/>
           <w:u w:val="none"/>
         </w:rPr>
-        <w:t xml:space="preserve"> adopted new cultural influences and </w:t>
+        <w:t xml:space="preserve">v________ and merits. As the empire </w:t>
       </w:r>
       <w:r>
         <w:rPr>
@@ -575,20 +584,11 @@
       <w:r>
         <w:rPr>
           <w:rFonts w:ascii="맑은 고딕" w:hAnsi="맑은 고딕" w:eastAsia="맑은 고딕"/>
-          <w:b/>
-          <w:sz w:val="17"/>
-          <w:u w:val="none"/>
-        </w:rPr>
-        <w:t>[ absorbed / absorbing ]</w:t>
-      </w:r>
-      <w:r>
-        <w:rPr>
-          <w:rFonts w:ascii="맑은 고딕" w:hAnsi="맑은 고딕" w:eastAsia="맑은 고딕"/>
           <w:b w:val="0"/>
           <w:sz w:val="17"/>
           <w:u w:val="none"/>
         </w:rPr>
-        <w:t xml:space="preserve"> incoming groups — perhaps a little too eagerly for some, </w:t>
+        <w:t xml:space="preserve">________(expand) across three continents, Rome </w:t>
       </w:r>
       <w:r>
         <w:rPr>
@@ -608,7 +608,7 @@
           <w:sz w:val="17"/>
           <w:u w:val="none"/>
         </w:rPr>
-        <w:t>[ who / which ]</w:t>
+        <w:t>[ eagerly / eager ]</w:t>
       </w:r>
       <w:r>
         <w:rPr>
@@ -617,7 +617,7 @@
           <w:sz w:val="17"/>
           <w:u w:val="none"/>
         </w:rPr>
-        <w:t xml:space="preserve">, like the poet Juvenal, complained about the </w:t>
+        <w:t xml:space="preserve"> adopted new cultural influences and absorbed incoming groups — perhaps a little too eagerly for some, </w:t>
       </w:r>
       <w:r>
         <w:rPr>
@@ -637,7 +637,7 @@
           <w:sz w:val="17"/>
           <w:u w:val="none"/>
         </w:rPr>
-        <w:t>[ rapid / gradual ]</w:t>
+        <w:t>[ who / which ]</w:t>
       </w:r>
       <w:r>
         <w:rPr>
@@ -646,7 +646,7 @@
           <w:sz w:val="17"/>
           <w:u w:val="none"/>
         </w:rPr>
-        <w:t xml:space="preserve"> rate of cultural change.</w:t>
+        <w:t>, like the poet Juvenal, complained about the rapid rate of cultural change.</w:t>
       </w:r>
     </w:p>
     <w:p>
@@ -698,7 +698,7 @@
           <w:sz w:val="17"/>
           <w:u w:val="none"/>
         </w:rPr>
-        <w:t xml:space="preserve">It was this initial openness, Livy asserts, </w:t>
+        <w:t xml:space="preserve">The historian Livy claimed the city’s original population </w:t>
       </w:r>
       <w:r>
         <w:rPr>
@@ -707,7 +707,7 @@
           <w:sz w:val="17"/>
           <w:u w:val="single"/>
         </w:rPr>
-        <w:t>that</w:t>
+        <w:t>was comprised of</w:t>
       </w:r>
       <w:r>
         <w:rPr>
@@ -716,7 +716,7 @@
           <w:sz w:val="17"/>
           <w:u w:val="none"/>
         </w:rPr>
-        <w:t xml:space="preserve"> laid the foundations …  → 제시 교정: </w:t>
+        <w:t xml:space="preserve"> immigrants flooding in from all directions …  → 제시 교정: </w:t>
       </w:r>
       <w:r>
         <w:rPr>
@@ -725,7 +725,7 @@
           <w:sz w:val="17"/>
           <w:u w:val="none"/>
         </w:rPr>
-        <w:t>which</w:t>
+        <w:t>consisted of</w:t>
       </w:r>
       <w:r>
         <w:rPr>
@@ -760,7 +760,7 @@
           <w:sz w:val="17"/>
           <w:u w:val="none"/>
         </w:rPr>
-        <w:t xml:space="preserve">… with the others all </w:t>
+        <w:t xml:space="preserve">… with the others all arriving as immigrants </w:t>
       </w:r>
       <w:r>
         <w:rPr>
@@ -769,7 +769,7 @@
           <w:sz w:val="17"/>
           <w:u w:val="single"/>
         </w:rPr>
-        <w:t>arriving</w:t>
+        <w:t>before being chosen</w:t>
       </w:r>
       <w:r>
         <w:rPr>
@@ -778,7 +778,7 @@
           <w:sz w:val="17"/>
           <w:u w:val="none"/>
         </w:rPr>
-        <w:t xml:space="preserve"> as immigrants before being chosen for the throne  → 제시 교정: </w:t>
+        <w:t xml:space="preserve"> for the throne for their virtues and merits.  → 제시 교정: </w:t>
       </w:r>
       <w:r>
         <w:rPr>
@@ -787,7 +787,7 @@
           <w:sz w:val="17"/>
           <w:u w:val="none"/>
         </w:rPr>
-        <w:t>arrived</w:t>
+        <w:t>before they were chosen</w:t>
       </w:r>
       <w:r>
         <w:rPr>
@@ -822,7 +822,7 @@
           <w:sz w:val="17"/>
           <w:u w:val="none"/>
         </w:rPr>
-        <w:t xml:space="preserve">… perhaps a little too eagerly for some, </w:t>
+        <w:t xml:space="preserve">It was this initial openness, Livy asserts, </w:t>
       </w:r>
       <w:r>
         <w:rPr>
@@ -831,7 +831,7 @@
           <w:sz w:val="17"/>
           <w:u w:val="single"/>
         </w:rPr>
-        <w:t>who</w:t>
+        <w:t>that laid</w:t>
       </w:r>
       <w:r>
         <w:rPr>
@@ -840,7 +840,7 @@
           <w:sz w:val="17"/>
           <w:u w:val="none"/>
         </w:rPr>
-        <w:t xml:space="preserve">, like the poet Juvenal, complained …  → 제시 교정: </w:t>
+        <w:t xml:space="preserve"> the foundations for the later strength and success of the city.  → 제시 교정: </w:t>
       </w:r>
       <w:r>
         <w:rPr>
@@ -849,7 +849,7 @@
           <w:sz w:val="17"/>
           <w:u w:val="none"/>
         </w:rPr>
-        <w:t>and they</w:t>
+        <w:t>which laying</w:t>
       </w:r>
       <w:r>
         <w:rPr>
@@ -910,7 +910,7 @@
           <w:sz w:val="17"/>
           <w:u w:val="none"/>
         </w:rPr>
-        <w:t>Livy가 주장하길, 그 도시의 이후의 힘과 성공을 위한 토대를 놓은 것은 바로 이러한 초기의 개방성이었다.</w:t>
+        <w:t>로마인들은 건국 이후 여러 세대에 걸쳐 자신들의 도시를 다문화적이라고 묘사했다.</w:t>
       </w:r>
     </w:p>
     <w:p>
@@ -927,7 +927,7 @@
           <w:sz w:val="17"/>
           <w:u w:val="none"/>
         </w:rPr>
-        <w:t>it / this initial openness / Livy asserts / that / lay / the foundations / for / the later strength and success / of the city / what</w:t>
+        <w:t>describe / Romans / their city / after / its foundation / in the generations / like / multicultural</w:t>
       </w:r>
     </w:p>
     <w:p>
@@ -962,7 +962,7 @@
           <w:sz w:val="17"/>
           <w:u w:val="none"/>
         </w:rPr>
-        <w:t>전승에 따르면 그 도시의 전설적인 왕들 가운데 소수만이 로마 태생이었다.</w:t>
+        <w:t>전승에 따르면 그 도시의 전설적인 왕들 가운데 소수만이 로마 태생이었고, 나머지는 모두 이민자로 와서 덕과 공적으로 왕좌에 선택되었다.</w:t>
       </w:r>
     </w:p>
     <w:p>
@@ -979,7 +979,7 @@
           <w:sz w:val="17"/>
           <w:u w:val="none"/>
         </w:rPr>
-        <w:t>tradition / hold / that / a minority / of / the city’s legendary kings / be / Roman-born / majority</w:t>
+        <w:t>hold / that / of the city’s legendary kings / a minority / tradition / be / all / with the others / before / arrive / Roman-born / as immigrants / be chosen / for the throne / for their virtues and merits / majority</w:t>
       </w:r>
     </w:p>
     <w:p>
@@ -1040,7 +1040,7 @@
           <w:sz w:val="17"/>
           <w:u w:val="none"/>
         </w:rPr>
-        <w:t>로마는 새로운 문화적 영향을 열렬히 받아들이고 들어오는 집단들을 흡수했다.</w:t>
+        <w:t>제국이 세 대륙에 걸쳐 확장되면서, 로마는 새로운 문화적 영향을 열렬히 받아들이고 들어오는 집단들을 흡수했다.</w:t>
       </w:r>
     </w:p>
     <w:p>
@@ -1057,7 +1057,7 @@
           <w:sz w:val="17"/>
           <w:u w:val="none"/>
         </w:rPr>
-        <w:t>Rome / eager / adopted / new cultural influences / and / absorbed / incoming groups</w:t>
+        <w:t>across / the empire / expand / Rome / eagerly / as / three continents / adopted / new cultural influences / absorbed / incoming groups / and</w:t>
       </w:r>
     </w:p>
     <w:p>
@@ -1118,7 +1118,25 @@
           <w:sz w:val="17"/>
           <w:u w:val="none"/>
         </w:rPr>
-        <w:t>Romulus’s deliberate policy of nondiscrimination — 이 정책을 Livy가 다시 표현한 말을 본문에서(this initial ____, 1단어): ______________</w:t>
+        <w:t xml:space="preserve">It was </w:t>
+      </w:r>
+      <w:r>
+        <w:rPr>
+          <w:rFonts w:ascii="맑은 고딕" w:hAnsi="맑은 고딕" w:eastAsia="맑은 고딕"/>
+          <w:b/>
+          <w:sz w:val="17"/>
+          <w:u w:val="none"/>
+        </w:rPr>
+        <w:t>this initial openness</w:t>
+      </w:r>
+      <w:r>
+        <w:rPr>
+          <w:rFonts w:ascii="맑은 고딕" w:hAnsi="맑은 고딕" w:eastAsia="맑은 고딕"/>
+          <w:b w:val="0"/>
+          <w:sz w:val="17"/>
+          <w:u w:val="none"/>
+        </w:rPr>
+        <w:t xml:space="preserve"> … that laid the foundations — 가리키는 내용을 우리말로: ____________________________________________</w:t>
       </w:r>
     </w:p>
     <w:p>
@@ -1144,7 +1162,7 @@
           <w:sz w:val="17"/>
           <w:u w:val="none"/>
         </w:rPr>
-        <w:t xml:space="preserve">with </w:t>
+        <w:t xml:space="preserve">in the generations after </w:t>
       </w:r>
       <w:r>
         <w:rPr>
@@ -1153,7 +1171,7 @@
           <w:sz w:val="17"/>
           <w:u w:val="none"/>
         </w:rPr>
-        <w:t>the others</w:t>
+        <w:t>its</w:t>
       </w:r>
       <w:r>
         <w:rPr>
@@ -1162,7 +1180,7 @@
           <w:sz w:val="17"/>
           <w:u w:val="none"/>
         </w:rPr>
-        <w:t xml:space="preserve"> all arriving as immigrants — the others가 가리키는 대상을 우리말로: ______________________________</w:t>
+        <w:t xml:space="preserve"> foundation — its가 가리키는 말(1단어): ______________</w:t>
       </w:r>
     </w:p>
     <w:p>
@@ -1188,7 +1206,7 @@
           <w:sz w:val="17"/>
           <w:u w:val="none"/>
         </w:rPr>
-        <w:t xml:space="preserve">after </w:t>
+        <w:t xml:space="preserve">with </w:t>
       </w:r>
       <w:r>
         <w:rPr>
@@ -1197,7 +1215,7 @@
           <w:sz w:val="17"/>
           <w:u w:val="none"/>
         </w:rPr>
-        <w:t>its</w:t>
+        <w:t>the others</w:t>
       </w:r>
       <w:r>
         <w:rPr>
@@ -1206,7 +1224,7 @@
           <w:sz w:val="17"/>
           <w:u w:val="none"/>
         </w:rPr>
-        <w:t xml:space="preserve"> foundation — its가 가리키는 말(2단어): ______________</w:t>
+        <w:t xml:space="preserve"> all arriving as immigrants — the others가 가리키는 사람들을 우리말로: ______________________________</w:t>
       </w:r>
     </w:p>
     <w:p>
@@ -1232,7 +1250,7 @@
           <w:sz w:val="17"/>
           <w:u w:val="none"/>
         </w:rPr>
-        <w:t xml:space="preserve">for </w:t>
+        <w:t xml:space="preserve">for some, </w:t>
       </w:r>
       <w:r>
         <w:rPr>
@@ -1241,7 +1259,7 @@
           <w:sz w:val="17"/>
           <w:u w:val="none"/>
         </w:rPr>
-        <w:t>some</w:t>
+        <w:t>who</w:t>
       </w:r>
       <w:r>
         <w:rPr>
@@ -1250,7 +1268,7 @@
           <w:sz w:val="17"/>
           <w:u w:val="none"/>
         </w:rPr>
-        <w:t>, who … complained — some의 예로 든 인물을 본문에서(3단어): ______________________</w:t>
+        <w:t>, like the poet Juvenal, complained — who의 선행사(1단어): ______________</w:t>
       </w:r>
     </w:p>
     <w:p>
@@ -1281,7 +1299,7 @@
     </w:p>
     <w:p>
       <w:pPr>
-        <w:spacing w:before="0" w:after="20" w:line="360" w:lineRule="auto"/>
+        <w:spacing w:before="0" w:after="20" w:line="300" w:lineRule="auto"/>
         <w:jc w:val="both"/>
         <w:snapToGrid w:val="0"/>
       </w:pPr>
@@ -1292,7 +1310,7 @@
           <w:sz w:val="17"/>
           <w:u w:val="none"/>
         </w:rPr>
-        <w:t xml:space="preserve">Port cities have often grown in the same way. Sailors, traders, and craftsmen </w:t>
+        <w:t xml:space="preserve">A port city on the northern coast tells a similar story. Its first merchants </w:t>
       </w:r>
       <w:r>
         <w:rPr>
@@ -1312,7 +1330,7 @@
           <w:sz w:val="17"/>
           <w:u w:val="none"/>
         </w:rPr>
-        <w:t>[ arriving / arrived ]</w:t>
+        <w:t>[ were / was ]</w:t>
       </w:r>
       <w:r>
         <w:rPr>
@@ -1321,7 +1339,7 @@
           <w:sz w:val="17"/>
           <w:u w:val="none"/>
         </w:rPr>
-        <w:t xml:space="preserve"> from distant coasts brought new foods, tools, and words, and the city became richer because it let them stay. Visitors who </w:t>
+        <w:t xml:space="preserve"> sailors from a dozen countries who had settled wherever a ship happened to leave them, and the town’s council never asked where a newcomer had come from. That openness, historians say, is what turned a fishing village into a trading capital. Even so, not everyone welcomed the pace of change; letters </w:t>
       </w:r>
       <w:r>
         <w:rPr>
@@ -1341,7 +1359,7 @@
           <w:sz w:val="17"/>
           <w:u w:val="none"/>
         </w:rPr>
-        <w:t>[ were / was ]</w:t>
+        <w:t>[ written / writing ]</w:t>
       </w:r>
       <w:r>
         <w:rPr>
@@ -1350,7 +1368,7 @@
           <w:sz w:val="17"/>
           <w:u w:val="none"/>
         </w:rPr>
-        <w:t xml:space="preserve"> used to quieter towns often found the mix confusing. Even so, the city’s greatest periods were usually those in </w:t>
+        <w:t xml:space="preserve"> by older residents grumble that the market had begun to sound like a foreign country, </w:t>
       </w:r>
       <w:r>
         <w:rPr>
@@ -1370,7 +1388,7 @@
           <w:sz w:val="17"/>
           <w:u w:val="none"/>
         </w:rPr>
-        <w:t>[ which / that ]</w:t>
+        <w:t>[ where / which ]</w:t>
       </w:r>
       <w:r>
         <w:rPr>
@@ -1379,7 +1397,7 @@
           <w:sz w:val="17"/>
           <w:u w:val="none"/>
         </w:rPr>
-        <w:t xml:space="preserve"> it was most open to newcomers.</w:t>
+        <w:t xml:space="preserve"> every stall spoke a different language.</w:t>
       </w:r>
     </w:p>
     <w:p>
@@ -1431,7 +1449,7 @@
           <w:sz w:val="17"/>
           <w:u w:val="none"/>
         </w:rPr>
-        <w:t>According to Livy, Rome’s later strength grew out of its early o____________ to newcomers.</w:t>
+        <w:t>Rome’s early strength is traced to its o____________ toward immigrants, though some later felt the city was changing too fast.</w:t>
       </w:r>
     </w:p>
     <w:p>
@@ -1474,7 +1492,7 @@
           <w:sz w:val="17"/>
           <w:u w:val="none"/>
         </w:rPr>
-        <w:t xml:space="preserve"> 다음 글에 대한 &lt;보기&gt;의 설명 중 </w:t>
+        <w:t xml:space="preserve"> 다음 대화를 읽고 두 학생이 본문의 내용을 표로 정리하였다. 본문 및 대화의 내용과 일치하지 </w:t>
       </w:r>
       <w:r>
         <w:rPr>
@@ -1483,7 +1501,7 @@
           <w:sz w:val="17"/>
           <w:u w:val="single"/>
         </w:rPr>
-        <w:t>틀린</w:t>
+        <w:t>않는</w:t>
       </w:r>
       <w:r>
         <w:rPr>
@@ -1492,7 +1510,168 @@
           <w:sz w:val="17"/>
           <w:u w:val="none"/>
         </w:rPr>
-        <w:t xml:space="preserve"> 것만을 있는 대로 고른 것은? [3.3점]</w:t>
+        <w:t xml:space="preserve"> 것은? [3.3점]</w:t>
+      </w:r>
+    </w:p>
+    <w:p>
+      <w:pPr>
+        <w:spacing w:before="0" w:after="0" w:line="288" w:lineRule="auto"/>
+        <w:ind w:left="40"/>
+        <w:snapToGrid w:val="0"/>
+        <w:pBdr>
+          <w:top w:val="single" w:sz="4" w:space="2" w:color="999999"/>
+          <w:left w:val="single" w:sz="4" w:space="2" w:color="999999"/>
+          <w:bottom w:val="single" w:sz="4" w:space="2" w:color="999999"/>
+          <w:right w:val="single" w:sz="4" w:space="2" w:color="999999"/>
+        </w:pBdr>
+        <w:shd w:val="clear" w:color="auto" w:fill="F6F3EA"/>
+      </w:pPr>
+      <w:r>
+        <w:rPr>
+          <w:rFonts w:ascii="맑은 고딕" w:hAnsi="맑은 고딕" w:eastAsia="맑은 고딕"/>
+          <w:b w:val="0"/>
+          <w:sz w:val="17"/>
+          <w:u w:val="none"/>
+        </w:rPr>
+        <w:t>Mina: So Livy says Rome was a melting pot from the beginning — its first people were immigrants from all directions.</w:t>
+      </w:r>
+    </w:p>
+    <w:p>
+      <w:pPr>
+        <w:spacing w:before="0" w:after="0" w:line="288" w:lineRule="auto"/>
+        <w:ind w:left="40"/>
+        <w:snapToGrid w:val="0"/>
+        <w:pBdr>
+          <w:top w:val="single" w:sz="4" w:space="2" w:color="999999"/>
+          <w:left w:val="single" w:sz="4" w:space="2" w:color="999999"/>
+          <w:bottom w:val="single" w:sz="4" w:space="2" w:color="999999"/>
+          <w:right w:val="single" w:sz="4" w:space="2" w:color="999999"/>
+        </w:pBdr>
+        <w:shd w:val="clear" w:color="auto" w:fill="F6F3EA"/>
+      </w:pPr>
+      <w:r>
+        <w:rPr>
+          <w:rFonts w:ascii="맑은 고딕" w:hAnsi="맑은 고딕" w:eastAsia="맑은 고딕"/>
+          <w:b w:val="0"/>
+          <w:sz w:val="17"/>
+          <w:u w:val="none"/>
+        </w:rPr>
+        <w:t>Jun: Right, and that wasn’t an accident. Romulus deliberately refused to discriminate against newcomers.</w:t>
+      </w:r>
+    </w:p>
+    <w:p>
+      <w:pPr>
+        <w:spacing w:before="0" w:after="0" w:line="288" w:lineRule="auto"/>
+        <w:ind w:left="40"/>
+        <w:snapToGrid w:val="0"/>
+        <w:pBdr>
+          <w:top w:val="single" w:sz="4" w:space="2" w:color="999999"/>
+          <w:left w:val="single" w:sz="4" w:space="2" w:color="999999"/>
+          <w:bottom w:val="single" w:sz="4" w:space="2" w:color="999999"/>
+          <w:right w:val="single" w:sz="4" w:space="2" w:color="999999"/>
+        </w:pBdr>
+        <w:shd w:val="clear" w:color="auto" w:fill="F6F3EA"/>
+      </w:pPr>
+      <w:r>
+        <w:rPr>
+          <w:rFonts w:ascii="맑은 고딕" w:hAnsi="맑은 고딕" w:eastAsia="맑은 고딕"/>
+          <w:b w:val="0"/>
+          <w:sz w:val="17"/>
+          <w:u w:val="none"/>
+        </w:rPr>
+        <w:t>Mina: And Livy thinks that early openness is what made the city strong and successful later.</w:t>
+      </w:r>
+    </w:p>
+    <w:p>
+      <w:pPr>
+        <w:spacing w:before="0" w:after="0" w:line="288" w:lineRule="auto"/>
+        <w:ind w:left="40"/>
+        <w:snapToGrid w:val="0"/>
+        <w:pBdr>
+          <w:top w:val="single" w:sz="4" w:space="2" w:color="999999"/>
+          <w:left w:val="single" w:sz="4" w:space="2" w:color="999999"/>
+          <w:bottom w:val="single" w:sz="4" w:space="2" w:color="999999"/>
+          <w:right w:val="single" w:sz="4" w:space="2" w:color="999999"/>
+        </w:pBdr>
+        <w:shd w:val="clear" w:color="auto" w:fill="F6F3EA"/>
+      </w:pPr>
+      <w:r>
+        <w:rPr>
+          <w:rFonts w:ascii="맑은 고딕" w:hAnsi="맑은 고딕" w:eastAsia="맑은 고딕"/>
+          <w:b w:val="0"/>
+          <w:sz w:val="17"/>
+          <w:u w:val="none"/>
+        </w:rPr>
+        <w:t>Jun: The kings are the surprising part. Only a minority of the legendary kings were born in Rome; the rest came as immigrants.</w:t>
+      </w:r>
+    </w:p>
+    <w:p>
+      <w:pPr>
+        <w:spacing w:before="0" w:after="0" w:line="288" w:lineRule="auto"/>
+        <w:ind w:left="40"/>
+        <w:snapToGrid w:val="0"/>
+        <w:pBdr>
+          <w:top w:val="single" w:sz="4" w:space="2" w:color="999999"/>
+          <w:left w:val="single" w:sz="4" w:space="2" w:color="999999"/>
+          <w:bottom w:val="single" w:sz="4" w:space="2" w:color="999999"/>
+          <w:right w:val="single" w:sz="4" w:space="2" w:color="999999"/>
+        </w:pBdr>
+        <w:shd w:val="clear" w:color="auto" w:fill="F6F3EA"/>
+      </w:pPr>
+      <w:r>
+        <w:rPr>
+          <w:rFonts w:ascii="맑은 고딕" w:hAnsi="맑은 고딕" w:eastAsia="맑은 고딕"/>
+          <w:b w:val="0"/>
+          <w:sz w:val="17"/>
+          <w:u w:val="none"/>
+        </w:rPr>
+        <w:t>Mina: And they were chosen for the throne for their virtues and merits, not for where they were born.</w:t>
+      </w:r>
+    </w:p>
+    <w:p>
+      <w:pPr>
+        <w:spacing w:before="0" w:after="0" w:line="288" w:lineRule="auto"/>
+        <w:ind w:left="40"/>
+        <w:snapToGrid w:val="0"/>
+        <w:pBdr>
+          <w:top w:val="single" w:sz="4" w:space="2" w:color="999999"/>
+          <w:left w:val="single" w:sz="4" w:space="2" w:color="999999"/>
+          <w:bottom w:val="single" w:sz="4" w:space="2" w:color="999999"/>
+          <w:right w:val="single" w:sz="4" w:space="2" w:color="999999"/>
+        </w:pBdr>
+        <w:shd w:val="clear" w:color="auto" w:fill="F6F3EA"/>
+      </w:pPr>
+      <w:r>
+        <w:rPr>
+          <w:rFonts w:ascii="맑은 고딕" w:hAnsi="맑은 고딕" w:eastAsia="맑은 고딕"/>
+          <w:b w:val="0"/>
+          <w:sz w:val="17"/>
+          <w:u w:val="none"/>
+        </w:rPr>
+        <w:t>Jun: Then, when the empire spread across three continents, Rome eagerly absorbed new cultures and new groups.</w:t>
+      </w:r>
+    </w:p>
+    <w:p>
+      <w:pPr>
+        <w:spacing w:before="0" w:after="0" w:line="288" w:lineRule="auto"/>
+        <w:ind w:left="40"/>
+        <w:snapToGrid w:val="0"/>
+        <w:pBdr>
+          <w:top w:val="single" w:sz="4" w:space="2" w:color="999999"/>
+          <w:left w:val="single" w:sz="4" w:space="2" w:color="999999"/>
+          <w:bottom w:val="single" w:sz="4" w:space="2" w:color="999999"/>
+          <w:right w:val="single" w:sz="4" w:space="2" w:color="999999"/>
+        </w:pBdr>
+        <w:shd w:val="clear" w:color="auto" w:fill="F6F3EA"/>
+      </w:pPr>
+      <w:r>
+        <w:rPr>
+          <w:rFonts w:ascii="맑은 고딕" w:hAnsi="맑은 고딕" w:eastAsia="맑은 고딕"/>
+          <w:b w:val="0"/>
+          <w:sz w:val="17"/>
+          <w:u w:val="none"/>
+        </w:rPr>
+        <w:t>Mina: Not everyone loved that, though. The poet Juvenal complained that the culture was changing too fast.</w:t>
       </w:r>
     </w:p>
     <w:p>
@@ -1515,7 +1694,186 @@
           <w:sz w:val="17"/>
           <w:u w:val="none"/>
         </w:rPr>
-        <w:t>Rome was said to have been a melting pot from the very start. The historian Livy claimed the city’s original population was comprised of immigrants flooding in from all directions, ⓐ</w:t>
+        <w:t>Jun: So the same openness that built the city later looked excessive to some Romans.</w:t>
+      </w:r>
+    </w:p>
+    <w:p>
+      <w:pPr>
+        <w:spacing w:before="0" w:after="0" w:line="288" w:lineRule="auto"/>
+        <w:ind w:left="40"/>
+        <w:snapToGrid w:val="0"/>
+        <w:pBdr>
+          <w:top w:val="single" w:sz="4" w:space="2" w:color="555555"/>
+          <w:left w:val="single" w:sz="4" w:space="2" w:color="555555"/>
+          <w:bottom w:val="single" w:sz="4" w:space="2" w:color="555555"/>
+          <w:right w:val="single" w:sz="4" w:space="2" w:color="555555"/>
+        </w:pBdr>
+        <w:shd w:val="clear" w:color="auto" w:fill="FFFFFF"/>
+      </w:pPr>
+      <w:r>
+        <w:rPr>
+          <w:rFonts w:ascii="맑은 고딕" w:hAnsi="맑은 고딕" w:eastAsia="맑은 고딕"/>
+          <w:b w:val="0"/>
+          <w:sz w:val="17"/>
+          <w:u w:val="none"/>
+        </w:rPr>
+        <w:t xml:space="preserve">  |  Early Rome (foundation period)  |  Rome as the empire grew</w:t>
+      </w:r>
+    </w:p>
+    <w:p>
+      <w:pPr>
+        <w:spacing w:before="0" w:after="0" w:line="288" w:lineRule="auto"/>
+        <w:ind w:left="40"/>
+        <w:snapToGrid w:val="0"/>
+        <w:pBdr>
+          <w:top w:val="single" w:sz="4" w:space="2" w:color="555555"/>
+          <w:left w:val="single" w:sz="4" w:space="2" w:color="555555"/>
+          <w:bottom w:val="single" w:sz="4" w:space="2" w:color="555555"/>
+          <w:right w:val="single" w:sz="4" w:space="2" w:color="555555"/>
+        </w:pBdr>
+        <w:shd w:val="clear" w:color="auto" w:fill="FFFFFF"/>
+      </w:pPr>
+      <w:r>
+        <w:rPr>
+          <w:rFonts w:ascii="맑은 고딕" w:hAnsi="맑은 고딕" w:eastAsia="맑은 고딕"/>
+          <w:b w:val="0"/>
+          <w:sz w:val="17"/>
+          <w:u w:val="none"/>
+        </w:rPr>
+        <w:t>①  |  The first population was made up of immigrants from all directions.  |  The city absorbed incoming groups as it expanded.</w:t>
+      </w:r>
+    </w:p>
+    <w:p>
+      <w:pPr>
+        <w:spacing w:before="0" w:after="0" w:line="288" w:lineRule="auto"/>
+        <w:ind w:left="40"/>
+        <w:snapToGrid w:val="0"/>
+        <w:pBdr>
+          <w:top w:val="single" w:sz="4" w:space="2" w:color="555555"/>
+          <w:left w:val="single" w:sz="4" w:space="2" w:color="555555"/>
+          <w:bottom w:val="single" w:sz="4" w:space="2" w:color="555555"/>
+          <w:right w:val="single" w:sz="4" w:space="2" w:color="555555"/>
+        </w:pBdr>
+        <w:shd w:val="clear" w:color="auto" w:fill="FFFFFF"/>
+      </w:pPr>
+      <w:r>
+        <w:rPr>
+          <w:rFonts w:ascii="맑은 고딕" w:hAnsi="맑은 고딕" w:eastAsia="맑은 고딕"/>
+          <w:b w:val="0"/>
+          <w:sz w:val="17"/>
+          <w:u w:val="none"/>
+        </w:rPr>
+        <w:t>②  |  Romulus’s policy of nondiscrimination drew newcomers in.  |  Some Romans, such as Juvenal, objected to the pace of change.</w:t>
+      </w:r>
+    </w:p>
+    <w:p>
+      <w:pPr>
+        <w:spacing w:before="0" w:after="0" w:line="288" w:lineRule="auto"/>
+        <w:ind w:left="40"/>
+        <w:snapToGrid w:val="0"/>
+        <w:pBdr>
+          <w:top w:val="single" w:sz="4" w:space="2" w:color="555555"/>
+          <w:left w:val="single" w:sz="4" w:space="2" w:color="555555"/>
+          <w:bottom w:val="single" w:sz="4" w:space="2" w:color="555555"/>
+          <w:right w:val="single" w:sz="4" w:space="2" w:color="555555"/>
+        </w:pBdr>
+        <w:shd w:val="clear" w:color="auto" w:fill="FFFFFF"/>
+      </w:pPr>
+      <w:r>
+        <w:rPr>
+          <w:rFonts w:ascii="맑은 고딕" w:hAnsi="맑은 고딕" w:eastAsia="맑은 고딕"/>
+          <w:b w:val="0"/>
+          <w:sz w:val="17"/>
+          <w:u w:val="none"/>
+        </w:rPr>
+        <w:t>③  |  Rome took in new cultural influences from three continents.  |  Most of the legendary kings had arrived as immigrants.</w:t>
+      </w:r>
+    </w:p>
+    <w:p>
+      <w:pPr>
+        <w:spacing w:before="0" w:after="0" w:line="288" w:lineRule="auto"/>
+        <w:ind w:left="40"/>
+        <w:snapToGrid w:val="0"/>
+        <w:pBdr>
+          <w:top w:val="single" w:sz="4" w:space="2" w:color="555555"/>
+          <w:left w:val="single" w:sz="4" w:space="2" w:color="555555"/>
+          <w:bottom w:val="single" w:sz="4" w:space="2" w:color="555555"/>
+          <w:right w:val="single" w:sz="4" w:space="2" w:color="555555"/>
+        </w:pBdr>
+        <w:shd w:val="clear" w:color="auto" w:fill="FFFFFF"/>
+      </w:pPr>
+      <w:r>
+        <w:rPr>
+          <w:rFonts w:ascii="맑은 고딕" w:hAnsi="맑은 고딕" w:eastAsia="맑은 고딕"/>
+          <w:b w:val="0"/>
+          <w:sz w:val="17"/>
+          <w:u w:val="none"/>
+        </w:rPr>
+        <w:t>④  |  Livy credits early openness for the city’s later success.  |  Cultural change became rapid.</w:t>
+      </w:r>
+    </w:p>
+    <w:p>
+      <w:pPr>
+        <w:spacing w:before="0" w:after="60" w:line="288" w:lineRule="auto"/>
+        <w:ind w:left="40"/>
+        <w:snapToGrid w:val="0"/>
+        <w:pBdr>
+          <w:top w:val="single" w:sz="4" w:space="2" w:color="555555"/>
+          <w:left w:val="single" w:sz="4" w:space="2" w:color="555555"/>
+          <w:bottom w:val="single" w:sz="4" w:space="2" w:color="555555"/>
+          <w:right w:val="single" w:sz="4" w:space="2" w:color="555555"/>
+        </w:pBdr>
+        <w:shd w:val="clear" w:color="auto" w:fill="FFFFFF"/>
+      </w:pPr>
+      <w:r>
+        <w:rPr>
+          <w:rFonts w:ascii="맑은 고딕" w:hAnsi="맑은 고딕" w:eastAsia="맑은 고딕"/>
+          <w:b w:val="0"/>
+          <w:sz w:val="17"/>
+          <w:u w:val="none"/>
+        </w:rPr>
+        <w:t>⑤  |  Only a minority of the legendary kings were Roman-born.  |  Rome’s eagerness was seen as excessive by some.</w:t>
+      </w:r>
+    </w:p>
+    <w:p>
+      <w:pPr>
+        <w:spacing w:before="0" w:after="20" w:line="276" w:lineRule="auto"/>
+        <w:ind w:left="80"/>
+        <w:snapToGrid w:val="0"/>
+      </w:pPr>
+      <w:r>
+        <w:rPr>
+          <w:rFonts w:ascii="맑은 고딕" w:hAnsi="맑은 고딕" w:eastAsia="맑은 고딕"/>
+          <w:b w:val="0"/>
+          <w:sz w:val="17"/>
+          <w:u w:val="none"/>
+        </w:rPr>
+        <w:t>① ①    ② ②    ③ ③    ④ ④    ⑤ ⑤</w:t>
+      </w:r>
+    </w:p>
+    <w:p>
+      <w:pPr>
+        <w:keepNext/>
+        <w:spacing w:before="80" w:after="20" w:line="276" w:lineRule="auto"/>
+        <w:snapToGrid w:val="0"/>
+      </w:pPr>
+      <w:r>
+        <w:rPr>
+          <w:rFonts w:ascii="맑은 고딕" w:hAnsi="맑은 고딕" w:eastAsia="맑은 고딕"/>
+          <w:b/>
+          <w:sz w:val="17"/>
+          <w:u w:val="none"/>
+        </w:rPr>
+        <w:t>23-2.</w:t>
+      </w:r>
+      <w:r>
+        <w:rPr>
+          <w:rFonts w:ascii="맑은 고딕" w:hAnsi="맑은 고딕" w:eastAsia="맑은 고딕"/>
+          <w:b w:val="0"/>
+          <w:sz w:val="17"/>
+          <w:u w:val="none"/>
+        </w:rPr>
+        <w:t xml:space="preserve"> 윗글의 밑줄 친 </w:t>
       </w:r>
       <w:r>
         <w:rPr>
@@ -1524,7 +1882,7 @@
           <w:sz w:val="17"/>
           <w:u w:val="single"/>
         </w:rPr>
-        <w:t>attracted</w:t>
+        <w:t>a melting pot</w:t>
       </w:r>
       <w:r>
         <w:rPr>
@@ -1533,7 +1891,30 @@
           <w:sz w:val="17"/>
           <w:u w:val="none"/>
         </w:rPr>
-        <w:t xml:space="preserve"> by Romulus’s deliberate policy of nondiscrimination. It was this initial openness, Livy asserts, that laid the foundations for the later strength and success of the city. Romans described their city as multicultural in the generations after its foundation. (A) ________, tradition held that only a minority of the city’s legendary kings were Roman-born, with the others all arriving as immigrants before being chosen for the throne for their virtues and merits. As the empire expanded across three continents, Rome ⓑ</w:t>
+        <w:t>이 의미하는 바로 가장 적절한 것은? [3.0점]</w:t>
+      </w:r>
+    </w:p>
+    <w:p>
+      <w:pPr>
+        <w:spacing w:before="0" w:after="60" w:line="288" w:lineRule="auto"/>
+        <w:ind w:left="40"/>
+        <w:snapToGrid w:val="0"/>
+        <w:pBdr>
+          <w:top w:val="single" w:sz="4" w:space="2" w:color="999999"/>
+          <w:left w:val="single" w:sz="4" w:space="2" w:color="999999"/>
+          <w:bottom w:val="single" w:sz="4" w:space="2" w:color="999999"/>
+          <w:right w:val="single" w:sz="4" w:space="2" w:color="999999"/>
+        </w:pBdr>
+        <w:shd w:val="clear" w:color="auto" w:fill="F6F3EA"/>
+      </w:pPr>
+      <w:r>
+        <w:rPr>
+          <w:rFonts w:ascii="맑은 고딕" w:hAnsi="맑은 고딕" w:eastAsia="맑은 고딕"/>
+          <w:b w:val="0"/>
+          <w:sz w:val="17"/>
+          <w:u w:val="none"/>
+        </w:rPr>
+        <w:t xml:space="preserve">Rome was said to have been </w:t>
       </w:r>
       <w:r>
         <w:rPr>
@@ -1542,7 +1923,7 @@
           <w:sz w:val="17"/>
           <w:u w:val="single"/>
         </w:rPr>
-        <w:t>eagerly adopted</w:t>
+        <w:t>a melting pot</w:t>
       </w:r>
       <w:r>
         <w:rPr>
@@ -1551,7 +1932,981 @@
           <w:sz w:val="17"/>
           <w:u w:val="none"/>
         </w:rPr>
-        <w:t xml:space="preserve"> new cultural influences and absorbed incoming groups — perhaps a little too eagerly for some, who, like the poet Juvenal, complained about the rapid rate of cultural change.</w:t>
+        <w:t xml:space="preserve"> from the very start. The historian Livy claimed the city’s original population was comprised of immigrants flooding in from all directions, attracted by Romulus’s deliberate policy of nondiscrimination. In Livy’s view, it was precisely this early willingness to take people in that made the city strong and successful later on. Romans described their city as multicultural in the generations after its foundation.</w:t>
+      </w:r>
+    </w:p>
+    <w:p>
+      <w:pPr>
+        <w:spacing w:before="0" w:after="0" w:line="269" w:lineRule="auto"/>
+        <w:ind w:left="180" w:hanging="180"/>
+        <w:snapToGrid w:val="0"/>
+      </w:pPr>
+      <w:r>
+        <w:rPr>
+          <w:rFonts w:ascii="맑은 고딕" w:hAnsi="맑은 고딕" w:eastAsia="맑은 고딕"/>
+          <w:b w:val="0"/>
+          <w:sz w:val="17"/>
+          <w:u w:val="none"/>
+        </w:rPr>
+        <w:t>① a city whose wealth came mainly from trade in metals</w:t>
+      </w:r>
+    </w:p>
+    <w:p>
+      <w:pPr>
+        <w:spacing w:before="0" w:after="0" w:line="269" w:lineRule="auto"/>
+        <w:ind w:left="180" w:hanging="180"/>
+        <w:snapToGrid w:val="0"/>
+      </w:pPr>
+      <w:r>
+        <w:rPr>
+          <w:rFonts w:ascii="맑은 고딕" w:hAnsi="맑은 고딕" w:eastAsia="맑은 고딕"/>
+          <w:b w:val="0"/>
+          <w:sz w:val="17"/>
+          <w:u w:val="none"/>
+        </w:rPr>
+        <w:t>② a community in which people of many different origins blended into one society</w:t>
+      </w:r>
+    </w:p>
+    <w:p>
+      <w:pPr>
+        <w:spacing w:before="0" w:after="0" w:line="269" w:lineRule="auto"/>
+        <w:ind w:left="180" w:hanging="180"/>
+        <w:snapToGrid w:val="0"/>
+      </w:pPr>
+      <w:r>
+        <w:rPr>
+          <w:rFonts w:ascii="맑은 고딕" w:hAnsi="맑은 고딕" w:eastAsia="맑은 고딕"/>
+          <w:b w:val="0"/>
+          <w:sz w:val="17"/>
+          <w:u w:val="none"/>
+        </w:rPr>
+        <w:t>③ a place where constant conflict between groups kept the population unstable</w:t>
+      </w:r>
+    </w:p>
+    <w:p>
+      <w:pPr>
+        <w:spacing w:before="0" w:after="0" w:line="269" w:lineRule="auto"/>
+        <w:ind w:left="180" w:hanging="180"/>
+        <w:snapToGrid w:val="0"/>
+      </w:pPr>
+      <w:r>
+        <w:rPr>
+          <w:rFonts w:ascii="맑은 고딕" w:hAnsi="맑은 고딕" w:eastAsia="맑은 고딕"/>
+          <w:b w:val="0"/>
+          <w:sz w:val="17"/>
+          <w:u w:val="none"/>
+        </w:rPr>
+        <w:t>④ a city that replaced its original residents with a single ruling group</w:t>
+      </w:r>
+    </w:p>
+    <w:p>
+      <w:pPr>
+        <w:spacing w:before="0" w:after="0" w:line="269" w:lineRule="auto"/>
+        <w:ind w:left="180" w:hanging="180"/>
+        <w:snapToGrid w:val="0"/>
+      </w:pPr>
+      <w:r>
+        <w:rPr>
+          <w:rFonts w:ascii="맑은 고딕" w:hAnsi="맑은 고딕" w:eastAsia="맑은 고딕"/>
+          <w:b w:val="0"/>
+          <w:sz w:val="17"/>
+          <w:u w:val="none"/>
+        </w:rPr>
+        <w:t>⑤ a society in which immigrants were tolerated but kept apart from citizens</w:t>
+      </w:r>
+    </w:p>
+    <w:p>
+      <w:pPr>
+        <w:keepNext/>
+        <w:spacing w:before="80" w:after="20" w:line="276" w:lineRule="auto"/>
+        <w:snapToGrid w:val="0"/>
+      </w:pPr>
+      <w:r>
+        <w:rPr>
+          <w:rFonts w:ascii="맑은 고딕" w:hAnsi="맑은 고딕" w:eastAsia="맑은 고딕"/>
+          <w:b/>
+          <w:sz w:val="17"/>
+          <w:u w:val="none"/>
+        </w:rPr>
+        <w:t>23-3.</w:t>
+      </w:r>
+      <w:r>
+        <w:rPr>
+          <w:rFonts w:ascii="맑은 고딕" w:hAnsi="맑은 고딕" w:eastAsia="맑은 고딕"/>
+          <w:b w:val="0"/>
+          <w:sz w:val="17"/>
+          <w:u w:val="none"/>
+        </w:rPr>
+        <w:t xml:space="preserve"> 다음 글의 내용을 한 문장으로 요약하고자 한다. 빈칸 (A), (B)에 들어갈 말로 가장 적절한 것은? [3.0점]</w:t>
+      </w:r>
+    </w:p>
+    <w:p>
+      <w:pPr>
+        <w:spacing w:before="0" w:after="60" w:line="288" w:lineRule="auto"/>
+        <w:ind w:left="40"/>
+        <w:snapToGrid w:val="0"/>
+        <w:pBdr>
+          <w:top w:val="single" w:sz="4" w:space="2" w:color="999999"/>
+          <w:left w:val="single" w:sz="4" w:space="2" w:color="999999"/>
+          <w:bottom w:val="single" w:sz="4" w:space="2" w:color="999999"/>
+          <w:right w:val="single" w:sz="4" w:space="2" w:color="999999"/>
+        </w:pBdr>
+        <w:shd w:val="clear" w:color="auto" w:fill="F6F3EA"/>
+      </w:pPr>
+      <w:r>
+        <w:rPr>
+          <w:rFonts w:ascii="맑은 고딕" w:hAnsi="맑은 고딕" w:eastAsia="맑은 고딕"/>
+          <w:b w:val="0"/>
+          <w:sz w:val="17"/>
+          <w:u w:val="none"/>
+        </w:rPr>
+        <w:t>According to tradition, Rome was a mixture of peoples from its earliest days. The historian Livy wrote that the first Romans were immigrants who had poured in from every direction, drawn by Romulus’s intentional policy of treating all newcomers alike. In Livy’s view, it was precisely this early willingness to take people in that made the city strong and successful later on. In the generations that followed its founding, Romans themselves spoke of their city as a place of many cultures. Tradition also claimed that most of the city’s legendary kings had not been born in Rome; they had come as immigrants and were raised to the throne because of their character and achievements. Later, as Roman rule spread over three continents, the city took in new customs and new peoples with enthusiasm — too much enthusiasm, in the eyes of some, such as the poet Juvenal, who grumbled that the culture was changing far too fast.</w:t>
+      </w:r>
+    </w:p>
+    <w:p>
+      <w:pPr>
+        <w:spacing w:before="0" w:after="60" w:line="288" w:lineRule="auto"/>
+        <w:ind w:left="40"/>
+        <w:snapToGrid w:val="0"/>
+        <w:pBdr>
+          <w:top w:val="single" w:sz="4" w:space="2" w:color="C99B4E"/>
+          <w:left w:val="single" w:sz="4" w:space="2" w:color="C99B4E"/>
+          <w:bottom w:val="single" w:sz="4" w:space="2" w:color="C99B4E"/>
+          <w:right w:val="single" w:sz="4" w:space="2" w:color="C99B4E"/>
+        </w:pBdr>
+        <w:shd w:val="clear" w:color="auto" w:fill="FFF8E1"/>
+      </w:pPr>
+      <w:r>
+        <w:rPr>
+          <w:rFonts w:ascii="맑은 고딕" w:hAnsi="맑은 고딕" w:eastAsia="맑은 고딕"/>
+          <w:b w:val="0"/>
+          <w:sz w:val="17"/>
+          <w:u w:val="none"/>
+        </w:rPr>
+        <w:t>Rome’s (A) ________ toward newcomers — seen in its immigrant origins and foreign-born kings — is credited with its later success, although as the empire grew, some Romans (B) ________ the speed of cultural change.</w:t>
+      </w:r>
+    </w:p>
+    <w:p>
+      <w:pPr>
+        <w:spacing w:before="0" w:after="0" w:line="269" w:lineRule="auto"/>
+        <w:ind w:left="180" w:hanging="180"/>
+        <w:snapToGrid w:val="0"/>
+      </w:pPr>
+      <w:r>
+        <w:rPr>
+          <w:rFonts w:ascii="맑은 고딕" w:hAnsi="맑은 고딕" w:eastAsia="맑은 고딕"/>
+          <w:b w:val="0"/>
+          <w:sz w:val="17"/>
+          <w:u w:val="none"/>
+        </w:rPr>
+        <w:t>① (A) suspicion  (B) celebrated</w:t>
+      </w:r>
+    </w:p>
+    <w:p>
+      <w:pPr>
+        <w:spacing w:before="0" w:after="0" w:line="269" w:lineRule="auto"/>
+        <w:ind w:left="180" w:hanging="180"/>
+        <w:snapToGrid w:val="0"/>
+      </w:pPr>
+      <w:r>
+        <w:rPr>
+          <w:rFonts w:ascii="맑은 고딕" w:hAnsi="맑은 고딕" w:eastAsia="맑은 고딕"/>
+          <w:b w:val="0"/>
+          <w:sz w:val="17"/>
+          <w:u w:val="none"/>
+        </w:rPr>
+        <w:t>② (A) suspicion  (B) ignored</w:t>
+      </w:r>
+    </w:p>
+    <w:p>
+      <w:pPr>
+        <w:spacing w:before="0" w:after="0" w:line="269" w:lineRule="auto"/>
+        <w:ind w:left="180" w:hanging="180"/>
+        <w:snapToGrid w:val="0"/>
+      </w:pPr>
+      <w:r>
+        <w:rPr>
+          <w:rFonts w:ascii="맑은 고딕" w:hAnsi="맑은 고딕" w:eastAsia="맑은 고딕"/>
+          <w:b w:val="0"/>
+          <w:sz w:val="17"/>
+          <w:u w:val="none"/>
+        </w:rPr>
+        <w:t>③ (A) generosity  (B) profited from</w:t>
+      </w:r>
+    </w:p>
+    <w:p>
+      <w:pPr>
+        <w:spacing w:before="0" w:after="0" w:line="269" w:lineRule="auto"/>
+        <w:ind w:left="180" w:hanging="180"/>
+        <w:snapToGrid w:val="0"/>
+      </w:pPr>
+      <w:r>
+        <w:rPr>
+          <w:rFonts w:ascii="맑은 고딕" w:hAnsi="맑은 고딕" w:eastAsia="맑은 고딕"/>
+          <w:b w:val="0"/>
+          <w:sz w:val="17"/>
+          <w:u w:val="none"/>
+        </w:rPr>
+        <w:t>④ (A) openness  (B) were uneasy about</w:t>
+      </w:r>
+    </w:p>
+    <w:p>
+      <w:pPr>
+        <w:spacing w:before="0" w:after="0" w:line="269" w:lineRule="auto"/>
+        <w:ind w:left="180" w:hanging="180"/>
+        <w:snapToGrid w:val="0"/>
+      </w:pPr>
+      <w:r>
+        <w:rPr>
+          <w:rFonts w:ascii="맑은 고딕" w:hAnsi="맑은 고딕" w:eastAsia="맑은 고딕"/>
+          <w:b w:val="0"/>
+          <w:sz w:val="17"/>
+          <w:u w:val="none"/>
+        </w:rPr>
+        <w:t>⑤ (A) openness  (B) completely rejected</w:t>
+      </w:r>
+    </w:p>
+    <w:p>
+      <w:pPr>
+        <w:keepNext/>
+        <w:spacing w:before="80" w:after="20" w:line="276" w:lineRule="auto"/>
+        <w:snapToGrid w:val="0"/>
+      </w:pPr>
+      <w:r>
+        <w:rPr>
+          <w:rFonts w:ascii="맑은 고딕" w:hAnsi="맑은 고딕" w:eastAsia="맑은 고딕"/>
+          <w:b/>
+          <w:sz w:val="17"/>
+          <w:u w:val="none"/>
+        </w:rPr>
+        <w:t>23-4.</w:t>
+      </w:r>
+      <w:r>
+        <w:rPr>
+          <w:rFonts w:ascii="맑은 고딕" w:hAnsi="맑은 고딕" w:eastAsia="맑은 고딕"/>
+          <w:b w:val="0"/>
+          <w:sz w:val="17"/>
+          <w:u w:val="none"/>
+        </w:rPr>
+        <w:t xml:space="preserve"> 다음 글의 밑줄 친 ⓐ ~ ⓕ 중, 어법상 </w:t>
+      </w:r>
+      <w:r>
+        <w:rPr>
+          <w:rFonts w:ascii="맑은 고딕" w:hAnsi="맑은 고딕" w:eastAsia="맑은 고딕"/>
+          <w:b w:val="0"/>
+          <w:sz w:val="17"/>
+          <w:u w:val="single"/>
+        </w:rPr>
+        <w:t>틀린</w:t>
+      </w:r>
+      <w:r>
+        <w:rPr>
+          <w:rFonts w:ascii="맑은 고딕" w:hAnsi="맑은 고딕" w:eastAsia="맑은 고딕"/>
+          <w:b w:val="0"/>
+          <w:sz w:val="17"/>
+          <w:u w:val="none"/>
+        </w:rPr>
+        <w:t xml:space="preserve"> 것을 모두 고른 것은? [3.1점]</w:t>
+      </w:r>
+    </w:p>
+    <w:p>
+      <w:pPr>
+        <w:spacing w:before="0" w:after="60" w:line="288" w:lineRule="auto"/>
+        <w:ind w:left="40"/>
+        <w:snapToGrid w:val="0"/>
+        <w:pBdr>
+          <w:top w:val="single" w:sz="4" w:space="2" w:color="999999"/>
+          <w:left w:val="single" w:sz="4" w:space="2" w:color="999999"/>
+          <w:bottom w:val="single" w:sz="4" w:space="2" w:color="999999"/>
+          <w:right w:val="single" w:sz="4" w:space="2" w:color="999999"/>
+        </w:pBdr>
+        <w:shd w:val="clear" w:color="auto" w:fill="F6F3EA"/>
+      </w:pPr>
+      <w:r>
+        <w:rPr>
+          <w:rFonts w:ascii="맑은 고딕" w:hAnsi="맑은 고딕" w:eastAsia="맑은 고딕"/>
+          <w:b w:val="0"/>
+          <w:sz w:val="17"/>
+          <w:u w:val="none"/>
+        </w:rPr>
+        <w:t>Rome was said ⓑ</w:t>
+      </w:r>
+      <w:r>
+        <w:rPr>
+          <w:rFonts w:ascii="맑은 고딕" w:hAnsi="맑은 고딕" w:eastAsia="맑은 고딕"/>
+          <w:b w:val="0"/>
+          <w:sz w:val="17"/>
+          <w:u w:val="single"/>
+        </w:rPr>
+        <w:t>to have been</w:t>
+      </w:r>
+      <w:r>
+        <w:rPr>
+          <w:rFonts w:ascii="맑은 고딕" w:hAnsi="맑은 고딕" w:eastAsia="맑은 고딕"/>
+          <w:b w:val="0"/>
+          <w:sz w:val="17"/>
+          <w:u w:val="none"/>
+        </w:rPr>
+        <w:t xml:space="preserve"> a melting pot from the very start. The historian Livy claimed the city’s original population was comprised of immigrants flooding in from all directions, attracted by Romulus’s deliberate policy of nondiscrimination. It was this initial openness, Livy asserts, that ⓐ</w:t>
+      </w:r>
+      <w:r>
+        <w:rPr>
+          <w:rFonts w:ascii="맑은 고딕" w:hAnsi="맑은 고딕" w:eastAsia="맑은 고딕"/>
+          <w:b w:val="0"/>
+          <w:sz w:val="17"/>
+          <w:u w:val="single"/>
+        </w:rPr>
+        <w:t>laying</w:t>
+      </w:r>
+      <w:r>
+        <w:rPr>
+          <w:rFonts w:ascii="맑은 고딕" w:hAnsi="맑은 고딕" w:eastAsia="맑은 고딕"/>
+          <w:b w:val="0"/>
+          <w:sz w:val="17"/>
+          <w:u w:val="none"/>
+        </w:rPr>
+        <w:t xml:space="preserve"> the foundations for the later strength and success of the city. Romans described their city as multicultural in the generations after its foundation. Tradition held that only a minority of the city’s legendary kings ⓒ</w:t>
+      </w:r>
+      <w:r>
+        <w:rPr>
+          <w:rFonts w:ascii="맑은 고딕" w:hAnsi="맑은 고딕" w:eastAsia="맑은 고딕"/>
+          <w:b w:val="0"/>
+          <w:sz w:val="17"/>
+          <w:u w:val="single"/>
+        </w:rPr>
+        <w:t>was</w:t>
+      </w:r>
+      <w:r>
+        <w:rPr>
+          <w:rFonts w:ascii="맑은 고딕" w:hAnsi="맑은 고딕" w:eastAsia="맑은 고딕"/>
+          <w:b w:val="0"/>
+          <w:sz w:val="17"/>
+          <w:u w:val="none"/>
+        </w:rPr>
+        <w:t xml:space="preserve"> Roman-born, with the others all ⓓ</w:t>
+      </w:r>
+      <w:r>
+        <w:rPr>
+          <w:rFonts w:ascii="맑은 고딕" w:hAnsi="맑은 고딕" w:eastAsia="맑은 고딕"/>
+          <w:b w:val="0"/>
+          <w:sz w:val="17"/>
+          <w:u w:val="single"/>
+        </w:rPr>
+        <w:t>arriving</w:t>
+      </w:r>
+      <w:r>
+        <w:rPr>
+          <w:rFonts w:ascii="맑은 고딕" w:hAnsi="맑은 고딕" w:eastAsia="맑은 고딕"/>
+          <w:b w:val="0"/>
+          <w:sz w:val="17"/>
+          <w:u w:val="none"/>
+        </w:rPr>
+        <w:t xml:space="preserve"> as immigrants before being chosen for the throne for their virtues and merits. As the empire expanded across three continents, Rome ⓔ</w:t>
+      </w:r>
+      <w:r>
+        <w:rPr>
+          <w:rFonts w:ascii="맑은 고딕" w:hAnsi="맑은 고딕" w:eastAsia="맑은 고딕"/>
+          <w:b w:val="0"/>
+          <w:sz w:val="17"/>
+          <w:u w:val="single"/>
+        </w:rPr>
+        <w:t>eager</w:t>
+      </w:r>
+      <w:r>
+        <w:rPr>
+          <w:rFonts w:ascii="맑은 고딕" w:hAnsi="맑은 고딕" w:eastAsia="맑은 고딕"/>
+          <w:b w:val="0"/>
+          <w:sz w:val="17"/>
+          <w:u w:val="none"/>
+        </w:rPr>
+        <w:t xml:space="preserve"> adopted new cultural influences and absorbed incoming groups — perhaps a little too eagerly for some, ⓕ</w:t>
+      </w:r>
+      <w:r>
+        <w:rPr>
+          <w:rFonts w:ascii="맑은 고딕" w:hAnsi="맑은 고딕" w:eastAsia="맑은 고딕"/>
+          <w:b w:val="0"/>
+          <w:sz w:val="17"/>
+          <w:u w:val="single"/>
+        </w:rPr>
+        <w:t>who</w:t>
+      </w:r>
+      <w:r>
+        <w:rPr>
+          <w:rFonts w:ascii="맑은 고딕" w:hAnsi="맑은 고딕" w:eastAsia="맑은 고딕"/>
+          <w:b w:val="0"/>
+          <w:sz w:val="17"/>
+          <w:u w:val="none"/>
+        </w:rPr>
+        <w:t>, like the poet Juvenal, complained about the rapid rate of cultural change.</w:t>
+      </w:r>
+    </w:p>
+    <w:p>
+      <w:pPr>
+        <w:spacing w:before="0" w:after="20" w:line="276" w:lineRule="auto"/>
+        <w:ind w:left="80"/>
+        <w:snapToGrid w:val="0"/>
+      </w:pPr>
+      <w:r>
+        <w:rPr>
+          <w:rFonts w:ascii="맑은 고딕" w:hAnsi="맑은 고딕" w:eastAsia="맑은 고딕"/>
+          <w:b w:val="0"/>
+          <w:sz w:val="17"/>
+          <w:u w:val="none"/>
+        </w:rPr>
+        <w:t>① ⓐ, ⓒ, ⓔ    ② ⓑ, ⓓ    ③ ⓐ, ⓓ, ⓕ    ④ ⓒ, ⓔ    ⑤ ⓑ, ⓒ, ⓕ</w:t>
+      </w:r>
+    </w:p>
+    <w:p>
+      <w:pPr>
+        <w:keepNext/>
+        <w:spacing w:before="80" w:after="20" w:line="276" w:lineRule="auto"/>
+        <w:snapToGrid w:val="0"/>
+      </w:pPr>
+      <w:r>
+        <w:rPr>
+          <w:rFonts w:ascii="맑은 고딕" w:hAnsi="맑은 고딕" w:eastAsia="맑은 고딕"/>
+          <w:b/>
+          <w:sz w:val="17"/>
+          <w:u w:val="none"/>
+        </w:rPr>
+        <w:t>23-5.</w:t>
+      </w:r>
+      <w:r>
+        <w:rPr>
+          <w:rFonts w:ascii="맑은 고딕" w:hAnsi="맑은 고딕" w:eastAsia="맑은 고딕"/>
+          <w:b w:val="0"/>
+          <w:sz w:val="17"/>
+          <w:u w:val="none"/>
+        </w:rPr>
+        <w:t xml:space="preserve"> According to the passage, which of the following is </w:t>
+      </w:r>
+      <w:r>
+        <w:rPr>
+          <w:rFonts w:ascii="맑은 고딕" w:hAnsi="맑은 고딕" w:eastAsia="맑은 고딕"/>
+          <w:b w:val="0"/>
+          <w:sz w:val="17"/>
+          <w:u w:val="single"/>
+        </w:rPr>
+        <w:t>NOT</w:t>
+      </w:r>
+      <w:r>
+        <w:rPr>
+          <w:rFonts w:ascii="맑은 고딕" w:hAnsi="맑은 고딕" w:eastAsia="맑은 고딕"/>
+          <w:b w:val="0"/>
+          <w:sz w:val="17"/>
+          <w:u w:val="none"/>
+        </w:rPr>
+        <w:t xml:space="preserve"> true? [2.9점]</w:t>
+      </w:r>
+    </w:p>
+    <w:p>
+      <w:pPr>
+        <w:spacing w:before="0" w:after="60" w:line="288" w:lineRule="auto"/>
+        <w:ind w:left="40"/>
+        <w:snapToGrid w:val="0"/>
+        <w:pBdr>
+          <w:top w:val="single" w:sz="4" w:space="2" w:color="999999"/>
+          <w:left w:val="single" w:sz="4" w:space="2" w:color="999999"/>
+          <w:bottom w:val="single" w:sz="4" w:space="2" w:color="999999"/>
+          <w:right w:val="single" w:sz="4" w:space="2" w:color="999999"/>
+        </w:pBdr>
+        <w:shd w:val="clear" w:color="auto" w:fill="F6F3EA"/>
+      </w:pPr>
+      <w:r>
+        <w:rPr>
+          <w:rFonts w:ascii="맑은 고딕" w:hAnsi="맑은 고딕" w:eastAsia="맑은 고딕"/>
+          <w:b w:val="0"/>
+          <w:sz w:val="17"/>
+          <w:u w:val="none"/>
+        </w:rPr>
+        <w:t>According to tradition, Rome was a mixture of peoples from its earliest days. The historian Livy wrote that the first Romans were immigrants who had poured in from every direction, drawn by Romulus’s intentional policy of treating all newcomers alike. In Livy’s view, it was precisely this early willingness to take people in that made the city strong and successful later on. In the generations that followed its founding, Romans themselves spoke of their city as a place of many cultures. Tradition also claimed that most of the city’s legendary kings had not been born in Rome; they had come as immigrants and were raised to the throne because of their character and achievements. Later, as Roman rule spread over three continents, the city took in new customs and new peoples with enthusiasm — too much enthusiasm, in the eyes of some, such as the poet Juvenal, who grumbled that the culture was changing far too fast.</w:t>
+      </w:r>
+    </w:p>
+    <w:p>
+      <w:pPr>
+        <w:spacing w:before="0" w:after="0" w:line="269" w:lineRule="auto"/>
+        <w:ind w:left="180" w:hanging="180"/>
+        <w:snapToGrid w:val="0"/>
+      </w:pPr>
+      <w:r>
+        <w:rPr>
+          <w:rFonts w:ascii="맑은 고딕" w:hAnsi="맑은 고딕" w:eastAsia="맑은 고딕"/>
+          <w:b w:val="0"/>
+          <w:sz w:val="17"/>
+          <w:u w:val="none"/>
+        </w:rPr>
+        <w:t>① Livy believed the earliest Romans had come from many different directions.</w:t>
+      </w:r>
+    </w:p>
+    <w:p>
+      <w:pPr>
+        <w:spacing w:before="0" w:after="0" w:line="269" w:lineRule="auto"/>
+        <w:ind w:left="180" w:hanging="180"/>
+        <w:snapToGrid w:val="0"/>
+      </w:pPr>
+      <w:r>
+        <w:rPr>
+          <w:rFonts w:ascii="맑은 고딕" w:hAnsi="맑은 고딕" w:eastAsia="맑은 고딕"/>
+          <w:b w:val="0"/>
+          <w:sz w:val="17"/>
+          <w:u w:val="none"/>
+        </w:rPr>
+        <w:t>② Romulus is said to have treated newcomers to the city alike on purpose.</w:t>
+      </w:r>
+    </w:p>
+    <w:p>
+      <w:pPr>
+        <w:spacing w:before="0" w:after="0" w:line="269" w:lineRule="auto"/>
+        <w:ind w:left="180" w:hanging="180"/>
+        <w:snapToGrid w:val="0"/>
+      </w:pPr>
+      <w:r>
+        <w:rPr>
+          <w:rFonts w:ascii="맑은 고딕" w:hAnsi="맑은 고딕" w:eastAsia="맑은 고딕"/>
+          <w:b w:val="0"/>
+          <w:sz w:val="17"/>
+          <w:u w:val="none"/>
+        </w:rPr>
+        <w:t>③ Most of Rome’s legendary kings were said to have been born outside the city.</w:t>
+      </w:r>
+    </w:p>
+    <w:p>
+      <w:pPr>
+        <w:spacing w:before="0" w:after="0" w:line="269" w:lineRule="auto"/>
+        <w:ind w:left="180" w:hanging="180"/>
+        <w:snapToGrid w:val="0"/>
+      </w:pPr>
+      <w:r>
+        <w:rPr>
+          <w:rFonts w:ascii="맑은 고딕" w:hAnsi="맑은 고딕" w:eastAsia="맑은 고딕"/>
+          <w:b w:val="0"/>
+          <w:sz w:val="17"/>
+          <w:u w:val="none"/>
+        </w:rPr>
+        <w:t>④ Romans of later generations themselves described their city as multicultural.</w:t>
+      </w:r>
+    </w:p>
+    <w:p>
+      <w:pPr>
+        <w:spacing w:before="0" w:after="0" w:line="269" w:lineRule="auto"/>
+        <w:ind w:left="180" w:hanging="180"/>
+        <w:snapToGrid w:val="0"/>
+      </w:pPr>
+      <w:r>
+        <w:rPr>
+          <w:rFonts w:ascii="맑은 고딕" w:hAnsi="맑은 고딕" w:eastAsia="맑은 고딕"/>
+          <w:b w:val="0"/>
+          <w:sz w:val="17"/>
+          <w:u w:val="none"/>
+        </w:rPr>
+        <w:t>⑤ Juvenal praised Rome for the speed at which it took in new customs.</w:t>
+      </w:r>
+    </w:p>
+    <w:p>
+      <w:pPr>
+        <w:keepNext/>
+        <w:spacing w:before="80" w:after="20" w:line="276" w:lineRule="auto"/>
+        <w:snapToGrid w:val="0"/>
+      </w:pPr>
+      <w:r>
+        <w:rPr>
+          <w:rFonts w:ascii="맑은 고딕" w:hAnsi="맑은 고딕" w:eastAsia="맑은 고딕"/>
+          <w:b/>
+          <w:sz w:val="17"/>
+          <w:u w:val="none"/>
+        </w:rPr>
+        <w:t>23-6.</w:t>
+      </w:r>
+      <w:r>
+        <w:rPr>
+          <w:rFonts w:ascii="맑은 고딕" w:hAnsi="맑은 고딕" w:eastAsia="맑은 고딕"/>
+          <w:b w:val="0"/>
+          <w:sz w:val="17"/>
+          <w:u w:val="none"/>
+        </w:rPr>
+        <w:t xml:space="preserve"> Which of the following best describes the main idea of the passage? [2.9점]</w:t>
+      </w:r>
+    </w:p>
+    <w:p>
+      <w:pPr>
+        <w:spacing w:before="0" w:after="60" w:line="288" w:lineRule="auto"/>
+        <w:ind w:left="40"/>
+        <w:snapToGrid w:val="0"/>
+        <w:pBdr>
+          <w:top w:val="single" w:sz="4" w:space="2" w:color="999999"/>
+          <w:left w:val="single" w:sz="4" w:space="2" w:color="999999"/>
+          <w:bottom w:val="single" w:sz="4" w:space="2" w:color="999999"/>
+          <w:right w:val="single" w:sz="4" w:space="2" w:color="999999"/>
+        </w:pBdr>
+        <w:shd w:val="clear" w:color="auto" w:fill="F6F3EA"/>
+      </w:pPr>
+      <w:r>
+        <w:rPr>
+          <w:rFonts w:ascii="맑은 고딕" w:hAnsi="맑은 고딕" w:eastAsia="맑은 고딕"/>
+          <w:b w:val="0"/>
+          <w:sz w:val="17"/>
+          <w:u w:val="none"/>
+        </w:rPr>
+        <w:t>According to tradition, Rome was a mixture of peoples from its earliest days. The historian Livy wrote that the first Romans were immigrants who had poured in from every direction, drawn by Romulus’s intentional policy of treating all newcomers alike. In Livy’s view, it was precisely this early willingness to take people in that made the city strong and successful later on. In the generations that followed its founding, Romans themselves spoke of their city as a place of many cultures. Tradition also claimed that most of the city’s legendary kings had not been born in Rome; they had come as immigrants and were raised to the throne because of their character and achievements. Later, as Roman rule spread over three continents, the city took in new customs and new peoples with enthusiasm — too much enthusiasm, in the eyes of some, such as the poet Juvenal, who grumbled that the culture was changing far too fast.</w:t>
+      </w:r>
+    </w:p>
+    <w:p>
+      <w:pPr>
+        <w:spacing w:before="0" w:after="0" w:line="269" w:lineRule="auto"/>
+        <w:ind w:left="180" w:hanging="180"/>
+        <w:snapToGrid w:val="0"/>
+      </w:pPr>
+      <w:r>
+        <w:rPr>
+          <w:rFonts w:ascii="맑은 고딕" w:hAnsi="맑은 고딕" w:eastAsia="맑은 고딕"/>
+          <w:b w:val="0"/>
+          <w:sz w:val="17"/>
+          <w:u w:val="none"/>
+        </w:rPr>
+        <w:t>① Rome’s openness to outsiders, present from its founding, is credited with its strength, though it later drew some criticism.</w:t>
+      </w:r>
+    </w:p>
+    <w:p>
+      <w:pPr>
+        <w:spacing w:before="0" w:after="0" w:line="269" w:lineRule="auto"/>
+        <w:ind w:left="180" w:hanging="180"/>
+        <w:snapToGrid w:val="0"/>
+      </w:pPr>
+      <w:r>
+        <w:rPr>
+          <w:rFonts w:ascii="맑은 고딕" w:hAnsi="맑은 고딕" w:eastAsia="맑은 고딕"/>
+          <w:b w:val="0"/>
+          <w:sz w:val="17"/>
+          <w:u w:val="none"/>
+        </w:rPr>
+        <w:t>② Rome’s legendary kings were chosen through a formal election open to all immigrants.</w:t>
+      </w:r>
+    </w:p>
+    <w:p>
+      <w:pPr>
+        <w:spacing w:before="0" w:after="0" w:line="269" w:lineRule="auto"/>
+        <w:ind w:left="180" w:hanging="180"/>
+        <w:snapToGrid w:val="0"/>
+      </w:pPr>
+      <w:r>
+        <w:rPr>
+          <w:rFonts w:ascii="맑은 고딕" w:hAnsi="맑은 고딕" w:eastAsia="맑은 고딕"/>
+          <w:b w:val="0"/>
+          <w:sz w:val="17"/>
+          <w:u w:val="none"/>
+        </w:rPr>
+        <w:t>③ Every Roman welcomed the cultural changes that came with the growth of the empire.</w:t>
+      </w:r>
+    </w:p>
+    <w:p>
+      <w:pPr>
+        <w:spacing w:before="0" w:after="0" w:line="269" w:lineRule="auto"/>
+        <w:ind w:left="180" w:hanging="180"/>
+        <w:snapToGrid w:val="0"/>
+      </w:pPr>
+      <w:r>
+        <w:rPr>
+          <w:rFonts w:ascii="맑은 고딕" w:hAnsi="맑은 고딕" w:eastAsia="맑은 고딕"/>
+          <w:b w:val="0"/>
+          <w:sz w:val="17"/>
+          <w:u w:val="none"/>
+        </w:rPr>
+        <w:t>④ Livy’s history is the only reliable source on the origins of the Roman population.</w:t>
+      </w:r>
+    </w:p>
+    <w:p>
+      <w:pPr>
+        <w:spacing w:before="0" w:after="0" w:line="269" w:lineRule="auto"/>
+        <w:ind w:left="180" w:hanging="180"/>
+        <w:snapToGrid w:val="0"/>
+      </w:pPr>
+      <w:r>
+        <w:rPr>
+          <w:rFonts w:ascii="맑은 고딕" w:hAnsi="맑은 고딕" w:eastAsia="맑은 고딕"/>
+          <w:b w:val="0"/>
+          <w:sz w:val="17"/>
+          <w:u w:val="none"/>
+        </w:rPr>
+        <w:t>⑤ Rapid cultural change eventually caused the collapse of the Roman empire.</w:t>
+      </w:r>
+    </w:p>
+    <w:p>
+      <w:pPr>
+        <w:keepNext/>
+        <w:spacing w:before="80" w:after="20" w:line="276" w:lineRule="auto"/>
+        <w:snapToGrid w:val="0"/>
+      </w:pPr>
+      <w:r>
+        <w:rPr>
+          <w:rFonts w:ascii="맑은 고딕" w:hAnsi="맑은 고딕" w:eastAsia="맑은 고딕"/>
+          <w:b/>
+          <w:sz w:val="17"/>
+          <w:u w:val="none"/>
+        </w:rPr>
+        <w:t>23-7.</w:t>
+      </w:r>
+      <w:r>
+        <w:rPr>
+          <w:rFonts w:ascii="맑은 고딕" w:hAnsi="맑은 고딕" w:eastAsia="맑은 고딕"/>
+          <w:b w:val="0"/>
+          <w:sz w:val="17"/>
+          <w:u w:val="none"/>
+        </w:rPr>
+        <w:t xml:space="preserve"> 다음 글의 밑줄 친 부분 중, 문맥상 낱말의 쓰임이 적절하지 </w:t>
+      </w:r>
+      <w:r>
+        <w:rPr>
+          <w:rFonts w:ascii="맑은 고딕" w:hAnsi="맑은 고딕" w:eastAsia="맑은 고딕"/>
+          <w:b w:val="0"/>
+          <w:sz w:val="17"/>
+          <w:u w:val="single"/>
+        </w:rPr>
+        <w:t>않은</w:t>
+      </w:r>
+      <w:r>
+        <w:rPr>
+          <w:rFonts w:ascii="맑은 고딕" w:hAnsi="맑은 고딕" w:eastAsia="맑은 고딕"/>
+          <w:b w:val="0"/>
+          <w:sz w:val="17"/>
+          <w:u w:val="none"/>
+        </w:rPr>
+        <w:t xml:space="preserve"> 것은? [3.1점]</w:t>
+      </w:r>
+    </w:p>
+    <w:p>
+      <w:pPr>
+        <w:spacing w:before="0" w:after="60" w:line="288" w:lineRule="auto"/>
+        <w:ind w:left="40"/>
+        <w:snapToGrid w:val="0"/>
+        <w:pBdr>
+          <w:top w:val="single" w:sz="4" w:space="2" w:color="999999"/>
+          <w:left w:val="single" w:sz="4" w:space="2" w:color="999999"/>
+          <w:bottom w:val="single" w:sz="4" w:space="2" w:color="999999"/>
+          <w:right w:val="single" w:sz="4" w:space="2" w:color="999999"/>
+        </w:pBdr>
+        <w:shd w:val="clear" w:color="auto" w:fill="F6F3EA"/>
+      </w:pPr>
+      <w:r>
+        <w:rPr>
+          <w:rFonts w:ascii="맑은 고딕" w:hAnsi="맑은 고딕" w:eastAsia="맑은 고딕"/>
+          <w:b w:val="0"/>
+          <w:sz w:val="17"/>
+          <w:u w:val="none"/>
+        </w:rPr>
+        <w:t>Rome was said to have been a melting pot from the very start. The historian Livy claimed the city’s original population was comprised of immigrants flooding in from all directions, attracted by Romulus’s ①</w:t>
+      </w:r>
+      <w:r>
+        <w:rPr>
+          <w:rFonts w:ascii="맑은 고딕" w:hAnsi="맑은 고딕" w:eastAsia="맑은 고딕"/>
+          <w:b w:val="0"/>
+          <w:sz w:val="17"/>
+          <w:u w:val="single"/>
+        </w:rPr>
+        <w:t>deliberate</w:t>
+      </w:r>
+      <w:r>
+        <w:rPr>
+          <w:rFonts w:ascii="맑은 고딕" w:hAnsi="맑은 고딕" w:eastAsia="맑은 고딕"/>
+          <w:b w:val="0"/>
+          <w:sz w:val="17"/>
+          <w:u w:val="none"/>
+        </w:rPr>
+        <w:t xml:space="preserve"> policy of nondiscrimination. In Livy’s view, it was precisely this early ②</w:t>
+      </w:r>
+      <w:r>
+        <w:rPr>
+          <w:rFonts w:ascii="맑은 고딕" w:hAnsi="맑은 고딕" w:eastAsia="맑은 고딕"/>
+          <w:b w:val="0"/>
+          <w:sz w:val="17"/>
+          <w:u w:val="single"/>
+        </w:rPr>
+        <w:t>openness</w:t>
+      </w:r>
+      <w:r>
+        <w:rPr>
+          <w:rFonts w:ascii="맑은 고딕" w:hAnsi="맑은 고딕" w:eastAsia="맑은 고딕"/>
+          <w:b w:val="0"/>
+          <w:sz w:val="17"/>
+          <w:u w:val="none"/>
+        </w:rPr>
+        <w:t xml:space="preserve"> that made the city strong and successful later on. Romans described their city as multicultural in the generations after its foundation. Tradition held that only a ③</w:t>
+      </w:r>
+      <w:r>
+        <w:rPr>
+          <w:rFonts w:ascii="맑은 고딕" w:hAnsi="맑은 고딕" w:eastAsia="맑은 고딕"/>
+          <w:b w:val="0"/>
+          <w:sz w:val="17"/>
+          <w:u w:val="single"/>
+        </w:rPr>
+        <w:t>minority</w:t>
+      </w:r>
+      <w:r>
+        <w:rPr>
+          <w:rFonts w:ascii="맑은 고딕" w:hAnsi="맑은 고딕" w:eastAsia="맑은 고딕"/>
+          <w:b w:val="0"/>
+          <w:sz w:val="17"/>
+          <w:u w:val="none"/>
+        </w:rPr>
+        <w:t xml:space="preserve"> of the city’s legendary kings were Roman-born, with the others all arriving as immigrants before being chosen for the throne for their virtues and merits. As the empire expanded across three continents, Rome ④</w:t>
+      </w:r>
+      <w:r>
+        <w:rPr>
+          <w:rFonts w:ascii="맑은 고딕" w:hAnsi="맑은 고딕" w:eastAsia="맑은 고딕"/>
+          <w:b w:val="0"/>
+          <w:sz w:val="17"/>
+          <w:u w:val="single"/>
+        </w:rPr>
+        <w:t>reluctantly</w:t>
+      </w:r>
+      <w:r>
+        <w:rPr>
+          <w:rFonts w:ascii="맑은 고딕" w:hAnsi="맑은 고딕" w:eastAsia="맑은 고딕"/>
+          <w:b w:val="0"/>
+          <w:sz w:val="17"/>
+          <w:u w:val="none"/>
+        </w:rPr>
+        <w:t xml:space="preserve"> adopted new cultural influences and absorbed incoming groups — perhaps a little too eagerly for some, who, like the poet Juvenal, complained about the ⑤</w:t>
+      </w:r>
+      <w:r>
+        <w:rPr>
+          <w:rFonts w:ascii="맑은 고딕" w:hAnsi="맑은 고딕" w:eastAsia="맑은 고딕"/>
+          <w:b w:val="0"/>
+          <w:sz w:val="17"/>
+          <w:u w:val="single"/>
+        </w:rPr>
+        <w:t>rapid</w:t>
+      </w:r>
+      <w:r>
+        <w:rPr>
+          <w:rFonts w:ascii="맑은 고딕" w:hAnsi="맑은 고딕" w:eastAsia="맑은 고딕"/>
+          <w:b w:val="0"/>
+          <w:sz w:val="17"/>
+          <w:u w:val="none"/>
+        </w:rPr>
+        <w:t xml:space="preserve"> rate of cultural change.</w:t>
+      </w:r>
+    </w:p>
+    <w:p>
+      <w:pPr>
+        <w:spacing w:before="0" w:after="20" w:line="276" w:lineRule="auto"/>
+        <w:ind w:left="80"/>
+        <w:snapToGrid w:val="0"/>
+      </w:pPr>
+      <w:r>
+        <w:rPr>
+          <w:rFonts w:ascii="맑은 고딕" w:hAnsi="맑은 고딕" w:eastAsia="맑은 고딕"/>
+          <w:b w:val="0"/>
+          <w:sz w:val="17"/>
+          <w:u w:val="none"/>
+        </w:rPr>
+        <w:t>① ①    ② ②    ③ ③    ④ ④    ⑤ ⑤</w:t>
+      </w:r>
+    </w:p>
+    <w:p>
+      <w:pPr>
+        <w:keepNext/>
+        <w:spacing w:before="80" w:after="40" w:line="276" w:lineRule="auto"/>
+        <w:snapToGrid w:val="0"/>
+        <w:shd w:val="clear" w:color="auto" w:fill="8A3A12"/>
+      </w:pPr>
+      <w:r>
+        <w:rPr>
+          <w:rFonts w:ascii="맑은 고딕" w:hAnsi="맑은 고딕" w:eastAsia="맑은 고딕"/>
+          <w:b/>
+          <w:color w:val="FFFFFF"/>
+          <w:sz w:val="17"/>
+          <w:u w:val="none"/>
+        </w:rPr>
+        <w:t>서답형  23-서1 ~ 23-서2</w:t>
+      </w:r>
+    </w:p>
+    <w:p>
+      <w:pPr>
+        <w:keepNext/>
+        <w:spacing w:before="80" w:after="20" w:line="276" w:lineRule="auto"/>
+        <w:snapToGrid w:val="0"/>
+      </w:pPr>
+      <w:r>
+        <w:rPr>
+          <w:rFonts w:ascii="맑은 고딕" w:hAnsi="맑은 고딕" w:eastAsia="맑은 고딕"/>
+          <w:b/>
+          <w:sz w:val="17"/>
+          <w:u w:val="none"/>
+        </w:rPr>
+        <w:t>23-서1.</w:t>
+      </w:r>
+      <w:r>
+        <w:rPr>
+          <w:rFonts w:ascii="맑은 고딕" w:hAnsi="맑은 고딕" w:eastAsia="맑은 고딕"/>
+          <w:b w:val="0"/>
+          <w:sz w:val="17"/>
+          <w:u w:val="none"/>
+        </w:rPr>
+        <w:t xml:space="preserve"> 다음 글의 밑줄 친 문장과 같은 뜻이 되도록 &lt;보기&gt;의 표현을 모두 사용하여 &lt;조건&gt;에 맞게 영작하시오. (Livy asserts는 생략할 것) [3점] [3.0점]</w:t>
+      </w:r>
+    </w:p>
+    <w:p>
+      <w:pPr>
+        <w:spacing w:before="0" w:after="60" w:line="288" w:lineRule="auto"/>
+        <w:ind w:left="40"/>
+        <w:snapToGrid w:val="0"/>
+        <w:pBdr>
+          <w:top w:val="single" w:sz="4" w:space="2" w:color="999999"/>
+          <w:left w:val="single" w:sz="4" w:space="2" w:color="999999"/>
+          <w:bottom w:val="single" w:sz="4" w:space="2" w:color="999999"/>
+          <w:right w:val="single" w:sz="4" w:space="2" w:color="999999"/>
+        </w:pBdr>
+        <w:shd w:val="clear" w:color="auto" w:fill="F6F3EA"/>
+      </w:pPr>
+      <w:r>
+        <w:rPr>
+          <w:rFonts w:ascii="맑은 고딕" w:hAnsi="맑은 고딕" w:eastAsia="맑은 고딕"/>
+          <w:b w:val="0"/>
+          <w:sz w:val="17"/>
+          <w:u w:val="none"/>
+        </w:rPr>
+        <w:t xml:space="preserve">The historian Livy claimed the city’s original population was comprised of immigrants flooding in from all directions, attracted by Romulus’s deliberate policy of nondiscrimination. </w:t>
+      </w:r>
+      <w:r>
+        <w:rPr>
+          <w:rFonts w:ascii="맑은 고딕" w:hAnsi="맑은 고딕" w:eastAsia="맑은 고딕"/>
+          <w:b w:val="0"/>
+          <w:sz w:val="17"/>
+          <w:u w:val="single"/>
+        </w:rPr>
+        <w:t>It was this initial openness, Livy asserts, that laid the foundations for the later strength and success of the city.</w:t>
+      </w:r>
+    </w:p>
+    <w:p>
+      <w:pPr>
+        <w:spacing w:before="0" w:after="60" w:line="288" w:lineRule="auto"/>
+        <w:ind w:left="40"/>
+        <w:snapToGrid w:val="0"/>
+        <w:pBdr>
+          <w:top w:val="single" w:sz="4" w:space="2" w:color="9B6BD0"/>
+          <w:left w:val="single" w:sz="4" w:space="2" w:color="9B6BD0"/>
+          <w:bottom w:val="single" w:sz="4" w:space="2" w:color="9B6BD0"/>
+          <w:right w:val="single" w:sz="4" w:space="2" w:color="9B6BD0"/>
+        </w:pBdr>
+        <w:shd w:val="clear" w:color="auto" w:fill="FAF5FF"/>
+      </w:pPr>
+      <w:r>
+        <w:rPr>
+          <w:rFonts w:ascii="맑은 고딕" w:hAnsi="맑은 고딕" w:eastAsia="맑은 고딕"/>
+          <w:b/>
+          <w:sz w:val="17"/>
+          <w:u w:val="none"/>
+        </w:rPr>
+        <w:t>&lt;보 기&gt;</w:t>
+      </w:r>
+      <w:r>
+        <w:rPr>
+          <w:rFonts w:ascii="맑은 고딕" w:hAnsi="맑은 고딕" w:eastAsia="맑은 고딕"/>
+          <w:b w:val="0"/>
+          <w:sz w:val="17"/>
+          <w:u w:val="none"/>
+        </w:rPr>
+        <w:t xml:space="preserve"> this / initial openness / is / what / laid / the foundations / for / the later strength / and / success / of the city</w:t>
       </w:r>
     </w:p>
     <w:p>
@@ -1574,7 +2929,7 @@
           <w:sz w:val="17"/>
           <w:u w:val="none"/>
         </w:rPr>
-        <w:t>&lt;보 기&gt;</w:t>
+        <w:t>&lt;조 건&gt;</w:t>
       </w:r>
     </w:p>
     <w:p>
@@ -1597,7 +2952,7 @@
           <w:sz w:val="17"/>
           <w:u w:val="none"/>
         </w:rPr>
-        <w:t>(a) According to Livy, Rome’s early openness to newcomers helped make the city strong later on.</w:t>
+        <w:t>1. Use ALL the expressions in the box, each only once.</w:t>
       </w:r>
     </w:p>
     <w:p>
@@ -1620,7 +2975,7 @@
           <w:sz w:val="17"/>
           <w:u w:val="none"/>
         </w:rPr>
-        <w:t>(b) The appropriate expression for (A) is ‘However’.</w:t>
+        <w:t>2. Do NOT change the form of any word, and do NOT add any other words.</w:t>
       </w:r>
     </w:p>
     <w:p>
@@ -1643,7 +2998,7 @@
           <w:sz w:val="17"/>
           <w:u w:val="none"/>
         </w:rPr>
-        <w:t>(c) In ⓐ, ‘attracted’ should be changed to ‘attracting’ because the immigrants were the ones who came.</w:t>
+        <w:t>3. Use the relative pronoun ‘what’ so that the what-clause works as the complement of ‘is’.</w:t>
       </w:r>
     </w:p>
     <w:p>
@@ -1666,7 +3021,7 @@
           <w:sz w:val="17"/>
           <w:u w:val="none"/>
         </w:rPr>
-        <w:t>(d) In the context, ⓑ ‘eagerly adopted’ can be replaced by ‘reluctantly accepted’.</w:t>
+        <w:t>4. Write 14 words in total.</w:t>
       </w:r>
     </w:p>
     <w:p>
@@ -1689,13 +3044,12 @@
           <w:sz w:val="17"/>
           <w:u w:val="none"/>
         </w:rPr>
-        <w:t>(e) Not every Roman was happy with how quickly the city’s culture was changing.</w:t>
+        <w:t>5. 답안지에 소문항 번호를 정확하게 기입할 것</w:t>
       </w:r>
     </w:p>
     <w:p>
       <w:pPr>
-        <w:spacing w:before="0" w:after="20" w:line="276" w:lineRule="auto"/>
-        <w:ind w:left="80"/>
+        <w:spacing w:before="0" w:after="40" w:line="360" w:lineRule="auto"/>
         <w:snapToGrid w:val="0"/>
       </w:pPr>
       <w:r>
@@ -1705,7 +3059,7 @@
           <w:sz w:val="17"/>
           <w:u w:val="none"/>
         </w:rPr>
-        <w:t>① (a), (e)    ② (b), (d)    ③ (b), (c), (d)    ④ (c), (d), (e)    ⑤ (a), (b), (c)</w:t>
+        <w:t>⇒ This ________________________________________________________________________ .</w:t>
       </w:r>
     </w:p>
     <w:p>
@@ -1721,7 +3075,7 @@
           <w:sz w:val="17"/>
           <w:u w:val="none"/>
         </w:rPr>
-        <w:t>23-2.</w:t>
+        <w:t>23-서2.</w:t>
       </w:r>
       <w:r>
         <w:rPr>
@@ -1730,7 +3084,7 @@
           <w:sz w:val="17"/>
           <w:u w:val="none"/>
         </w:rPr>
-        <w:t xml:space="preserve"> 다음 글의 밑줄 친 ⓐ ~ ⓕ 중, 어법상 </w:t>
+        <w:t xml:space="preserve"> 다음 글을 읽고, 물음에 </w:t>
       </w:r>
       <w:r>
         <w:rPr>
@@ -1739,7 +3093,7 @@
           <w:sz w:val="17"/>
           <w:u w:val="single"/>
         </w:rPr>
-        <w:t>틀린</w:t>
+        <w:t>영어로</w:t>
       </w:r>
       <w:r>
         <w:rPr>
@@ -1748,7 +3102,7 @@
           <w:sz w:val="17"/>
           <w:u w:val="none"/>
         </w:rPr>
-        <w:t xml:space="preserve"> 것을 모두 고른 것은? [3.1점]</w:t>
+        <w:t xml:space="preserve"> 답하시오. (본문의 표현을 활용하되 완전한 문장으로 쓸 것) [각 1.5점, 총 3점] [3.0점]</w:t>
       </w:r>
     </w:p>
     <w:p>
@@ -1771,17 +3125,68 @@
           <w:sz w:val="17"/>
           <w:u w:val="none"/>
         </w:rPr>
-        <w:t>Rome was said ⓐ</w:t>
-      </w:r>
+        <w:t>According to tradition, Rome was a mixture of peoples from its earliest days. The historian Livy wrote that the first Romans were immigrants who had poured in from every direction, drawn by Romulus’s intentional policy of treating all newcomers alike. In Livy’s view, it was precisely this early willingness to take people in that made the city strong and successful later on. In the generations that followed its founding, Romans themselves spoke of their city as a place of many cultures. Tradition also claimed that most of the city’s legendary kings had not been born in Rome; they had come as immigrants and were raised to the throne because of their character and achievements. Later, as Roman rule spread over three continents, the city took in new customs and new peoples with enthusiasm — too much enthusiasm, in the eyes of some, such as the poet Juvenal, who grumbled that the culture was changing far too fast.</w:t>
+      </w:r>
+    </w:p>
+    <w:p>
+      <w:pPr>
+        <w:spacing w:before="0" w:after="0" w:line="288" w:lineRule="auto"/>
+        <w:ind w:left="40"/>
+        <w:snapToGrid w:val="0"/>
+        <w:pBdr>
+          <w:top w:val="single" w:sz="4" w:space="2" w:color="9B6BD0"/>
+          <w:left w:val="single" w:sz="4" w:space="2" w:color="9B6BD0"/>
+          <w:bottom w:val="single" w:sz="4" w:space="2" w:color="9B6BD0"/>
+          <w:right w:val="single" w:sz="4" w:space="2" w:color="9B6BD0"/>
+        </w:pBdr>
+        <w:shd w:val="clear" w:color="auto" w:fill="FAF5FF"/>
+      </w:pPr>
+      <w:r>
+        <w:rPr>
+          <w:rFonts w:ascii="맑은 고딕" w:hAnsi="맑은 고딕" w:eastAsia="맑은 고딕"/>
+          <w:b/>
+          <w:sz w:val="17"/>
+          <w:u w:val="none"/>
+        </w:rPr>
+        <w:t>&lt;조 건&gt;</w:t>
+      </w:r>
+    </w:p>
+    <w:p>
+      <w:pPr>
+        <w:spacing w:before="0" w:after="0" w:line="288" w:lineRule="auto"/>
+        <w:ind w:left="40"/>
+        <w:snapToGrid w:val="0"/>
+        <w:pBdr>
+          <w:top w:val="single" w:sz="4" w:space="2" w:color="9B6BD0"/>
+          <w:left w:val="single" w:sz="4" w:space="2" w:color="9B6BD0"/>
+          <w:bottom w:val="single" w:sz="4" w:space="2" w:color="9B6BD0"/>
+          <w:right w:val="single" w:sz="4" w:space="2" w:color="9B6BD0"/>
+        </w:pBdr>
+        <w:shd w:val="clear" w:color="auto" w:fill="FAF5FF"/>
+      </w:pPr>
       <w:r>
         <w:rPr>
           <w:rFonts w:ascii="맑은 고딕" w:hAnsi="맑은 고딕" w:eastAsia="맑은 고딕"/>
           <w:b w:val="0"/>
           <w:sz w:val="17"/>
-          <w:u w:val="single"/>
-        </w:rPr>
-        <w:t>to have been</w:t>
-      </w:r>
+          <w:u w:val="none"/>
+        </w:rPr>
+        <w:t>Q1. According to Livy, what attracted immigrants to the city in its earliest days?</w:t>
+      </w:r>
+    </w:p>
+    <w:p>
+      <w:pPr>
+        <w:spacing w:before="0" w:after="0" w:line="288" w:lineRule="auto"/>
+        <w:ind w:left="40"/>
+        <w:snapToGrid w:val="0"/>
+        <w:pBdr>
+          <w:top w:val="single" w:sz="4" w:space="2" w:color="9B6BD0"/>
+          <w:left w:val="single" w:sz="4" w:space="2" w:color="9B6BD0"/>
+          <w:bottom w:val="single" w:sz="4" w:space="2" w:color="9B6BD0"/>
+          <w:right w:val="single" w:sz="4" w:space="2" w:color="9B6BD0"/>
+        </w:pBdr>
+        <w:shd w:val="clear" w:color="auto" w:fill="FAF5FF"/>
+      </w:pPr>
       <w:r>
         <w:rPr>
           <w:rFonts w:ascii="맑은 고딕" w:hAnsi="맑은 고딕" w:eastAsia="맑은 고딕"/>
@@ -1789,17 +3194,37 @@
           <w:sz w:val="17"/>
           <w:u w:val="none"/>
         </w:rPr>
-        <w:t xml:space="preserve"> a melting pot from the very start. The historian Livy claimed the city’s original population was comprised of immigrants flooding in from all directions, ⓑ</w:t>
-      </w:r>
+        <w:t>Q2. On what grounds, according to tradition, were the foreign-born kings raised to the throne?</w:t>
+      </w:r>
+    </w:p>
+    <w:p>
+      <w:pPr>
+        <w:spacing w:before="0" w:after="60" w:line="288" w:lineRule="auto"/>
+        <w:ind w:left="40"/>
+        <w:snapToGrid w:val="0"/>
+        <w:pBdr>
+          <w:top w:val="single" w:sz="4" w:space="2" w:color="9B6BD0"/>
+          <w:left w:val="single" w:sz="4" w:space="2" w:color="9B6BD0"/>
+          <w:bottom w:val="single" w:sz="4" w:space="2" w:color="9B6BD0"/>
+          <w:right w:val="single" w:sz="4" w:space="2" w:color="9B6BD0"/>
+        </w:pBdr>
+        <w:shd w:val="clear" w:color="auto" w:fill="FAF5FF"/>
+      </w:pPr>
       <w:r>
         <w:rPr>
           <w:rFonts w:ascii="맑은 고딕" w:hAnsi="맑은 고딕" w:eastAsia="맑은 고딕"/>
           <w:b w:val="0"/>
           <w:sz w:val="17"/>
-          <w:u w:val="single"/>
-        </w:rPr>
-        <w:t>attracting</w:t>
-      </w:r>
+          <w:u w:val="none"/>
+        </w:rPr>
+        <w:t>※ 답안지에 소문항 번호를 정확하게 기입할 것  예) 2-Q1 2-Q2</w:t>
+      </w:r>
+    </w:p>
+    <w:p>
+      <w:pPr>
+        <w:spacing w:before="0" w:after="40" w:line="360" w:lineRule="auto"/>
+        <w:snapToGrid w:val="0"/>
+      </w:pPr>
       <w:r>
         <w:rPr>
           <w:rFonts w:ascii="맑은 고딕" w:hAnsi="맑은 고딕" w:eastAsia="맑은 고딕"/>
@@ -1807,95 +3232,40 @@
           <w:sz w:val="17"/>
           <w:u w:val="none"/>
         </w:rPr>
-        <w:t xml:space="preserve"> by Romulus’s deliberate policy of nondiscrimination. It was this initial openness, Livy asserts, ⓒ</w:t>
-      </w:r>
+        <w:t>Q1 ⇒ ______________________________________________________________</w:t>
+      </w:r>
+    </w:p>
+    <w:p>
+      <w:pPr>
+        <w:spacing w:before="0" w:after="40" w:line="360" w:lineRule="auto"/>
+        <w:snapToGrid w:val="0"/>
+      </w:pPr>
       <w:r>
         <w:rPr>
           <w:rFonts w:ascii="맑은 고딕" w:hAnsi="맑은 고딕" w:eastAsia="맑은 고딕"/>
           <w:b w:val="0"/>
           <w:sz w:val="17"/>
-          <w:u w:val="single"/>
-        </w:rPr>
-        <w:t>that</w:t>
-      </w:r>
-      <w:r>
-        <w:rPr>
-          <w:rFonts w:ascii="맑은 고딕" w:hAnsi="맑은 고딕" w:eastAsia="맑은 고딕"/>
-          <w:b w:val="0"/>
-          <w:sz w:val="17"/>
-          <w:u w:val="none"/>
-        </w:rPr>
-        <w:t xml:space="preserve"> laid the foundations for the later strength and success of the city. Romans described their city as multicultural in the generations after its foundation. Tradition held that only a minority of the city’s legendary kings were Roman-born, with the others all ⓓ</w:t>
-      </w:r>
-      <w:r>
-        <w:rPr>
-          <w:rFonts w:ascii="맑은 고딕" w:hAnsi="맑은 고딕" w:eastAsia="맑은 고딕"/>
-          <w:b w:val="0"/>
-          <w:sz w:val="17"/>
-          <w:u w:val="single"/>
-        </w:rPr>
-        <w:t>arrived</w:t>
-      </w:r>
-      <w:r>
-        <w:rPr>
-          <w:rFonts w:ascii="맑은 고딕" w:hAnsi="맑은 고딕" w:eastAsia="맑은 고딕"/>
-          <w:b w:val="0"/>
-          <w:sz w:val="17"/>
-          <w:u w:val="none"/>
-        </w:rPr>
-        <w:t xml:space="preserve"> as immigrants ⓔ</w:t>
-      </w:r>
-      <w:r>
-        <w:rPr>
-          <w:rFonts w:ascii="맑은 고딕" w:hAnsi="맑은 고딕" w:eastAsia="맑은 고딕"/>
-          <w:b w:val="0"/>
-          <w:sz w:val="17"/>
-          <w:u w:val="single"/>
-        </w:rPr>
-        <w:t>before choosing</w:t>
-      </w:r>
-      <w:r>
-        <w:rPr>
-          <w:rFonts w:ascii="맑은 고딕" w:hAnsi="맑은 고딕" w:eastAsia="맑은 고딕"/>
-          <w:b w:val="0"/>
-          <w:sz w:val="17"/>
-          <w:u w:val="none"/>
-        </w:rPr>
-        <w:t xml:space="preserve"> for the throne for their virtues and merits. As the empire expanded across three continents, Rome eagerly adopted new cultural influences and absorbed incoming groups — perhaps a little too eagerly for some, who, like the poet Juvenal, ⓕ</w:t>
-      </w:r>
-      <w:r>
-        <w:rPr>
-          <w:rFonts w:ascii="맑은 고딕" w:hAnsi="맑은 고딕" w:eastAsia="맑은 고딕"/>
-          <w:b w:val="0"/>
-          <w:sz w:val="17"/>
-          <w:u w:val="single"/>
-        </w:rPr>
-        <w:t>complained</w:t>
-      </w:r>
-      <w:r>
-        <w:rPr>
-          <w:rFonts w:ascii="맑은 고딕" w:hAnsi="맑은 고딕" w:eastAsia="맑은 고딕"/>
-          <w:b w:val="0"/>
-          <w:sz w:val="17"/>
-          <w:u w:val="none"/>
-        </w:rPr>
-        <w:t xml:space="preserve"> about the rapid rate of cultural change.</w:t>
+          <w:u w:val="none"/>
+        </w:rPr>
+        <w:t>Q2 ⇒ ______________________________________________________________</w:t>
       </w:r>
     </w:p>
     <w:p>
       <w:pPr>
-        <w:spacing w:before="0" w:after="20" w:line="276" w:lineRule="auto"/>
-        <w:ind w:left="80"/>
+        <w:keepNext/>
+        <w:spacing w:before="80" w:after="40" w:line="276" w:lineRule="auto"/>
         <w:snapToGrid w:val="0"/>
-      </w:pPr>
-      <w:r>
-        <w:rPr>
-          <w:rFonts w:ascii="맑은 고딕" w:hAnsi="맑은 고딕" w:eastAsia="맑은 고딕"/>
-          <w:b w:val="0"/>
+        <w:shd w:val="clear" w:color="auto" w:fill="6B21A8"/>
+      </w:pPr>
+      <w:r>
+        <w:rPr>
+          <w:rFonts w:ascii="맑은 고딕" w:hAnsi="맑은 고딕" w:eastAsia="맑은 고딕"/>
+          <w:b/>
+          <w:color w:val="FFFFFF"/>
           <w:sz w:val="17"/>
           <w:u w:val="none"/>
         </w:rPr>
-        <w:t>① ⓐ, ⓒ, ⓕ    ② ⓑ, ⓓ, ⓔ    ③ ⓑ, ⓔ    ④ ⓒ, ⓓ, ⓔ    ⑤ ⓐ, ⓑ, ⓓ</w:t>
+        <w:t>[지문 구조]  ※ 앞 문항을 모두 푼 뒤에 풀 것</w:t>
       </w:r>
     </w:p>
     <w:p>
@@ -1911,7 +3281,7 @@
           <w:sz w:val="17"/>
           <w:u w:val="none"/>
         </w:rPr>
-        <w:t>23-3.</w:t>
+        <w:t>23-8.</w:t>
       </w:r>
       <w:r>
         <w:rPr>
@@ -1920,7 +3290,30 @@
           <w:sz w:val="17"/>
           <w:u w:val="none"/>
         </w:rPr>
-        <w:t xml:space="preserve"> 다음 글의 (A), (B), (C)의 각 괄호 안에서 문맥과 어법에 맞는 표현으로 가장 적절한 것은? [3.0점]</w:t>
+        <w:t xml:space="preserve"> 글의 흐름으로 보아, 주어진 문장이 들어가기에 가장 적절한 곳은? [2.7점]</w:t>
+      </w:r>
+    </w:p>
+    <w:p>
+      <w:pPr>
+        <w:spacing w:before="0" w:after="60" w:line="288" w:lineRule="auto"/>
+        <w:ind w:left="40"/>
+        <w:snapToGrid w:val="0"/>
+        <w:pBdr>
+          <w:top w:val="single" w:sz="4" w:space="2" w:color="C99B4E"/>
+          <w:left w:val="single" w:sz="4" w:space="2" w:color="C99B4E"/>
+          <w:bottom w:val="single" w:sz="4" w:space="2" w:color="C99B4E"/>
+          <w:right w:val="single" w:sz="4" w:space="2" w:color="C99B4E"/>
+        </w:pBdr>
+        <w:shd w:val="clear" w:color="auto" w:fill="FFF8E1"/>
+      </w:pPr>
+      <w:r>
+        <w:rPr>
+          <w:rFonts w:ascii="맑은 고딕" w:hAnsi="맑은 고딕" w:eastAsia="맑은 고딕"/>
+          <w:b w:val="0"/>
+          <w:sz w:val="17"/>
+          <w:u w:val="none"/>
+        </w:rPr>
+        <w:t>Romans described their city as multicultural in the generations after its foundation.</w:t>
       </w:r>
     </w:p>
     <w:p>
@@ -1943,578 +3336,7 @@
           <w:sz w:val="17"/>
           <w:u w:val="none"/>
         </w:rPr>
-        <w:t>Rome was said to have been a melting pot from the very start. The historian Livy claimed the city’s original population was comprised of immigrants flooding in from all directions, attracted by Romulus’s deliberate policy of nondiscrimination. It was this initial (A) [openness / isolation], Livy asserts, that laid the foundations for the later strength and success of the city. Romans described their city as multicultural in the generations after its foundation. Tradition held that only a (B) [minority / majority] of the city’s legendary kings were Roman-born, with the others all arriving as immigrants before being chosen for the throne for their virtues and merits. As the empire expanded across three continents, Rome eagerly adopted new cultural influences and (C) [absorbed / absorbing] incoming groups — perhaps a little too eagerly for some, who, like the poet Juvenal, complained about the rapid rate of cultural change.</w:t>
-      </w:r>
-    </w:p>
-    <w:p>
-      <w:pPr>
-        <w:spacing w:before="0" w:after="0" w:line="269" w:lineRule="auto"/>
-        <w:ind w:left="180" w:hanging="180"/>
-        <w:snapToGrid w:val="0"/>
-      </w:pPr>
-      <w:r>
-        <w:rPr>
-          <w:rFonts w:ascii="맑은 고딕" w:hAnsi="맑은 고딕" w:eastAsia="맑은 고딕"/>
-          <w:b w:val="0"/>
-          <w:sz w:val="17"/>
-          <w:u w:val="none"/>
-        </w:rPr>
-        <w:t>① (A) openness  (B) minority  (C) absorbed</w:t>
-      </w:r>
-    </w:p>
-    <w:p>
-      <w:pPr>
-        <w:spacing w:before="0" w:after="0" w:line="269" w:lineRule="auto"/>
-        <w:ind w:left="180" w:hanging="180"/>
-        <w:snapToGrid w:val="0"/>
-      </w:pPr>
-      <w:r>
-        <w:rPr>
-          <w:rFonts w:ascii="맑은 고딕" w:hAnsi="맑은 고딕" w:eastAsia="맑은 고딕"/>
-          <w:b w:val="0"/>
-          <w:sz w:val="17"/>
-          <w:u w:val="none"/>
-        </w:rPr>
-        <w:t>② (A) isolation  (B) minority  (C) absorbed</w:t>
-      </w:r>
-    </w:p>
-    <w:p>
-      <w:pPr>
-        <w:spacing w:before="0" w:after="0" w:line="269" w:lineRule="auto"/>
-        <w:ind w:left="180" w:hanging="180"/>
-        <w:snapToGrid w:val="0"/>
-      </w:pPr>
-      <w:r>
-        <w:rPr>
-          <w:rFonts w:ascii="맑은 고딕" w:hAnsi="맑은 고딕" w:eastAsia="맑은 고딕"/>
-          <w:b w:val="0"/>
-          <w:sz w:val="17"/>
-          <w:u w:val="none"/>
-        </w:rPr>
-        <w:t>③ (A) openness  (B) majority  (C) absorbed</w:t>
-      </w:r>
-    </w:p>
-    <w:p>
-      <w:pPr>
-        <w:spacing w:before="0" w:after="0" w:line="269" w:lineRule="auto"/>
-        <w:ind w:left="180" w:hanging="180"/>
-        <w:snapToGrid w:val="0"/>
-      </w:pPr>
-      <w:r>
-        <w:rPr>
-          <w:rFonts w:ascii="맑은 고딕" w:hAnsi="맑은 고딕" w:eastAsia="맑은 고딕"/>
-          <w:b w:val="0"/>
-          <w:sz w:val="17"/>
-          <w:u w:val="none"/>
-        </w:rPr>
-        <w:t>④ (A) openness  (B) minority  (C) absorbing</w:t>
-      </w:r>
-    </w:p>
-    <w:p>
-      <w:pPr>
-        <w:spacing w:before="0" w:after="0" w:line="269" w:lineRule="auto"/>
-        <w:ind w:left="180" w:hanging="180"/>
-        <w:snapToGrid w:val="0"/>
-      </w:pPr>
-      <w:r>
-        <w:rPr>
-          <w:rFonts w:ascii="맑은 고딕" w:hAnsi="맑은 고딕" w:eastAsia="맑은 고딕"/>
-          <w:b w:val="0"/>
-          <w:sz w:val="17"/>
-          <w:u w:val="none"/>
-        </w:rPr>
-        <w:t>⑤ (A) isolation  (B) majority  (C) absorbing</w:t>
-      </w:r>
-    </w:p>
-    <w:p>
-      <w:pPr>
-        <w:keepNext/>
-        <w:spacing w:before="80" w:after="20" w:line="276" w:lineRule="auto"/>
-        <w:snapToGrid w:val="0"/>
-      </w:pPr>
-      <w:r>
-        <w:rPr>
-          <w:rFonts w:ascii="맑은 고딕" w:hAnsi="맑은 고딕" w:eastAsia="맑은 고딕"/>
-          <w:b/>
-          <w:sz w:val="17"/>
-          <w:u w:val="none"/>
-        </w:rPr>
-        <w:t>23-4.</w:t>
-      </w:r>
-      <w:r>
-        <w:rPr>
-          <w:rFonts w:ascii="맑은 고딕" w:hAnsi="맑은 고딕" w:eastAsia="맑은 고딕"/>
-          <w:b w:val="0"/>
-          <w:sz w:val="17"/>
-          <w:u w:val="none"/>
-        </w:rPr>
-        <w:t xml:space="preserve"> 윗글의 내용과 일치하지 </w:t>
-      </w:r>
-      <w:r>
-        <w:rPr>
-          <w:rFonts w:ascii="맑은 고딕" w:hAnsi="맑은 고딕" w:eastAsia="맑은 고딕"/>
-          <w:b w:val="0"/>
-          <w:sz w:val="17"/>
-          <w:u w:val="single"/>
-        </w:rPr>
-        <w:t>않는</w:t>
-      </w:r>
-      <w:r>
-        <w:rPr>
-          <w:rFonts w:ascii="맑은 고딕" w:hAnsi="맑은 고딕" w:eastAsia="맑은 고딕"/>
-          <w:b w:val="0"/>
-          <w:sz w:val="17"/>
-          <w:u w:val="none"/>
-        </w:rPr>
-        <w:t xml:space="preserve"> 것은? [2.8점]</w:t>
-      </w:r>
-    </w:p>
-    <w:p>
-      <w:pPr>
-        <w:spacing w:before="0" w:after="60" w:line="288" w:lineRule="auto"/>
-        <w:ind w:left="40"/>
-        <w:snapToGrid w:val="0"/>
-        <w:pBdr>
-          <w:top w:val="single" w:sz="4" w:space="2" w:color="999999"/>
-          <w:left w:val="single" w:sz="4" w:space="2" w:color="999999"/>
-          <w:bottom w:val="single" w:sz="4" w:space="2" w:color="999999"/>
-          <w:right w:val="single" w:sz="4" w:space="2" w:color="999999"/>
-        </w:pBdr>
-        <w:shd w:val="clear" w:color="auto" w:fill="F6F3EA"/>
-      </w:pPr>
-      <w:r>
-        <w:rPr>
-          <w:rFonts w:ascii="맑은 고딕" w:hAnsi="맑은 고딕" w:eastAsia="맑은 고딕"/>
-          <w:b w:val="0"/>
-          <w:sz w:val="17"/>
-          <w:u w:val="none"/>
-        </w:rPr>
-        <w:t>Rome was said to have been a melting pot from the very start. The historian Livy claimed the city’s original population was comprised of immigrants flooding in from all directions, attracted by Romulus’s deliberate policy of nondiscrimination. It was this initial openness, Livy asserts, that laid the foundations for the later strength and success of the city. Romans described their city as multicultural in the generations after its foundation. Tradition held that only a minority of the city’s legendary kings were Roman-born, with the others all arriving as immigrants before being chosen for the throne for their virtues and merits. As the empire expanded across three continents, Rome eagerly adopted new cultural influences and absorbed incoming groups — perhaps a little too eagerly for some, who, like the poet Juvenal, complained about the rapid rate of cultural change.</w:t>
-      </w:r>
-    </w:p>
-    <w:p>
-      <w:pPr>
-        <w:spacing w:before="0" w:after="0" w:line="269" w:lineRule="auto"/>
-        <w:ind w:left="180" w:hanging="180"/>
-        <w:snapToGrid w:val="0"/>
-      </w:pPr>
-      <w:r>
-        <w:rPr>
-          <w:rFonts w:ascii="맑은 고딕" w:hAnsi="맑은 고딕" w:eastAsia="맑은 고딕"/>
-          <w:b w:val="0"/>
-          <w:sz w:val="17"/>
-          <w:u w:val="none"/>
-        </w:rPr>
-        <w:t>① Livy는 로마의 초기 인구가 사방에서 몰려든 이주민으로 이루어졌다고 주장했다.</w:t>
-      </w:r>
-    </w:p>
-    <w:p>
-      <w:pPr>
-        <w:spacing w:before="0" w:after="0" w:line="269" w:lineRule="auto"/>
-        <w:ind w:left="180" w:hanging="180"/>
-        <w:snapToGrid w:val="0"/>
-      </w:pPr>
-      <w:r>
-        <w:rPr>
-          <w:rFonts w:ascii="맑은 고딕" w:hAnsi="맑은 고딕" w:eastAsia="맑은 고딕"/>
-          <w:b w:val="0"/>
-          <w:sz w:val="17"/>
-          <w:u w:val="none"/>
-        </w:rPr>
-        <w:t>② 로물루스는 의도적으로 차별하지 않는 정책을 폈다.</w:t>
-      </w:r>
-    </w:p>
-    <w:p>
-      <w:pPr>
-        <w:spacing w:before="0" w:after="0" w:line="269" w:lineRule="auto"/>
-        <w:ind w:left="180" w:hanging="180"/>
-        <w:snapToGrid w:val="0"/>
-      </w:pPr>
-      <w:r>
-        <w:rPr>
-          <w:rFonts w:ascii="맑은 고딕" w:hAnsi="맑은 고딕" w:eastAsia="맑은 고딕"/>
-          <w:b w:val="0"/>
-          <w:sz w:val="17"/>
-          <w:u w:val="none"/>
-        </w:rPr>
-        <w:t>③ 전승에 따르면 로마의 전설적인 왕들 가운데 다수는 이주민 출신이었다.</w:t>
-      </w:r>
-    </w:p>
-    <w:p>
-      <w:pPr>
-        <w:spacing w:before="0" w:after="0" w:line="269" w:lineRule="auto"/>
-        <w:ind w:left="180" w:hanging="180"/>
-        <w:snapToGrid w:val="0"/>
-      </w:pPr>
-      <w:r>
-        <w:rPr>
-          <w:rFonts w:ascii="맑은 고딕" w:hAnsi="맑은 고딕" w:eastAsia="맑은 고딕"/>
-          <w:b w:val="0"/>
-          <w:sz w:val="17"/>
-          <w:u w:val="none"/>
-        </w:rPr>
-        <w:t>④ 로마는 세 대륙으로 확장하면서 새로운 문화적 영향을 받아들였다.</w:t>
-      </w:r>
-    </w:p>
-    <w:p>
-      <w:pPr>
-        <w:spacing w:before="0" w:after="0" w:line="269" w:lineRule="auto"/>
-        <w:ind w:left="180" w:hanging="180"/>
-        <w:snapToGrid w:val="0"/>
-      </w:pPr>
-      <w:r>
-        <w:rPr>
-          <w:rFonts w:ascii="맑은 고딕" w:hAnsi="맑은 고딕" w:eastAsia="맑은 고딕"/>
-          <w:b w:val="0"/>
-          <w:sz w:val="17"/>
-          <w:u w:val="none"/>
-        </w:rPr>
-        <w:t>⑤ 시인 유베날리스는 로마의 문화 변화 속도가 너무 느리다고 불평했다.</w:t>
-      </w:r>
-    </w:p>
-    <w:p>
-      <w:pPr>
-        <w:keepNext/>
-        <w:spacing w:before="80" w:after="20" w:line="276" w:lineRule="auto"/>
-        <w:snapToGrid w:val="0"/>
-      </w:pPr>
-      <w:r>
-        <w:rPr>
-          <w:rFonts w:ascii="맑은 고딕" w:hAnsi="맑은 고딕" w:eastAsia="맑은 고딕"/>
-          <w:b/>
-          <w:sz w:val="17"/>
-          <w:u w:val="none"/>
-        </w:rPr>
-        <w:t>23-5.</w:t>
-      </w:r>
-      <w:r>
-        <w:rPr>
-          <w:rFonts w:ascii="맑은 고딕" w:hAnsi="맑은 고딕" w:eastAsia="맑은 고딕"/>
-          <w:b w:val="0"/>
-          <w:sz w:val="17"/>
-          <w:u w:val="none"/>
-        </w:rPr>
-        <w:t xml:space="preserve"> [A]와 [B]를 읽고 이해한 것으로 가장 적절한 것은? [3.2점]</w:t>
-      </w:r>
-    </w:p>
-    <w:p>
-      <w:pPr>
-        <w:spacing w:before="0" w:after="60" w:line="288" w:lineRule="auto"/>
-        <w:ind w:left="40"/>
-        <w:snapToGrid w:val="0"/>
-        <w:pBdr>
-          <w:top w:val="single" w:sz="4" w:space="2" w:color="999999"/>
-          <w:left w:val="single" w:sz="4" w:space="2" w:color="999999"/>
-          <w:bottom w:val="single" w:sz="4" w:space="2" w:color="999999"/>
-          <w:right w:val="single" w:sz="4" w:space="2" w:color="999999"/>
-        </w:pBdr>
-        <w:shd w:val="clear" w:color="auto" w:fill="F6F3EA"/>
-      </w:pPr>
-      <w:r>
-        <w:rPr>
-          <w:rFonts w:ascii="맑은 고딕" w:hAnsi="맑은 고딕" w:eastAsia="맑은 고딕"/>
-          <w:b w:val="0"/>
-          <w:sz w:val="17"/>
-          <w:u w:val="none"/>
-        </w:rPr>
-        <w:t>[A] The historian Livy claimed the city’s original population was comprised of immigrants flooding in from all directions, attracted by Romulus’s deliberate policy of nondiscrimination. It was this initial openness, Livy asserts, that laid the foundations for the later strength and success of the city. As the empire expanded across three continents, Rome eagerly adopted new cultural influences and absorbed incoming groups — perhaps a little too eagerly for some, who, like the poet Juvenal, complained about the rapid rate of cultural change.</w:t>
-      </w:r>
-    </w:p>
-    <w:p>
-      <w:pPr>
-        <w:spacing w:before="0" w:after="60" w:line="288" w:lineRule="auto"/>
-        <w:ind w:left="40"/>
-        <w:snapToGrid w:val="0"/>
-        <w:pBdr>
-          <w:top w:val="single" w:sz="4" w:space="2" w:color="6B7FB8"/>
-          <w:left w:val="single" w:sz="4" w:space="2" w:color="6B7FB8"/>
-          <w:bottom w:val="single" w:sz="4" w:space="2" w:color="6B7FB8"/>
-          <w:right w:val="single" w:sz="4" w:space="2" w:color="6B7FB8"/>
-        </w:pBdr>
-        <w:shd w:val="clear" w:color="auto" w:fill="EEF2FF"/>
-      </w:pPr>
-      <w:r>
-        <w:rPr>
-          <w:rFonts w:ascii="맑은 고딕" w:hAnsi="맑은 고딕" w:eastAsia="맑은 고딕"/>
-          <w:b w:val="0"/>
-          <w:sz w:val="17"/>
-          <w:u w:val="none"/>
-        </w:rPr>
-        <w:t>[B] A small trading town on a river once welcomed merchants and craftspeople from many lands, granting them the same rights as those born there. Within a few generations, the newcomers’ skills in metalwork, weaving, and shipbuilding had turned the town into a busy center of trade. Some older residents grumbled that the old customs were disappearing, but the town’s leaders insisted that its prosperity rested on the very openness they complained about.</w:t>
-      </w:r>
-    </w:p>
-    <w:p>
-      <w:pPr>
-        <w:spacing w:before="0" w:after="0" w:line="269" w:lineRule="auto"/>
-        <w:ind w:left="180" w:hanging="180"/>
-        <w:snapToGrid w:val="0"/>
-      </w:pPr>
-      <w:r>
-        <w:rPr>
-          <w:rFonts w:ascii="맑은 고딕" w:hAnsi="맑은 고딕" w:eastAsia="맑은 고딕"/>
-          <w:b w:val="0"/>
-          <w:sz w:val="17"/>
-          <w:u w:val="none"/>
-        </w:rPr>
-        <w:t>① [A] shows that openness weakened Rome, while [B] shows that it strengthened the town.</w:t>
-      </w:r>
-    </w:p>
-    <w:p>
-      <w:pPr>
-        <w:spacing w:before="0" w:after="0" w:line="269" w:lineRule="auto"/>
-        <w:ind w:left="180" w:hanging="180"/>
-        <w:snapToGrid w:val="0"/>
-      </w:pPr>
-      <w:r>
-        <w:rPr>
-          <w:rFonts w:ascii="맑은 고딕" w:hAnsi="맑은 고딕" w:eastAsia="맑은 고딕"/>
-          <w:b w:val="0"/>
-          <w:sz w:val="17"/>
-          <w:u w:val="none"/>
-        </w:rPr>
-        <w:t>② Both texts suggest that newcomers were accepted only after giving up their own cultures.</w:t>
-      </w:r>
-    </w:p>
-    <w:p>
-      <w:pPr>
-        <w:spacing w:before="0" w:after="0" w:line="269" w:lineRule="auto"/>
-        <w:ind w:left="180" w:hanging="180"/>
-        <w:snapToGrid w:val="0"/>
-      </w:pPr>
-      <w:r>
-        <w:rPr>
-          <w:rFonts w:ascii="맑은 고딕" w:hAnsi="맑은 고딕" w:eastAsia="맑은 고딕"/>
-          <w:b w:val="0"/>
-          <w:sz w:val="17"/>
-          <w:u w:val="none"/>
-        </w:rPr>
-        <w:t>③ [B] states that every resident happily welcomed the changes brought by newcomers.</w:t>
-      </w:r>
-    </w:p>
-    <w:p>
-      <w:pPr>
-        <w:spacing w:before="0" w:after="0" w:line="269" w:lineRule="auto"/>
-        <w:ind w:left="180" w:hanging="180"/>
-        <w:snapToGrid w:val="0"/>
-      </w:pPr>
-      <w:r>
-        <w:rPr>
-          <w:rFonts w:ascii="맑은 고딕" w:hAnsi="맑은 고딕" w:eastAsia="맑은 고딕"/>
-          <w:b w:val="0"/>
-          <w:sz w:val="17"/>
-          <w:u w:val="none"/>
-        </w:rPr>
-        <w:t>④ Both texts link a community’s openness to newcomers with its later success, while noting that some people disliked the change.</w:t>
-      </w:r>
-    </w:p>
-    <w:p>
-      <w:pPr>
-        <w:spacing w:before="0" w:after="0" w:line="269" w:lineRule="auto"/>
-        <w:ind w:left="180" w:hanging="180"/>
-        <w:snapToGrid w:val="0"/>
-      </w:pPr>
-      <w:r>
-        <w:rPr>
-          <w:rFonts w:ascii="맑은 고딕" w:hAnsi="맑은 고딕" w:eastAsia="맑은 고딕"/>
-          <w:b w:val="0"/>
-          <w:sz w:val="17"/>
-          <w:u w:val="none"/>
-        </w:rPr>
-        <w:t>⑤ [A] suggests that Rome stopped accepting new groups once the empire expanded.</w:t>
-      </w:r>
-    </w:p>
-    <w:p>
-      <w:pPr>
-        <w:keepNext/>
-        <w:spacing w:before="80" w:after="20" w:line="276" w:lineRule="auto"/>
-        <w:snapToGrid w:val="0"/>
-      </w:pPr>
-      <w:r>
-        <w:rPr>
-          <w:rFonts w:ascii="맑은 고딕" w:hAnsi="맑은 고딕" w:eastAsia="맑은 고딕"/>
-          <w:b/>
-          <w:sz w:val="17"/>
-          <w:u w:val="none"/>
-        </w:rPr>
-        <w:t>23-6.</w:t>
-      </w:r>
-      <w:r>
-        <w:rPr>
-          <w:rFonts w:ascii="맑은 고딕" w:hAnsi="맑은 고딕" w:eastAsia="맑은 고딕"/>
-          <w:b w:val="0"/>
-          <w:sz w:val="17"/>
-          <w:u w:val="none"/>
-        </w:rPr>
-        <w:t xml:space="preserve"> 윗글의 제목으로 가장 적절한 것은? [2.9점]</w:t>
-      </w:r>
-    </w:p>
-    <w:p>
-      <w:pPr>
-        <w:spacing w:before="0" w:after="60" w:line="288" w:lineRule="auto"/>
-        <w:ind w:left="40"/>
-        <w:snapToGrid w:val="0"/>
-        <w:pBdr>
-          <w:top w:val="single" w:sz="4" w:space="2" w:color="999999"/>
-          <w:left w:val="single" w:sz="4" w:space="2" w:color="999999"/>
-          <w:bottom w:val="single" w:sz="4" w:space="2" w:color="999999"/>
-          <w:right w:val="single" w:sz="4" w:space="2" w:color="999999"/>
-        </w:pBdr>
-        <w:shd w:val="clear" w:color="auto" w:fill="F6F3EA"/>
-      </w:pPr>
-      <w:r>
-        <w:rPr>
-          <w:rFonts w:ascii="맑은 고딕" w:hAnsi="맑은 고딕" w:eastAsia="맑은 고딕"/>
-          <w:b w:val="0"/>
-          <w:sz w:val="17"/>
-          <w:u w:val="none"/>
-        </w:rPr>
-        <w:t>Rome was said to have been a melting pot from the very start. The historian Livy claimed the city’s original population was comprised of immigrants flooding in from all directions, attracted by Romulus’s deliberate policy of nondiscrimination. It was this initial openness, Livy asserts, that laid the foundations for the later strength and success of the city. Romans described their city as multicultural in the generations after its foundation. Tradition held that only a minority of the city’s legendary kings were Roman-born, with the others all arriving as immigrants before being chosen for the throne for their virtues and merits. As the empire expanded across three continents, Rome eagerly adopted new cultural influences and absorbed incoming groups — perhaps a little too eagerly for some, who, like the poet Juvenal, complained about the rapid rate of cultural change.</w:t>
-      </w:r>
-    </w:p>
-    <w:p>
-      <w:pPr>
-        <w:spacing w:before="0" w:after="0" w:line="269" w:lineRule="auto"/>
-        <w:ind w:left="180" w:hanging="180"/>
-        <w:snapToGrid w:val="0"/>
-      </w:pPr>
-      <w:r>
-        <w:rPr>
-          <w:rFonts w:ascii="맑은 고딕" w:hAnsi="맑은 고딕" w:eastAsia="맑은 고딕"/>
-          <w:b w:val="0"/>
-          <w:sz w:val="17"/>
-          <w:u w:val="none"/>
-        </w:rPr>
-        <w:t>① Why Rome Closed Its Gates to Foreign Influences</w:t>
-      </w:r>
-    </w:p>
-    <w:p>
-      <w:pPr>
-        <w:spacing w:before="0" w:after="0" w:line="269" w:lineRule="auto"/>
-        <w:ind w:left="180" w:hanging="180"/>
-        <w:snapToGrid w:val="0"/>
-      </w:pPr>
-      <w:r>
-        <w:rPr>
-          <w:rFonts w:ascii="맑은 고딕" w:hAnsi="맑은 고딕" w:eastAsia="맑은 고딕"/>
-          <w:b w:val="0"/>
-          <w:sz w:val="17"/>
-          <w:u w:val="none"/>
-        </w:rPr>
-        <w:t>② Open Doors: Rome as a City of Newcomers from the Start</w:t>
-      </w:r>
-    </w:p>
-    <w:p>
-      <w:pPr>
-        <w:spacing w:before="0" w:after="0" w:line="269" w:lineRule="auto"/>
-        <w:ind w:left="180" w:hanging="180"/>
-        <w:snapToGrid w:val="0"/>
-      </w:pPr>
-      <w:r>
-        <w:rPr>
-          <w:rFonts w:ascii="맑은 고딕" w:hAnsi="맑은 고딕" w:eastAsia="맑은 고딕"/>
-          <w:b w:val="0"/>
-          <w:sz w:val="17"/>
-          <w:u w:val="none"/>
-        </w:rPr>
-        <w:t>③ How Romulus Built the Walls of Rome</w:t>
-      </w:r>
-    </w:p>
-    <w:p>
-      <w:pPr>
-        <w:spacing w:before="0" w:after="0" w:line="269" w:lineRule="auto"/>
-        <w:ind w:left="180" w:hanging="180"/>
-        <w:snapToGrid w:val="0"/>
-      </w:pPr>
-      <w:r>
-        <w:rPr>
-          <w:rFonts w:ascii="맑은 고딕" w:hAnsi="맑은 고딕" w:eastAsia="맑은 고딕"/>
-          <w:b w:val="0"/>
-          <w:sz w:val="17"/>
-          <w:u w:val="none"/>
-        </w:rPr>
-        <w:t>④ A Poet Who Changed the Course of Roman Culture</w:t>
-      </w:r>
-    </w:p>
-    <w:p>
-      <w:pPr>
-        <w:spacing w:before="0" w:after="0" w:line="269" w:lineRule="auto"/>
-        <w:ind w:left="180" w:hanging="180"/>
-        <w:snapToGrid w:val="0"/>
-      </w:pPr>
-      <w:r>
-        <w:rPr>
-          <w:rFonts w:ascii="맑은 고딕" w:hAnsi="맑은 고딕" w:eastAsia="맑은 고딕"/>
-          <w:b w:val="0"/>
-          <w:sz w:val="17"/>
-          <w:u w:val="none"/>
-        </w:rPr>
-        <w:t>⑤ Immigration as the Main Cause of Rome’s Decline</w:t>
-      </w:r>
-    </w:p>
-    <w:p>
-      <w:pPr>
-        <w:keepNext/>
-        <w:spacing w:before="80" w:after="20" w:line="276" w:lineRule="auto"/>
-        <w:snapToGrid w:val="0"/>
-      </w:pPr>
-      <w:r>
-        <w:rPr>
-          <w:rFonts w:ascii="맑은 고딕" w:hAnsi="맑은 고딕" w:eastAsia="맑은 고딕"/>
-          <w:b/>
-          <w:sz w:val="17"/>
-          <w:u w:val="none"/>
-        </w:rPr>
-        <w:t>23-7.</w:t>
-      </w:r>
-      <w:r>
-        <w:rPr>
-          <w:rFonts w:ascii="맑은 고딕" w:hAnsi="맑은 고딕" w:eastAsia="맑은 고딕"/>
-          <w:b w:val="0"/>
-          <w:sz w:val="17"/>
-          <w:u w:val="none"/>
-        </w:rPr>
-        <w:t xml:space="preserve"> 다음 글에서 전체 흐름과 관계 </w:t>
-      </w:r>
-      <w:r>
-        <w:rPr>
-          <w:rFonts w:ascii="맑은 고딕" w:hAnsi="맑은 고딕" w:eastAsia="맑은 고딕"/>
-          <w:b w:val="0"/>
-          <w:sz w:val="17"/>
-          <w:u w:val="single"/>
-        </w:rPr>
-        <w:t>없는</w:t>
-      </w:r>
-      <w:r>
-        <w:rPr>
-          <w:rFonts w:ascii="맑은 고딕" w:hAnsi="맑은 고딕" w:eastAsia="맑은 고딕"/>
-          <w:b w:val="0"/>
-          <w:sz w:val="17"/>
-          <w:u w:val="none"/>
-        </w:rPr>
-        <w:t xml:space="preserve"> 문장은? [3.0점]</w:t>
-      </w:r>
-    </w:p>
-    <w:p>
-      <w:pPr>
-        <w:spacing w:before="0" w:after="60" w:line="288" w:lineRule="auto"/>
-        <w:ind w:left="40"/>
-        <w:snapToGrid w:val="0"/>
-        <w:pBdr>
-          <w:top w:val="single" w:sz="4" w:space="2" w:color="999999"/>
-          <w:left w:val="single" w:sz="4" w:space="2" w:color="999999"/>
-          <w:bottom w:val="single" w:sz="4" w:space="2" w:color="999999"/>
-          <w:right w:val="single" w:sz="4" w:space="2" w:color="999999"/>
-        </w:pBdr>
-        <w:shd w:val="clear" w:color="auto" w:fill="F6F3EA"/>
-      </w:pPr>
-      <w:r>
-        <w:rPr>
-          <w:rFonts w:ascii="맑은 고딕" w:hAnsi="맑은 고딕" w:eastAsia="맑은 고딕"/>
-          <w:b w:val="0"/>
-          <w:sz w:val="17"/>
-          <w:u w:val="none"/>
-        </w:rPr>
-        <w:t>Rome was said to have been a melting pot from the very start. ① The historian Livy claimed the city’s original population was comprised of immigrants flooding in from all directions, attracted by Romulus’s deliberate policy of nondiscrimination. ② It was this initial openness, Livy asserts, that laid the foundations for the later strength and success of the city. ③ Many Roman-born citizens took great pride in the city’s public baths and theaters. ④ Romans described their city as multicultural in the generations after its foundation. ⑤ Tradition held that only a minority of the city’s legendary kings were Roman-born, with the others all arriving as immigrants before being chosen for the throne for their virtues and merits.</w:t>
+        <w:t>Rome was said to have been a melting pot from the very start. ( ① ) The historian Livy claimed the city’s original population was comprised of immigrants flooding in from all directions, attracted by Romulus’s deliberate policy of nondiscrimination. ( ② ) It was this initial openness, Livy asserts, that laid the foundations for the later strength and success of the city. ( ③ ) Tradition held that only a minority of the city’s legendary kings were Roman-born, with the others all arriving as immigrants before being chosen for the throne for their virtues and merits. ( ④ ) As the empire expanded across three continents, Rome eagerly adopted new cultural influences and absorbed incoming groups — perhaps a little too eagerly for some, who, like the poet Juvenal, complained about the rapid rate of cultural change. ( ⑤ )</w:t>
       </w:r>
     </w:p>
     <w:p>
@@ -2531,654 +3353,6 @@
           <w:u w:val="none"/>
         </w:rPr>
         <w:t>① ①    ② ②    ③ ③    ④ ④    ⑤ ⑤</w:t>
-      </w:r>
-    </w:p>
-    <w:p>
-      <w:pPr>
-        <w:keepNext/>
-        <w:spacing w:before="80" w:after="40" w:line="276" w:lineRule="auto"/>
-        <w:snapToGrid w:val="0"/>
-        <w:shd w:val="clear" w:color="auto" w:fill="8A3A12"/>
-      </w:pPr>
-      <w:r>
-        <w:rPr>
-          <w:rFonts w:ascii="맑은 고딕" w:hAnsi="맑은 고딕" w:eastAsia="맑은 고딕"/>
-          <w:b/>
-          <w:color w:val="FFFFFF"/>
-          <w:sz w:val="17"/>
-          <w:u w:val="none"/>
-        </w:rPr>
-        <w:t>서답형  23-서1 ~ 23-서2</w:t>
-      </w:r>
-    </w:p>
-    <w:p>
-      <w:pPr>
-        <w:keepNext/>
-        <w:spacing w:before="80" w:after="20" w:line="276" w:lineRule="auto"/>
-        <w:snapToGrid w:val="0"/>
-      </w:pPr>
-      <w:r>
-        <w:rPr>
-          <w:rFonts w:ascii="맑은 고딕" w:hAnsi="맑은 고딕" w:eastAsia="맑은 고딕"/>
-          <w:b/>
-          <w:sz w:val="17"/>
-          <w:u w:val="none"/>
-        </w:rPr>
-        <w:t>23-서1.</w:t>
-      </w:r>
-      <w:r>
-        <w:rPr>
-          <w:rFonts w:ascii="맑은 고딕" w:hAnsi="맑은 고딕" w:eastAsia="맑은 고딕"/>
-          <w:b w:val="0"/>
-          <w:sz w:val="17"/>
-          <w:u w:val="none"/>
-        </w:rPr>
-        <w:t xml:space="preserve"> 다음 글의 내용을 요약하고자 한다. 빈칸 (1)~(3)에 들어갈 말을 본문에서 찾아 </w:t>
-      </w:r>
-      <w:r>
-        <w:rPr>
-          <w:rFonts w:ascii="맑은 고딕" w:hAnsi="맑은 고딕" w:eastAsia="맑은 고딕"/>
-          <w:b w:val="0"/>
-          <w:sz w:val="17"/>
-          <w:u w:val="single"/>
-        </w:rPr>
-        <w:t>반드시 변형하여</w:t>
-      </w:r>
-      <w:r>
-        <w:rPr>
-          <w:rFonts w:ascii="맑은 고딕" w:hAnsi="맑은 고딕" w:eastAsia="맑은 고딕"/>
-          <w:b w:val="0"/>
-          <w:sz w:val="17"/>
-          <w:u w:val="none"/>
-        </w:rPr>
-        <w:t xml:space="preserve"> 쓰시오. (한 칸에 한 단어) [각 1점, 총 3점] [3.0점]</w:t>
-      </w:r>
-    </w:p>
-    <w:p>
-      <w:pPr>
-        <w:spacing w:before="0" w:after="60" w:line="288" w:lineRule="auto"/>
-        <w:ind w:left="40"/>
-        <w:snapToGrid w:val="0"/>
-        <w:pBdr>
-          <w:top w:val="single" w:sz="4" w:space="2" w:color="999999"/>
-          <w:left w:val="single" w:sz="4" w:space="2" w:color="999999"/>
-          <w:bottom w:val="single" w:sz="4" w:space="2" w:color="999999"/>
-          <w:right w:val="single" w:sz="4" w:space="2" w:color="999999"/>
-        </w:pBdr>
-        <w:shd w:val="clear" w:color="auto" w:fill="F6F3EA"/>
-      </w:pPr>
-      <w:r>
-        <w:rPr>
-          <w:rFonts w:ascii="맑은 고딕" w:hAnsi="맑은 고딕" w:eastAsia="맑은 고딕"/>
-          <w:b w:val="0"/>
-          <w:sz w:val="17"/>
-          <w:u w:val="none"/>
-        </w:rPr>
-        <w:t>Rome was said to have been a melting pot from the very start. The historian Livy claimed the city’s original population was comprised of immigrants flooding in from all directions, attracted by Romulus’s deliberate policy of nondiscrimination. It was this initial openness, Livy asserts, that laid the foundations for the later strength and success of the city. Romans described their city as multicultural in the generations after its foundation. Tradition held that only a minority of the city’s legendary kings were Roman-born, with the others all arriving as immigrants before being chosen for the throne for their virtues and merits. As the empire expanded across three continents, Rome eagerly adopted new cultural influences and absorbed incoming groups — perhaps a little too eagerly for some, who, like the poet Juvenal, complained about the rapid rate of cultural change.</w:t>
-      </w:r>
-    </w:p>
-    <w:p>
-      <w:pPr>
-        <w:spacing w:before="0" w:after="60" w:line="288" w:lineRule="auto"/>
-        <w:ind w:left="40"/>
-        <w:snapToGrid w:val="0"/>
-        <w:pBdr>
-          <w:top w:val="single" w:sz="4" w:space="2" w:color="C99B4E"/>
-          <w:left w:val="single" w:sz="4" w:space="2" w:color="C99B4E"/>
-          <w:bottom w:val="single" w:sz="4" w:space="2" w:color="C99B4E"/>
-          <w:right w:val="single" w:sz="4" w:space="2" w:color="C99B4E"/>
-        </w:pBdr>
-        <w:shd w:val="clear" w:color="auto" w:fill="FFF8E1"/>
-      </w:pPr>
-      <w:r>
-        <w:rPr>
-          <w:rFonts w:ascii="맑은 고딕" w:hAnsi="맑은 고딕" w:eastAsia="맑은 고딕"/>
-          <w:b w:val="0"/>
-          <w:sz w:val="17"/>
-          <w:u w:val="none"/>
-        </w:rPr>
-        <w:t>Rome was (1) ________ open to newcomers from its (2) ________, and Livy believed this openness was what made the city (3) ________.</w:t>
-      </w:r>
-    </w:p>
-    <w:p>
-      <w:pPr>
-        <w:spacing w:before="0" w:after="0" w:line="288" w:lineRule="auto"/>
-        <w:ind w:left="40"/>
-        <w:snapToGrid w:val="0"/>
-        <w:pBdr>
-          <w:top w:val="single" w:sz="4" w:space="2" w:color="9B6BD0"/>
-          <w:left w:val="single" w:sz="4" w:space="2" w:color="9B6BD0"/>
-          <w:bottom w:val="single" w:sz="4" w:space="2" w:color="9B6BD0"/>
-          <w:right w:val="single" w:sz="4" w:space="2" w:color="9B6BD0"/>
-        </w:pBdr>
-        <w:shd w:val="clear" w:color="auto" w:fill="FAF5FF"/>
-      </w:pPr>
-      <w:r>
-        <w:rPr>
-          <w:rFonts w:ascii="맑은 고딕" w:hAnsi="맑은 고딕" w:eastAsia="맑은 고딕"/>
-          <w:b/>
-          <w:sz w:val="17"/>
-          <w:u w:val="none"/>
-        </w:rPr>
-        <w:t>&lt;조 건&gt;</w:t>
-      </w:r>
-    </w:p>
-    <w:p>
-      <w:pPr>
-        <w:spacing w:before="0" w:after="0" w:line="288" w:lineRule="auto"/>
-        <w:ind w:left="40"/>
-        <w:snapToGrid w:val="0"/>
-        <w:pBdr>
-          <w:top w:val="single" w:sz="4" w:space="2" w:color="9B6BD0"/>
-          <w:left w:val="single" w:sz="4" w:space="2" w:color="9B6BD0"/>
-          <w:bottom w:val="single" w:sz="4" w:space="2" w:color="9B6BD0"/>
-          <w:right w:val="single" w:sz="4" w:space="2" w:color="9B6BD0"/>
-        </w:pBdr>
-        <w:shd w:val="clear" w:color="auto" w:fill="FAF5FF"/>
-      </w:pPr>
-      <w:r>
-        <w:rPr>
-          <w:rFonts w:ascii="맑은 고딕" w:hAnsi="맑은 고딕" w:eastAsia="맑은 고딕"/>
-          <w:b w:val="0"/>
-          <w:sz w:val="17"/>
-          <w:u w:val="none"/>
-        </w:rPr>
-        <w:t>1. 본문의 단어를 반드시 변형(품사·어형)하여 쓸 것 — 본문 형태 그대로 쓰면 0점</w:t>
-      </w:r>
-    </w:p>
-    <w:p>
-      <w:pPr>
-        <w:spacing w:before="0" w:after="60" w:line="288" w:lineRule="auto"/>
-        <w:ind w:left="40"/>
-        <w:snapToGrid w:val="0"/>
-        <w:pBdr>
-          <w:top w:val="single" w:sz="4" w:space="2" w:color="9B6BD0"/>
-          <w:left w:val="single" w:sz="4" w:space="2" w:color="9B6BD0"/>
-          <w:bottom w:val="single" w:sz="4" w:space="2" w:color="9B6BD0"/>
-          <w:right w:val="single" w:sz="4" w:space="2" w:color="9B6BD0"/>
-        </w:pBdr>
-        <w:shd w:val="clear" w:color="auto" w:fill="FAF5FF"/>
-      </w:pPr>
-      <w:r>
-        <w:rPr>
-          <w:rFonts w:ascii="맑은 고딕" w:hAnsi="맑은 고딕" w:eastAsia="맑은 고딕"/>
-          <w:b w:val="0"/>
-          <w:sz w:val="17"/>
-          <w:u w:val="none"/>
-        </w:rPr>
-        <w:t>2. 답안지에 소문항 번호를 정확하게 기입할 것  예) 1-(1) 1-(2) 1-(3)</w:t>
-      </w:r>
-    </w:p>
-    <w:p>
-      <w:pPr>
-        <w:spacing w:before="0" w:after="40" w:line="360" w:lineRule="auto"/>
-        <w:snapToGrid w:val="0"/>
-      </w:pPr>
-      <w:r>
-        <w:rPr>
-          <w:rFonts w:ascii="맑은 고딕" w:hAnsi="맑은 고딕" w:eastAsia="맑은 고딕"/>
-          <w:b w:val="0"/>
-          <w:sz w:val="17"/>
-          <w:u w:val="none"/>
-        </w:rPr>
-        <w:t>(1) ______________   (2) ______________   (3) ______________</w:t>
-      </w:r>
-    </w:p>
-    <w:p>
-      <w:pPr>
-        <w:keepNext/>
-        <w:spacing w:before="80" w:after="20" w:line="276" w:lineRule="auto"/>
-        <w:snapToGrid w:val="0"/>
-      </w:pPr>
-      <w:r>
-        <w:rPr>
-          <w:rFonts w:ascii="맑은 고딕" w:hAnsi="맑은 고딕" w:eastAsia="맑은 고딕"/>
-          <w:b/>
-          <w:sz w:val="17"/>
-          <w:u w:val="none"/>
-        </w:rPr>
-        <w:t>23-서2.</w:t>
-      </w:r>
-      <w:r>
-        <w:rPr>
-          <w:rFonts w:ascii="맑은 고딕" w:hAnsi="맑은 고딕" w:eastAsia="맑은 고딕"/>
-          <w:b w:val="0"/>
-          <w:sz w:val="17"/>
-          <w:u w:val="none"/>
-        </w:rPr>
-        <w:t xml:space="preserve"> 다음 글의 밑줄 친 문장과 같은 뜻이 되도록 &lt;보기&gt;의 표현을 모두 사용하여 &lt;조건&gt;에 맞게 영작하시오. [3점] [3.0점]</w:t>
-      </w:r>
-    </w:p>
-    <w:p>
-      <w:pPr>
-        <w:spacing w:before="0" w:after="60" w:line="288" w:lineRule="auto"/>
-        <w:ind w:left="40"/>
-        <w:snapToGrid w:val="0"/>
-        <w:pBdr>
-          <w:top w:val="single" w:sz="4" w:space="2" w:color="999999"/>
-          <w:left w:val="single" w:sz="4" w:space="2" w:color="999999"/>
-          <w:bottom w:val="single" w:sz="4" w:space="2" w:color="999999"/>
-          <w:right w:val="single" w:sz="4" w:space="2" w:color="999999"/>
-        </w:pBdr>
-        <w:shd w:val="clear" w:color="auto" w:fill="F6F3EA"/>
-      </w:pPr>
-      <w:r>
-        <w:rPr>
-          <w:rFonts w:ascii="맑은 고딕" w:hAnsi="맑은 고딕" w:eastAsia="맑은 고딕"/>
-          <w:b w:val="0"/>
-          <w:sz w:val="17"/>
-          <w:u w:val="none"/>
-        </w:rPr>
-        <w:t xml:space="preserve">The historian Livy claimed the city’s original population was comprised of immigrants flooding in from all directions. </w:t>
-      </w:r>
-      <w:r>
-        <w:rPr>
-          <w:rFonts w:ascii="맑은 고딕" w:hAnsi="맑은 고딕" w:eastAsia="맑은 고딕"/>
-          <w:b w:val="0"/>
-          <w:sz w:val="17"/>
-          <w:u w:val="single"/>
-        </w:rPr>
-        <w:t>It was this initial openness, Livy asserts, that laid the foundations for the later strength and success of the city.</w:t>
-      </w:r>
-    </w:p>
-    <w:p>
-      <w:pPr>
-        <w:spacing w:before="0" w:after="60" w:line="288" w:lineRule="auto"/>
-        <w:ind w:left="40"/>
-        <w:snapToGrid w:val="0"/>
-        <w:pBdr>
-          <w:top w:val="single" w:sz="4" w:space="2" w:color="9B6BD0"/>
-          <w:left w:val="single" w:sz="4" w:space="2" w:color="9B6BD0"/>
-          <w:bottom w:val="single" w:sz="4" w:space="2" w:color="9B6BD0"/>
-          <w:right w:val="single" w:sz="4" w:space="2" w:color="9B6BD0"/>
-        </w:pBdr>
-        <w:shd w:val="clear" w:color="auto" w:fill="FAF5FF"/>
-      </w:pPr>
-      <w:r>
-        <w:rPr>
-          <w:rFonts w:ascii="맑은 고딕" w:hAnsi="맑은 고딕" w:eastAsia="맑은 고딕"/>
-          <w:b/>
-          <w:sz w:val="17"/>
-          <w:u w:val="none"/>
-        </w:rPr>
-        <w:t>&lt;보 기&gt;</w:t>
-      </w:r>
-      <w:r>
-        <w:rPr>
-          <w:rFonts w:ascii="맑은 고딕" w:hAnsi="맑은 고딕" w:eastAsia="맑은 고딕"/>
-          <w:b w:val="0"/>
-          <w:sz w:val="17"/>
-          <w:u w:val="none"/>
-        </w:rPr>
-        <w:t xml:space="preserve"> what / lay / the foundations / for / the later strength and success / of the city / was / this initial openness</w:t>
-      </w:r>
-    </w:p>
-    <w:p>
-      <w:pPr>
-        <w:spacing w:before="0" w:after="0" w:line="288" w:lineRule="auto"/>
-        <w:ind w:left="40"/>
-        <w:snapToGrid w:val="0"/>
-        <w:pBdr>
-          <w:top w:val="single" w:sz="4" w:space="2" w:color="9B6BD0"/>
-          <w:left w:val="single" w:sz="4" w:space="2" w:color="9B6BD0"/>
-          <w:bottom w:val="single" w:sz="4" w:space="2" w:color="9B6BD0"/>
-          <w:right w:val="single" w:sz="4" w:space="2" w:color="9B6BD0"/>
-        </w:pBdr>
-        <w:shd w:val="clear" w:color="auto" w:fill="FAF5FF"/>
-      </w:pPr>
-      <w:r>
-        <w:rPr>
-          <w:rFonts w:ascii="맑은 고딕" w:hAnsi="맑은 고딕" w:eastAsia="맑은 고딕"/>
-          <w:b/>
-          <w:sz w:val="17"/>
-          <w:u w:val="none"/>
-        </w:rPr>
-        <w:t>&lt;조 건&gt;</w:t>
-      </w:r>
-    </w:p>
-    <w:p>
-      <w:pPr>
-        <w:spacing w:before="0" w:after="0" w:line="288" w:lineRule="auto"/>
-        <w:ind w:left="40"/>
-        <w:snapToGrid w:val="0"/>
-        <w:pBdr>
-          <w:top w:val="single" w:sz="4" w:space="2" w:color="9B6BD0"/>
-          <w:left w:val="single" w:sz="4" w:space="2" w:color="9B6BD0"/>
-          <w:bottom w:val="single" w:sz="4" w:space="2" w:color="9B6BD0"/>
-          <w:right w:val="single" w:sz="4" w:space="2" w:color="9B6BD0"/>
-        </w:pBdr>
-        <w:shd w:val="clear" w:color="auto" w:fill="FAF5FF"/>
-      </w:pPr>
-      <w:r>
-        <w:rPr>
-          <w:rFonts w:ascii="맑은 고딕" w:hAnsi="맑은 고딕" w:eastAsia="맑은 고딕"/>
-          <w:b w:val="0"/>
-          <w:sz w:val="17"/>
-          <w:u w:val="none"/>
-        </w:rPr>
-        <w:t>1. &lt;보기&gt;의 표현을 모두 한 번씩만 사용하고 다른 단어를 추가하지 말 것</w:t>
-      </w:r>
-    </w:p>
-    <w:p>
-      <w:pPr>
-        <w:spacing w:before="0" w:after="0" w:line="288" w:lineRule="auto"/>
-        <w:ind w:left="40"/>
-        <w:snapToGrid w:val="0"/>
-        <w:pBdr>
-          <w:top w:val="single" w:sz="4" w:space="2" w:color="9B6BD0"/>
-          <w:left w:val="single" w:sz="4" w:space="2" w:color="9B6BD0"/>
-          <w:bottom w:val="single" w:sz="4" w:space="2" w:color="9B6BD0"/>
-          <w:right w:val="single" w:sz="4" w:space="2" w:color="9B6BD0"/>
-        </w:pBdr>
-        <w:shd w:val="clear" w:color="auto" w:fill="FAF5FF"/>
-      </w:pPr>
-      <w:r>
-        <w:rPr>
-          <w:rFonts w:ascii="맑은 고딕" w:hAnsi="맑은 고딕" w:eastAsia="맑은 고딕"/>
-          <w:b w:val="0"/>
-          <w:sz w:val="17"/>
-          <w:u w:val="none"/>
-        </w:rPr>
-        <w:t>2. &lt;보기&gt;의 동사 중 1개는 문맥에 맞게 어형을 바꿀 것</w:t>
-      </w:r>
-    </w:p>
-    <w:p>
-      <w:pPr>
-        <w:spacing w:before="0" w:after="0" w:line="288" w:lineRule="auto"/>
-        <w:ind w:left="40"/>
-        <w:snapToGrid w:val="0"/>
-        <w:pBdr>
-          <w:top w:val="single" w:sz="4" w:space="2" w:color="9B6BD0"/>
-          <w:left w:val="single" w:sz="4" w:space="2" w:color="9B6BD0"/>
-          <w:bottom w:val="single" w:sz="4" w:space="2" w:color="9B6BD0"/>
-          <w:right w:val="single" w:sz="4" w:space="2" w:color="9B6BD0"/>
-        </w:pBdr>
-        <w:shd w:val="clear" w:color="auto" w:fill="FAF5FF"/>
-      </w:pPr>
-      <w:r>
-        <w:rPr>
-          <w:rFonts w:ascii="맑은 고딕" w:hAnsi="맑은 고딕" w:eastAsia="맑은 고딕"/>
-          <w:b w:val="0"/>
-          <w:sz w:val="17"/>
-          <w:u w:val="none"/>
-        </w:rPr>
-        <w:t>3. ‘According to Livy,’ 뒤에 관계대명사 what이 이끄는 주어로 시작할 것</w:t>
-      </w:r>
-    </w:p>
-    <w:p>
-      <w:pPr>
-        <w:spacing w:before="0" w:after="0" w:line="288" w:lineRule="auto"/>
-        <w:ind w:left="40"/>
-        <w:snapToGrid w:val="0"/>
-        <w:pBdr>
-          <w:top w:val="single" w:sz="4" w:space="2" w:color="9B6BD0"/>
-          <w:left w:val="single" w:sz="4" w:space="2" w:color="9B6BD0"/>
-          <w:bottom w:val="single" w:sz="4" w:space="2" w:color="9B6BD0"/>
-          <w:right w:val="single" w:sz="4" w:space="2" w:color="9B6BD0"/>
-        </w:pBdr>
-        <w:shd w:val="clear" w:color="auto" w:fill="FAF5FF"/>
-      </w:pPr>
-      <w:r>
-        <w:rPr>
-          <w:rFonts w:ascii="맑은 고딕" w:hAnsi="맑은 고딕" w:eastAsia="맑은 고딕"/>
-          <w:b w:val="0"/>
-          <w:sz w:val="17"/>
-          <w:u w:val="none"/>
-        </w:rPr>
-        <w:t>4. ‘According to Livy,’를 제외하고 총 17단어로 쓸 것</w:t>
-      </w:r>
-    </w:p>
-    <w:p>
-      <w:pPr>
-        <w:spacing w:before="0" w:after="60" w:line="288" w:lineRule="auto"/>
-        <w:ind w:left="40"/>
-        <w:snapToGrid w:val="0"/>
-        <w:pBdr>
-          <w:top w:val="single" w:sz="4" w:space="2" w:color="9B6BD0"/>
-          <w:left w:val="single" w:sz="4" w:space="2" w:color="9B6BD0"/>
-          <w:bottom w:val="single" w:sz="4" w:space="2" w:color="9B6BD0"/>
-          <w:right w:val="single" w:sz="4" w:space="2" w:color="9B6BD0"/>
-        </w:pBdr>
-        <w:shd w:val="clear" w:color="auto" w:fill="FAF5FF"/>
-      </w:pPr>
-      <w:r>
-        <w:rPr>
-          <w:rFonts w:ascii="맑은 고딕" w:hAnsi="맑은 고딕" w:eastAsia="맑은 고딕"/>
-          <w:b w:val="0"/>
-          <w:sz w:val="17"/>
-          <w:u w:val="none"/>
-        </w:rPr>
-        <w:t>5. 답안지에 소문항 번호를 정확하게 기입할 것</w:t>
-      </w:r>
-    </w:p>
-    <w:p>
-      <w:pPr>
-        <w:spacing w:before="0" w:after="40" w:line="360" w:lineRule="auto"/>
-        <w:snapToGrid w:val="0"/>
-      </w:pPr>
-      <w:r>
-        <w:rPr>
-          <w:rFonts w:ascii="맑은 고딕" w:hAnsi="맑은 고딕" w:eastAsia="맑은 고딕"/>
-          <w:b w:val="0"/>
-          <w:sz w:val="17"/>
-          <w:u w:val="none"/>
-        </w:rPr>
-        <w:t>⇒ According to Livy, ______________________________________________________________ .</w:t>
-      </w:r>
-    </w:p>
-    <w:p>
-      <w:pPr>
-        <w:keepNext/>
-        <w:spacing w:before="80" w:after="40" w:line="276" w:lineRule="auto"/>
-        <w:snapToGrid w:val="0"/>
-        <w:shd w:val="clear" w:color="auto" w:fill="6B21A8"/>
-      </w:pPr>
-      <w:r>
-        <w:rPr>
-          <w:rFonts w:ascii="맑은 고딕" w:hAnsi="맑은 고딕" w:eastAsia="맑은 고딕"/>
-          <w:b/>
-          <w:color w:val="FFFFFF"/>
-          <w:sz w:val="17"/>
-          <w:u w:val="none"/>
-        </w:rPr>
-        <w:t>[지문 구조]  ※ 앞 문항을 모두 푼 뒤에 풀 것</w:t>
-      </w:r>
-    </w:p>
-    <w:p>
-      <w:pPr>
-        <w:keepNext/>
-        <w:spacing w:before="80" w:after="20" w:line="276" w:lineRule="auto"/>
-        <w:snapToGrid w:val="0"/>
-      </w:pPr>
-      <w:r>
-        <w:rPr>
-          <w:rFonts w:ascii="맑은 고딕" w:hAnsi="맑은 고딕" w:eastAsia="맑은 고딕"/>
-          <w:b/>
-          <w:sz w:val="17"/>
-          <w:u w:val="none"/>
-        </w:rPr>
-        <w:t>23-8.</w:t>
-      </w:r>
-      <w:r>
-        <w:rPr>
-          <w:rFonts w:ascii="맑은 고딕" w:hAnsi="맑은 고딕" w:eastAsia="맑은 고딕"/>
-          <w:b w:val="0"/>
-          <w:sz w:val="17"/>
-          <w:u w:val="none"/>
-        </w:rPr>
-        <w:t xml:space="preserve"> 주어진 글 다음에 이어질 글의 순서로 가장 적절한 것은? [2.7점]</w:t>
-      </w:r>
-    </w:p>
-    <w:p>
-      <w:pPr>
-        <w:spacing w:before="0" w:after="60" w:line="288" w:lineRule="auto"/>
-        <w:ind w:left="40"/>
-        <w:snapToGrid w:val="0"/>
-        <w:pBdr>
-          <w:top w:val="single" w:sz="4" w:space="2" w:color="C99B4E"/>
-          <w:left w:val="single" w:sz="4" w:space="2" w:color="C99B4E"/>
-          <w:bottom w:val="single" w:sz="4" w:space="2" w:color="C99B4E"/>
-          <w:right w:val="single" w:sz="4" w:space="2" w:color="C99B4E"/>
-        </w:pBdr>
-        <w:shd w:val="clear" w:color="auto" w:fill="FFF8E1"/>
-      </w:pPr>
-      <w:r>
-        <w:rPr>
-          <w:rFonts w:ascii="맑은 고딕" w:hAnsi="맑은 고딕" w:eastAsia="맑은 고딕"/>
-          <w:b w:val="0"/>
-          <w:sz w:val="17"/>
-          <w:u w:val="none"/>
-        </w:rPr>
-        <w:t>Rome was said to have been a melting pot from the very start.</w:t>
-      </w:r>
-    </w:p>
-    <w:p>
-      <w:pPr>
-        <w:spacing w:before="0" w:after="0" w:line="288" w:lineRule="auto"/>
-        <w:ind w:left="40"/>
-        <w:snapToGrid w:val="0"/>
-        <w:pBdr>
-          <w:top w:val="single" w:sz="4" w:space="2" w:color="999999"/>
-          <w:left w:val="single" w:sz="4" w:space="2" w:color="999999"/>
-          <w:bottom w:val="single" w:sz="4" w:space="2" w:color="999999"/>
-          <w:right w:val="single" w:sz="4" w:space="2" w:color="999999"/>
-        </w:pBdr>
-        <w:shd w:val="clear" w:color="auto" w:fill="F6F3EA"/>
-      </w:pPr>
-      <w:r>
-        <w:rPr>
-          <w:rFonts w:ascii="맑은 고딕" w:hAnsi="맑은 고딕" w:eastAsia="맑은 고딕"/>
-          <w:b w:val="0"/>
-          <w:sz w:val="17"/>
-          <w:u w:val="none"/>
-        </w:rPr>
-        <w:t>(A) As the empire expanded across three continents, Rome eagerly adopted new cultural influences and absorbed incoming groups — perhaps a little too eagerly for some, who, like the poet Juvenal, complained about the rapid rate of cultural change.</w:t>
-      </w:r>
-    </w:p>
-    <w:p>
-      <w:pPr>
-        <w:spacing w:before="0" w:after="0" w:line="288" w:lineRule="auto"/>
-        <w:ind w:left="40"/>
-        <w:snapToGrid w:val="0"/>
-        <w:pBdr>
-          <w:top w:val="single" w:sz="4" w:space="2" w:color="999999"/>
-          <w:left w:val="single" w:sz="4" w:space="2" w:color="999999"/>
-          <w:bottom w:val="single" w:sz="4" w:space="2" w:color="999999"/>
-          <w:right w:val="single" w:sz="4" w:space="2" w:color="999999"/>
-        </w:pBdr>
-        <w:shd w:val="clear" w:color="auto" w:fill="F6F3EA"/>
-      </w:pPr>
-      <w:r>
-        <w:rPr>
-          <w:rFonts w:ascii="맑은 고딕" w:hAnsi="맑은 고딕" w:eastAsia="맑은 고딕"/>
-          <w:b w:val="0"/>
-          <w:sz w:val="17"/>
-          <w:u w:val="none"/>
-        </w:rPr>
-        <w:t>(B) Romans described their city as multicultural in the generations after its foundation. Tradition held that only a minority of the city’s legendary kings were Roman-born, with the others all arriving as immigrants before being chosen for the throne for their virtues and merits.</w:t>
-      </w:r>
-    </w:p>
-    <w:p>
-      <w:pPr>
-        <w:spacing w:before="0" w:after="60" w:line="288" w:lineRule="auto"/>
-        <w:ind w:left="40"/>
-        <w:snapToGrid w:val="0"/>
-        <w:pBdr>
-          <w:top w:val="single" w:sz="4" w:space="2" w:color="999999"/>
-          <w:left w:val="single" w:sz="4" w:space="2" w:color="999999"/>
-          <w:bottom w:val="single" w:sz="4" w:space="2" w:color="999999"/>
-          <w:right w:val="single" w:sz="4" w:space="2" w:color="999999"/>
-        </w:pBdr>
-        <w:shd w:val="clear" w:color="auto" w:fill="F6F3EA"/>
-      </w:pPr>
-      <w:r>
-        <w:rPr>
-          <w:rFonts w:ascii="맑은 고딕" w:hAnsi="맑은 고딕" w:eastAsia="맑은 고딕"/>
-          <w:b w:val="0"/>
-          <w:sz w:val="17"/>
-          <w:u w:val="none"/>
-        </w:rPr>
-        <w:t>(C) The historian Livy claimed the city’s original population was comprised of immigrants flooding in from all directions, attracted by Romulus’s deliberate policy of nondiscrimination. It was this initial openness, Livy asserts, that laid the foundations for the later strength and success of the city.</w:t>
-      </w:r>
-    </w:p>
-    <w:p>
-      <w:pPr>
-        <w:spacing w:before="0" w:after="0" w:line="269" w:lineRule="auto"/>
-        <w:ind w:left="180" w:hanging="180"/>
-        <w:snapToGrid w:val="0"/>
-      </w:pPr>
-      <w:r>
-        <w:rPr>
-          <w:rFonts w:ascii="맑은 고딕" w:hAnsi="맑은 고딕" w:eastAsia="맑은 고딕"/>
-          <w:b w:val="0"/>
-          <w:sz w:val="17"/>
-          <w:u w:val="none"/>
-        </w:rPr>
-        <w:t>① (A) - (C) - (B)</w:t>
-      </w:r>
-    </w:p>
-    <w:p>
-      <w:pPr>
-        <w:spacing w:before="0" w:after="0" w:line="269" w:lineRule="auto"/>
-        <w:ind w:left="180" w:hanging="180"/>
-        <w:snapToGrid w:val="0"/>
-      </w:pPr>
-      <w:r>
-        <w:rPr>
-          <w:rFonts w:ascii="맑은 고딕" w:hAnsi="맑은 고딕" w:eastAsia="맑은 고딕"/>
-          <w:b w:val="0"/>
-          <w:sz w:val="17"/>
-          <w:u w:val="none"/>
-        </w:rPr>
-        <w:t>② (B) - (A) - (C)</w:t>
-      </w:r>
-    </w:p>
-    <w:p>
-      <w:pPr>
-        <w:spacing w:before="0" w:after="0" w:line="269" w:lineRule="auto"/>
-        <w:ind w:left="180" w:hanging="180"/>
-        <w:snapToGrid w:val="0"/>
-      </w:pPr>
-      <w:r>
-        <w:rPr>
-          <w:rFonts w:ascii="맑은 고딕" w:hAnsi="맑은 고딕" w:eastAsia="맑은 고딕"/>
-          <w:b w:val="0"/>
-          <w:sz w:val="17"/>
-          <w:u w:val="none"/>
-        </w:rPr>
-        <w:t>③ (B) - (C) - (A)</w:t>
-      </w:r>
-    </w:p>
-    <w:p>
-      <w:pPr>
-        <w:spacing w:before="0" w:after="0" w:line="269" w:lineRule="auto"/>
-        <w:ind w:left="180" w:hanging="180"/>
-        <w:snapToGrid w:val="0"/>
-      </w:pPr>
-      <w:r>
-        <w:rPr>
-          <w:rFonts w:ascii="맑은 고딕" w:hAnsi="맑은 고딕" w:eastAsia="맑은 고딕"/>
-          <w:b w:val="0"/>
-          <w:sz w:val="17"/>
-          <w:u w:val="none"/>
-        </w:rPr>
-        <w:t>④ (C) - (A) - (B)</w:t>
-      </w:r>
-    </w:p>
-    <w:p>
-      <w:pPr>
-        <w:spacing w:before="0" w:after="0" w:line="269" w:lineRule="auto"/>
-        <w:ind w:left="180" w:hanging="180"/>
-        <w:snapToGrid w:val="0"/>
-      </w:pPr>
-      <w:r>
-        <w:rPr>
-          <w:rFonts w:ascii="맑은 고딕" w:hAnsi="맑은 고딕" w:eastAsia="맑은 고딕"/>
-          <w:b w:val="0"/>
-          <w:sz w:val="17"/>
-          <w:u w:val="none"/>
-        </w:rPr>
-        <w:t>⑤ (C) - (B) - (A)</w:t>
       </w:r>
     </w:p>
     <w:p>
@@ -3256,7 +3430,7 @@
           <w:sz w:val="15"/>
           <w:u w:val="none"/>
         </w:rPr>
-        <w:t xml:space="preserve"> ★was said (be said to-v ‘~라고 일컬어지다’ 수동)</w:t>
+        <w:t xml:space="preserve"> ★to have been (said의 시점보다 앞선 일 → 완료부정사 to have p.p.)</w:t>
       </w:r>
     </w:p>
     <w:p>
@@ -3281,7 +3455,7 @@
           <w:sz w:val="15"/>
           <w:u w:val="none"/>
         </w:rPr>
-        <w:t xml:space="preserve"> ★was comprised (be comprised of ~로 구성되다 — comprise는 of 없이 목적어)</w:t>
+        <w:t xml:space="preserve"> pot</w:t>
       </w:r>
     </w:p>
     <w:p>
@@ -3306,7 +3480,7 @@
           <w:sz w:val="15"/>
           <w:u w:val="none"/>
         </w:rPr>
-        <w:t xml:space="preserve"> ★flooding (이민자들이 ‘몰려드는’ 능동 — immigrants 수식)</w:t>
+        <w:t xml:space="preserve"> original (소유격 뒤 명사 population 수식 → 형용사)</w:t>
       </w:r>
     </w:p>
     <w:p>
@@ -3331,7 +3505,7 @@
           <w:sz w:val="15"/>
           <w:u w:val="none"/>
         </w:rPr>
-        <w:t xml:space="preserve"> ★attracted (이민자들이 정책에 ‘이끌린’ 수동, 뒤에 by)</w:t>
+        <w:t xml:space="preserve"> ★flooding (이민자들이 ‘밀려드는’ 능동 → 현재분사)</w:t>
       </w:r>
     </w:p>
     <w:p>
@@ -3356,7 +3530,7 @@
           <w:sz w:val="15"/>
           <w:u w:val="none"/>
         </w:rPr>
-        <w:t xml:space="preserve"> deliberate (의도적인 ↔ accidental)</w:t>
+        <w:t xml:space="preserve"> ★attracted (이민자들이 정책에 ‘이끌린’ 수동 → 과거분사 분사구문)</w:t>
       </w:r>
     </w:p>
     <w:p>
@@ -3381,7 +3555,7 @@
           <w:sz w:val="15"/>
           <w:u w:val="none"/>
         </w:rPr>
-        <w:t xml:space="preserve"> nondiscrimination</w:t>
+        <w:t xml:space="preserve"> deliberate (의도적인 정책 — 비차별이 로물루스의 ‘방침’; accidental은 반대)</w:t>
       </w:r>
     </w:p>
     <w:p>
@@ -3406,7 +3580,7 @@
           <w:sz w:val="15"/>
           <w:u w:val="none"/>
         </w:rPr>
-        <w:t xml:space="preserve"> openness</w:t>
+        <w:t xml:space="preserve"> nondiscrimination</w:t>
       </w:r>
     </w:p>
     <w:p>
@@ -3431,7 +3605,7 @@
           <w:sz w:val="15"/>
           <w:u w:val="none"/>
         </w:rPr>
-        <w:t xml:space="preserve"> ★that (It was ~ that 강조 구문 — what 불가)</w:t>
+        <w:t xml:space="preserve"> openness</w:t>
       </w:r>
     </w:p>
     <w:p>
@@ -3456,7 +3630,7 @@
           <w:sz w:val="15"/>
           <w:u w:val="none"/>
         </w:rPr>
-        <w:t xml:space="preserve"> later (이후의 — late의 비교급)</w:t>
+        <w:t xml:space="preserve"> ★that (It was ~ that 강조 구문 — 강조 대상이 주어일 때도 that; what은 불가)</w:t>
       </w:r>
     </w:p>
     <w:p>
@@ -3481,7 +3655,7 @@
           <w:sz w:val="15"/>
           <w:u w:val="none"/>
         </w:rPr>
-        <w:t xml:space="preserve"> multicultural</w:t>
+        <w:t xml:space="preserve"> foundations (the + 명사 — lay the foundations ‘토대를 놓다’)</w:t>
       </w:r>
     </w:p>
     <w:p>
@@ -3506,7 +3680,7 @@
           <w:sz w:val="15"/>
           <w:u w:val="none"/>
         </w:rPr>
-        <w:t xml:space="preserve"> foundation (소유격 its 뒤 → 명사)</w:t>
+        <w:t xml:space="preserve"> strength (뒤 success와 짝 ‘힘과 성공’; weakness는 반대)</w:t>
       </w:r>
     </w:p>
     <w:p>
@@ -3531,7 +3705,7 @@
           <w:sz w:val="15"/>
           <w:u w:val="none"/>
         </w:rPr>
-        <w:t xml:space="preserve"> minority (only와 호응 ‘소수만’ ↔ majority)</w:t>
+        <w:t xml:space="preserve"> multicultural</w:t>
       </w:r>
     </w:p>
     <w:p>
@@ -3556,7 +3730,7 @@
           <w:sz w:val="15"/>
           <w:u w:val="none"/>
         </w:rPr>
-        <w:t xml:space="preserve"> ★were (a minority of + 복수명사 kings → 복수)</w:t>
+        <w:t xml:space="preserve"> minority (‘소수만이’ 로마 태생 — only·the others와 호응; majority는 반대)</w:t>
       </w:r>
     </w:p>
     <w:p>
@@ -3581,7 +3755,7 @@
           <w:sz w:val="15"/>
           <w:u w:val="none"/>
         </w:rPr>
-        <w:t xml:space="preserve"> arriving (with + O + 현재분사, 나머지 왕들이 ‘오는’ 능동)</w:t>
+        <w:t xml:space="preserve"> legendary (명사 kings 수식 → 형용사)</w:t>
       </w:r>
     </w:p>
     <w:p>
@@ -3606,7 +3780,7 @@
           <w:sz w:val="15"/>
           <w:u w:val="none"/>
         </w:rPr>
-        <w:t xml:space="preserve"> chosen (being + p.p. 수동)</w:t>
+        <w:t xml:space="preserve"> ★were (주어 a minority of … kings — of 뒤 복수 명사에 수 일치)</w:t>
       </w:r>
     </w:p>
     <w:p>
@@ -3631,7 +3805,7 @@
           <w:sz w:val="15"/>
           <w:u w:val="none"/>
         </w:rPr>
-        <w:t xml:space="preserve"> merits</w:t>
+        <w:t xml:space="preserve"> ★arriving (with + O + -ing ‘~가 …하면서’ — the others가 도착하는 능동)</w:t>
       </w:r>
     </w:p>
     <w:p>
@@ -3656,7 +3830,7 @@
           <w:sz w:val="15"/>
           <w:u w:val="none"/>
         </w:rPr>
-        <w:t xml:space="preserve"> three</w:t>
+        <w:t xml:space="preserve"> ★being chosen (before + 동명사, 왕들이 ‘선택되는’ 수동)</w:t>
       </w:r>
     </w:p>
     <w:p>
@@ -3681,7 +3855,7 @@
           <w:sz w:val="15"/>
           <w:u w:val="none"/>
         </w:rPr>
-        <w:t xml:space="preserve"> ★eagerly (동사 adopted 수식 → 부사)</w:t>
+        <w:t xml:space="preserve"> virtues</w:t>
       </w:r>
     </w:p>
     <w:p>
@@ -3706,7 +3880,7 @@
           <w:sz w:val="15"/>
           <w:u w:val="none"/>
         </w:rPr>
-        <w:t xml:space="preserve"> ★absorbed (adopted와 and 병렬 — 과거시제)</w:t>
+        <w:t xml:space="preserve"> expanded (As 절의 과거 동사 — 주절 adopted와 시제 일치)</w:t>
       </w:r>
     </w:p>
     <w:p>
@@ -3731,7 +3905,7 @@
           <w:sz w:val="15"/>
           <w:u w:val="none"/>
         </w:rPr>
-        <w:t xml:space="preserve"> ★who (콤마 뒤 사람 선행사 some — which 불가)</w:t>
+        <w:t xml:space="preserve"> ★eagerly (동사 adopted 수식 → 부사)</w:t>
       </w:r>
     </w:p>
     <w:p>
@@ -3756,7 +3930,7 @@
           <w:sz w:val="15"/>
           <w:u w:val="none"/>
         </w:rPr>
-        <w:t xml:space="preserve"> rapid (빠른 ↔ gradual — 불평의 이유)</w:t>
+        <w:t xml:space="preserve"> ★who (선행사 some(사람), 관계절 주어 자리)</w:t>
       </w:r>
     </w:p>
     <w:p>
@@ -3781,7 +3955,7 @@
           <w:sz w:val="15"/>
           <w:u w:val="none"/>
         </w:rPr>
-        <w:t xml:space="preserve"> ○ (사물 강조 시 It was ~ which도 가능)</w:t>
+        <w:t xml:space="preserve"> ○ (be comprised of = consist of ‘~로 구성되다’)</w:t>
       </w:r>
     </w:p>
     <w:p>
@@ -3806,7 +3980,7 @@
           <w:sz w:val="15"/>
           <w:u w:val="none"/>
         </w:rPr>
-        <w:t xml:space="preserve"> ★✕ — 바른 형태: arriving (with + O + 분사, 나머지 왕들이 스스로 ‘오는’ 능동)</w:t>
+        <w:t xml:space="preserve"> ○ (before + 동명사 수동 = before + 주어 + be p.p.)</w:t>
       </w:r>
     </w:p>
     <w:p>
@@ -3831,7 +4005,7 @@
           <w:sz w:val="15"/>
           <w:u w:val="none"/>
         </w:rPr>
-        <w:t xml:space="preserve"> ○ (계속적 who = and they)</w:t>
+        <w:t xml:space="preserve"> ★✕ — 바른 형태: that laid (It was ~ that 강조 구문의 that + 과거 동사 laid; which laying은 동사가 없음)</w:t>
       </w:r>
     </w:p>
     <w:p>
@@ -3856,7 +4030,7 @@
           <w:sz w:val="15"/>
           <w:u w:val="none"/>
         </w:rPr>
-        <w:t xml:space="preserve"> It was this initial openness, Livy asserts, that laid the foundations for the later strength and success of the city. (보충 was / 제외 what / lay→laid)</w:t>
+        <w:t xml:space="preserve"> Romans described their city as multicultural in the generations after its foundation. (보충 as / 제외 like / describe→described)</w:t>
       </w:r>
     </w:p>
     <w:p>
@@ -3881,7 +4055,7 @@
           <w:sz w:val="15"/>
           <w:u w:val="none"/>
         </w:rPr>
-        <w:t xml:space="preserve"> Tradition held that only a minority of the city’s legendary kings were Roman-born. (보충 only / 제외 majority / hold→held · be→were)</w:t>
+        <w:t xml:space="preserve"> Tradition held that only a minority of the city’s legendary kings were Roman-born, with the others all arriving as immigrants before being chosen for the throne for their virtues and merits. (보충 only / 제외 majority / hold→held, be→were, arrive→arriving, be chosen→being chosen)</w:t>
       </w:r>
     </w:p>
     <w:p>
@@ -3906,7 +4080,7 @@
           <w:sz w:val="15"/>
           <w:u w:val="none"/>
         </w:rPr>
-        <w:t xml:space="preserve"> Rome eagerly adopted new cultural influences and absorbed incoming groups. (eager→eagerly)</w:t>
+        <w:t xml:space="preserve"> As the empire expanded across three continents, Rome eagerly adopted new cultural influences and absorbed incoming groups. (expand→expanded)</w:t>
       </w:r>
     </w:p>
     <w:p>
@@ -3931,7 +4105,7 @@
           <w:sz w:val="15"/>
           <w:u w:val="none"/>
         </w:rPr>
-        <w:t xml:space="preserve"> openness</w:t>
+        <w:t xml:space="preserve"> 로물루스의 의도적인 비차별 정책으로 사방에서 온 이민자들을 받아들인 것</w:t>
       </w:r>
     </w:p>
     <w:p>
@@ -3956,7 +4130,7 @@
           <w:sz w:val="15"/>
           <w:u w:val="none"/>
         </w:rPr>
-        <w:t xml:space="preserve"> 로마 태생이 아닌 나머지 전설적인 왕들</w:t>
+        <w:t xml:space="preserve"> Rome</w:t>
       </w:r>
     </w:p>
     <w:p>
@@ -3981,7 +4155,7 @@
           <w:sz w:val="15"/>
           <w:u w:val="none"/>
         </w:rPr>
-        <w:t xml:space="preserve"> the city</w:t>
+        <w:t xml:space="preserve"> 로마 태생이 아닌 나머지 전설적인 왕들</w:t>
       </w:r>
     </w:p>
     <w:p>
@@ -4006,7 +4180,7 @@
           <w:sz w:val="15"/>
           <w:u w:val="none"/>
         </w:rPr>
-        <w:t xml:space="preserve"> the poet Juvenal</w:t>
+        <w:t xml:space="preserve"> some</w:t>
       </w:r>
     </w:p>
     <w:p>
@@ -4031,7 +4205,7 @@
           <w:sz w:val="15"/>
           <w:u w:val="none"/>
         </w:rPr>
-        <w:t xml:space="preserve"> ★arriving (선원·상인·장인이 ‘도착한’ 능동 — 명사 수식 현재분사)</w:t>
+        <w:t xml:space="preserve"> ★were (주어 Its first merchants 복수)</w:t>
       </w:r>
     </w:p>
     <w:p>
@@ -4056,7 +4230,7 @@
           <w:sz w:val="15"/>
           <w:u w:val="none"/>
         </w:rPr>
-        <w:t xml:space="preserve"> ★were (선행사 Visitors 복수)</w:t>
+        <w:t xml:space="preserve"> ★written (편지가 ‘쓰인’ 수동 → 과거분사)</w:t>
       </w:r>
     </w:p>
     <w:p>
@@ -4081,7 +4255,7 @@
           <w:sz w:val="15"/>
           <w:u w:val="none"/>
         </w:rPr>
-        <w:t xml:space="preserve"> ★which (전치사 in 뒤 — that 불가)</w:t>
+        <w:t xml:space="preserve"> ★where (선행사 a foreign country, 뒤가 완전한 절 → 관계부사)</w:t>
       </w:r>
     </w:p>
     <w:p>
@@ -4147,7 +4321,7 @@
           <w:sz w:val="15"/>
           <w:u w:val="none"/>
         </w:rPr>
-        <w:t xml:space="preserve"> 정답 ③ — (a) ○ (b) ✕ (c) ✕ (d) ✕ (e) ○</w:t>
+        <w:t xml:space="preserve"> 정답 ③</w:t>
       </w:r>
     </w:p>
     <w:p>
@@ -4172,7 +4346,7 @@
           <w:sz w:val="15"/>
           <w:u w:val="none"/>
         </w:rPr>
-        <w:t xml:space="preserve"> 정답 ② — ⓑ attracting → attracted / ⓓ arrived → arriving / ⓔ before choosing → before being chosen</w:t>
+        <w:t xml:space="preserve"> 정답 ②</w:t>
       </w:r>
     </w:p>
     <w:p>
@@ -4197,7 +4371,7 @@
           <w:sz w:val="15"/>
           <w:u w:val="none"/>
         </w:rPr>
-        <w:t xml:space="preserve"> 정답 ① — openness · minority · absorbed</w:t>
+        <w:t xml:space="preserve"> 정답 ④ — openness · were uneasy about</w:t>
       </w:r>
     </w:p>
     <w:p>
@@ -4222,7 +4396,7 @@
           <w:sz w:val="15"/>
           <w:u w:val="none"/>
         </w:rPr>
-        <w:t xml:space="preserve"> 정답 ⑤</w:t>
+        <w:t xml:space="preserve"> 정답 ① — ⓐ laying → laid / ⓒ was → were / ⓔ eager → eagerly</w:t>
       </w:r>
     </w:p>
     <w:p>
@@ -4247,7 +4421,7 @@
           <w:sz w:val="15"/>
           <w:u w:val="none"/>
         </w:rPr>
-        <w:t xml:space="preserve"> 정답 ④</w:t>
+        <w:t xml:space="preserve"> 정답 ⑤</w:t>
       </w:r>
     </w:p>
     <w:p>
@@ -4272,7 +4446,7 @@
           <w:sz w:val="15"/>
           <w:u w:val="none"/>
         </w:rPr>
-        <w:t xml:space="preserve"> 정답 ②</w:t>
+        <w:t xml:space="preserve"> 정답 ①</w:t>
       </w:r>
     </w:p>
     <w:p>
@@ -4297,7 +4471,7 @@
           <w:sz w:val="15"/>
           <w:u w:val="none"/>
         </w:rPr>
-        <w:t xml:space="preserve"> 정답 ③</w:t>
+        <w:t xml:space="preserve"> 정답 ④ — reluctantly → eagerly</w:t>
       </w:r>
     </w:p>
     <w:p>
@@ -4322,7 +4496,7 @@
           <w:sz w:val="15"/>
           <w:u w:val="none"/>
         </w:rPr>
-        <w:t xml:space="preserve"> (1) deliberately  (2) origin  (3) strong</w:t>
+        <w:t xml:space="preserve"> This initial openness is what laid the foundations for the later strength and success of the city.</w:t>
       </w:r>
     </w:p>
     <w:p>
@@ -4347,7 +4521,7 @@
           <w:sz w:val="15"/>
           <w:u w:val="none"/>
         </w:rPr>
-        <w:t xml:space="preserve"> According to Livy, what laid the foundations for the later strength and success of the city was this initial openness.</w:t>
+        <w:t xml:space="preserve"> Q1: They were drawn (attracted) by Romulus’s intentional (deliberate) policy of treating all newcomers alike (nondiscrimination).  Q2: They were raised to the throne because of their character and achievements (virtues and merits).</w:t>
       </w:r>
     </w:p>
     <w:p>
@@ -4372,7 +4546,7 @@
           <w:sz w:val="15"/>
           <w:u w:val="none"/>
         </w:rPr>
-        <w:t xml:space="preserve"> 정답 ⑤</w:t>
+        <w:t xml:space="preserve"> 정답 ③</w:t>
       </w:r>
     </w:p>
     <w:p>
@@ -4422,7 +4596,7 @@
           <w:sz w:val="14"/>
           <w:u w:val="none"/>
         </w:rPr>
-        <w:t>(c) [능동·수동 함정]</w:t>
+        <w:t>③ [열 교차]</w:t>
       </w:r>
       <w:r>
         <w:rPr>
@@ -4431,7 +4605,7 @@
           <w:sz w:val="14"/>
           <w:u w:val="none"/>
         </w:rPr>
-        <w:t xml:space="preserve"> ‘이민자가 왔다’는 능동 이미지에 끌려 attracting을 고르기 쉽지만 by Romulus’s policy가 행위자 → 수동. </w:t>
+        <w:t xml:space="preserve"> 두 칸의 내용은 각각 본문에 있어 ‘참’처럼 보이지만 시기가 뒤바뀌었다 — 표 문제는 내용뿐 아니라 ‘어느 열인가’를 본다. </w:t>
       </w:r>
       <w:r>
         <w:rPr>
@@ -4440,7 +4614,7 @@
           <w:sz w:val="14"/>
           <w:u w:val="none"/>
         </w:rPr>
-        <w:t>(e)</w:t>
+        <w:t>④ [한 끗 정답지]</w:t>
       </w:r>
       <w:r>
         <w:rPr>
@@ -4449,7 +4623,7 @@
           <w:sz w:val="14"/>
           <w:u w:val="none"/>
         </w:rPr>
-        <w:t xml:space="preserve"> Not every 부분부정 — some … complained의 환언으로 옳다. ②는 (c)를 옳다고 본 경우.</w:t>
+        <w:t xml:space="preserve"> ‘Cultural change became rapid’는 Juvenal의 불평(rapid rate)에서 끌어낸 정리 — 참.</w:t>
       </w:r>
     </w:p>
     <w:p>
@@ -4483,7 +4657,7 @@
           <w:sz w:val="14"/>
           <w:u w:val="none"/>
         </w:rPr>
-        <w:t>ⓐ [decoy]</w:t>
+        <w:t>⑤ [한 끗]</w:t>
       </w:r>
       <w:r>
         <w:rPr>
@@ -4492,7 +4666,7 @@
           <w:sz w:val="14"/>
           <w:u w:val="none"/>
         </w:rPr>
-        <w:t xml:space="preserve"> was said to be로 바꾸고 싶어지지만 ‘처음부터 그랬다’는 과거 사실 → 완료부정사가 정확. </w:t>
+        <w:t xml:space="preserve"> ‘이민자를 받아들였다’까지는 맞지만 ‘분리’는 nondiscrimination·multicultural과 반대. </w:t>
       </w:r>
       <w:r>
         <w:rPr>
@@ -4501,7 +4675,7 @@
           <w:sz w:val="14"/>
           <w:u w:val="none"/>
         </w:rPr>
-        <w:t>ⓒ [decoy]</w:t>
+        <w:t>③ [방향 역전]</w:t>
       </w:r>
       <w:r>
         <w:rPr>
@@ -4510,7 +4684,7 @@
           <w:sz w:val="14"/>
           <w:u w:val="none"/>
         </w:rPr>
-        <w:t xml:space="preserve"> It was A that 강조 — which로 바꿀 이유 없음. </w:t>
+        <w:t xml:space="preserve"> 용광로의 ‘열’을 갈등으로 읽은 직역 오답. </w:t>
       </w:r>
       <w:r>
         <w:rPr>
@@ -4519,7 +4693,7 @@
           <w:sz w:val="14"/>
           <w:u w:val="none"/>
         </w:rPr>
-        <w:t>ⓔ</w:t>
+        <w:t>①</w:t>
       </w:r>
       <w:r>
         <w:rPr>
@@ -4528,7 +4702,7 @@
           <w:sz w:val="14"/>
           <w:u w:val="none"/>
         </w:rPr>
-        <w:t xml:space="preserve"> choose는 타동사인데 뒤에 목적어가 없다 → 수동 신호. ③은 ⓓ를 놓친 선지.</w:t>
+        <w:t xml:space="preserve"> 금속은 비유의 소재일 뿐.</w:t>
       </w:r>
     </w:p>
     <w:p>
@@ -4562,7 +4736,7 @@
           <w:sz w:val="14"/>
           <w:u w:val="none"/>
         </w:rPr>
-        <w:t>③ [only 함정]</w:t>
+        <w:t>⑤ [강도 함정]</w:t>
       </w:r>
       <w:r>
         <w:rPr>
@@ -4571,7 +4745,7 @@
           <w:sz w:val="14"/>
           <w:u w:val="none"/>
         </w:rPr>
-        <w:t xml:space="preserve"> only a majority는 의미상 어색할 뿐 아니라 the others(이민자)가 다수라는 뒤 내용과 모순. </w:t>
+        <w:t xml:space="preserve"> (A)는 맞지만 grumbled(투덜댔다)를 ‘완전히 거부’로 올렸다 — 요약문은 강도 조정으로 뒤집힌다. </w:t>
       </w:r>
       <w:r>
         <w:rPr>
@@ -4580,7 +4754,7 @@
           <w:sz w:val="14"/>
           <w:u w:val="none"/>
         </w:rPr>
-        <w:t>④ [한 끗]</w:t>
+        <w:t>③ [한 끗]</w:t>
       </w:r>
       <w:r>
         <w:rPr>
@@ -4589,7 +4763,7 @@
           <w:sz w:val="14"/>
           <w:u w:val="none"/>
         </w:rPr>
-        <w:t xml:space="preserve"> (A)(B)는 맞고 (C)만 absorbing — and로 연결된 과거 동사 병렬.</w:t>
+        <w:t xml:space="preserve"> generosity도 비슷해 보이지만 본문의 축은 ‘받아들임(openness)’이고 (B) profited from은 Juvenal의 반응과 반대.</w:t>
       </w:r>
     </w:p>
     <w:p>
@@ -4623,7 +4797,7 @@
           <w:sz w:val="14"/>
           <w:u w:val="none"/>
         </w:rPr>
-        <w:t>⑤ [방향 반전]</w:t>
+        <w:t>ⓓ [decoy]</w:t>
       </w:r>
       <w:r>
         <w:rPr>
@@ -4632,7 +4806,7 @@
           <w:sz w:val="14"/>
           <w:u w:val="none"/>
         </w:rPr>
-        <w:t xml:space="preserve"> rapid를 slow로 뒤집었다. </w:t>
+        <w:t xml:space="preserve"> with the others all arrived로 고치고 싶지만 with 분사구문의 능동 arriving이 맞다 — 이것을 고르면 ③. </w:t>
       </w:r>
       <w:r>
         <w:rPr>
@@ -4641,7 +4815,7 @@
           <w:sz w:val="14"/>
           <w:u w:val="none"/>
         </w:rPr>
-        <w:t>③ [환언 정답지]</w:t>
+        <w:t>ⓐ [삽입구 함정]</w:t>
       </w:r>
       <w:r>
         <w:rPr>
@@ -4650,7 +4824,25 @@
           <w:sz w:val="14"/>
           <w:u w:val="none"/>
         </w:rPr>
-        <w:t xml:space="preserve"> only a minority … were Roman-born = 다수는 이주민 출신 — 표현이 달라 틀려 보이지만 참.</w:t>
+        <w:t xml:space="preserve"> Livy asserts가 끼어 있어 that laying을 분사구문처럼 읽기 쉽다 — 강조 구문의 that 뒤에는 동사가 필요. </w:t>
+      </w:r>
+      <w:r>
+        <w:rPr>
+          <w:rFonts w:ascii="맑은 고딕" w:hAnsi="맑은 고딕" w:eastAsia="맑은 고딕"/>
+          <w:b/>
+          <w:sz w:val="14"/>
+          <w:u w:val="none"/>
+        </w:rPr>
+        <w:t>ⓒ [수일치 함정]</w:t>
+      </w:r>
+      <w:r>
+        <w:rPr>
+          <w:rFonts w:ascii="맑은 고딕" w:hAnsi="맑은 고딕" w:eastAsia="맑은 고딕"/>
+          <w:b w:val="0"/>
+          <w:sz w:val="14"/>
+          <w:u w:val="none"/>
+        </w:rPr>
+        <w:t xml:space="preserve"> a minority가 단수처럼 보여 was를 그냥 두면 ④.</w:t>
       </w:r>
     </w:p>
     <w:p>
@@ -4684,7 +4876,7 @@
           <w:sz w:val="14"/>
           <w:u w:val="none"/>
         </w:rPr>
-        <w:t>③ [절대어]</w:t>
+        <w:t>⑤ [태도 역전]</w:t>
       </w:r>
       <w:r>
         <w:rPr>
@@ -4693,7 +4885,7 @@
           <w:sz w:val="14"/>
           <w:u w:val="none"/>
         </w:rPr>
-        <w:t xml:space="preserve"> every resident — [B]의 Some older residents grumbled와 충돌. </w:t>
+        <w:t xml:space="preserve"> speed·took in new customs 등 본문 어휘를 그대로 써서 참처럼 보인다. </w:t>
       </w:r>
       <w:r>
         <w:rPr>
@@ -4702,7 +4894,7 @@
           <w:sz w:val="14"/>
           <w:u w:val="none"/>
         </w:rPr>
-        <w:t>⑤ [방향 반전]</w:t>
+        <w:t>③ [한 끗 정답지]</w:t>
       </w:r>
       <w:r>
         <w:rPr>
@@ -4711,25 +4903,7 @@
           <w:sz w:val="14"/>
           <w:u w:val="none"/>
         </w:rPr>
-        <w:t xml:space="preserve"> [A]는 확장하면서 오히려 eagerly absorbed. </w:t>
-      </w:r>
-      <w:r>
-        <w:rPr>
-          <w:rFonts w:ascii="맑은 고딕" w:hAnsi="맑은 고딕" w:eastAsia="맑은 고딕"/>
-          <w:b/>
-          <w:sz w:val="14"/>
-          <w:u w:val="none"/>
-        </w:rPr>
-        <w:t>②</w:t>
-      </w:r>
-      <w:r>
-        <w:rPr>
-          <w:rFonts w:ascii="맑은 고딕" w:hAnsi="맑은 고딕" w:eastAsia="맑은 고딕"/>
-          <w:b w:val="0"/>
-          <w:sz w:val="14"/>
-          <w:u w:val="none"/>
-        </w:rPr>
-        <w:t xml:space="preserve"> 문화 포기에 대한 언급은 어느 글에도 없다.</w:t>
+        <w:t xml:space="preserve"> only a minority were Roman-born = most were born outside — 참(부정 → 긍정 환언).</w:t>
       </w:r>
     </w:p>
     <w:p>
@@ -4763,7 +4937,7 @@
           <w:sz w:val="14"/>
           <w:u w:val="none"/>
         </w:rPr>
-        <w:t>④ [지엽]</w:t>
+        <w:t>③ [절대화]</w:t>
       </w:r>
       <w:r>
         <w:rPr>
@@ -4772,7 +4946,7 @@
           <w:sz w:val="14"/>
           <w:u w:val="none"/>
         </w:rPr>
-        <w:t xml:space="preserve"> Juvenal은 마지막 문장의 예시일 뿐이며 문화를 ‘바꾼’ 것이 아니라 불평했다. </w:t>
+        <w:t xml:space="preserve"> some … complained와 정반대. </w:t>
       </w:r>
       <w:r>
         <w:rPr>
@@ -4781,7 +4955,7 @@
           <w:sz w:val="14"/>
           <w:u w:val="none"/>
         </w:rPr>
-        <w:t>⑤ [인과 왜곡]</w:t>
+        <w:t>② [세부 과장]</w:t>
       </w:r>
       <w:r>
         <w:rPr>
@@ -4790,7 +4964,7 @@
           <w:sz w:val="14"/>
           <w:u w:val="none"/>
         </w:rPr>
-        <w:t xml:space="preserve"> 본문은 개방성을 힘과 성공의 토대로 본다. </w:t>
+        <w:t xml:space="preserve"> ‘덕과 공적으로 선택’을 ‘공식 선거’로 확대. </w:t>
       </w:r>
       <w:r>
         <w:rPr>
@@ -4799,7 +4973,7 @@
           <w:sz w:val="14"/>
           <w:u w:val="none"/>
         </w:rPr>
-        <w:t>①</w:t>
+        <w:t>⑤ [범위 이탈]</w:t>
       </w:r>
       <w:r>
         <w:rPr>
@@ -4808,7 +4982,7 @@
           <w:sz w:val="14"/>
           <w:u w:val="none"/>
         </w:rPr>
-        <w:t xml:space="preserve"> 정반대.</w:t>
+        <w:t xml:space="preserve"> 붕괴는 본문에 없다.</w:t>
       </w:r>
     </w:p>
     <w:p>
@@ -4842,7 +5016,7 @@
           <w:sz w:val="14"/>
           <w:u w:val="none"/>
         </w:rPr>
-        <w:t>③ [소재어 재사용 함정]</w:t>
+        <w:t>③ [한 끗]</w:t>
       </w:r>
       <w:r>
         <w:rPr>
@@ -4851,7 +5025,25 @@
           <w:sz w:val="14"/>
           <w:u w:val="none"/>
         </w:rPr>
-        <w:t xml:space="preserve"> ⑤의 Roman-born을 미리 써서 연결된 듯 보이지만 내용은 도시 시설 이야기다. ③을 빼면 ②의 ‘개방성’이 ④의 ‘다문화’로 자연스럽게 이어진다.</w:t>
+        <w:t xml:space="preserve"> ‘왕 대부분이 이민자’가 뜻밖이라 minority를 의심하기 쉽지만 only … with the others all arriving as immigrants와 정확히 맞는다. </w:t>
+      </w:r>
+      <w:r>
+        <w:rPr>
+          <w:rFonts w:ascii="맑은 고딕" w:hAnsi="맑은 고딕" w:eastAsia="맑은 고딕"/>
+          <w:b/>
+          <w:sz w:val="14"/>
+          <w:u w:val="none"/>
+        </w:rPr>
+        <w:t>①</w:t>
+      </w:r>
+      <w:r>
+        <w:rPr>
+          <w:rFonts w:ascii="맑은 고딕" w:hAnsi="맑은 고딕" w:eastAsia="맑은 고딕"/>
+          <w:b w:val="0"/>
+          <w:sz w:val="14"/>
+          <w:u w:val="none"/>
+        </w:rPr>
+        <w:t xml:space="preserve"> deliberate를 ‘신중한’으로만 읽어도 문맥에 맞으므로 적절.</w:t>
       </w:r>
     </w:p>
     <w:p>
@@ -4876,7 +5068,43 @@
           <w:sz w:val="14"/>
           <w:u w:val="none"/>
         </w:rPr>
-        <w:t xml:space="preserve"> (1) deliberate ✕ — 형용사 open 앞 부사 자리. (2) original ✕ — 소유격 its 뒤 명사(foundation도 의미상 가능하나 본문 형태 그대로라 0점). (3) strength ✕ — make의 목적격보어 형용사. [채점] 각 1점.</w:t>
+        <w:t xml:space="preserve"> </w:t>
+      </w:r>
+      <w:r>
+        <w:rPr>
+          <w:rFonts w:ascii="맑은 고딕" w:hAnsi="맑은 고딕" w:eastAsia="맑은 고딕"/>
+          <w:b/>
+          <w:sz w:val="14"/>
+          <w:u w:val="none"/>
+        </w:rPr>
+        <w:t>This initial openness is that laid</w:t>
+      </w:r>
+      <w:r>
+        <w:rPr>
+          <w:rFonts w:ascii="맑은 고딕" w:hAnsi="맑은 고딕" w:eastAsia="맑은 고딕"/>
+          <w:b w:val="0"/>
+          <w:sz w:val="14"/>
+          <w:u w:val="none"/>
+        </w:rPr>
+        <w:t xml:space="preserve"> ✕ — 선행사 없는 자리는 what. </w:t>
+      </w:r>
+      <w:r>
+        <w:rPr>
+          <w:rFonts w:ascii="맑은 고딕" w:hAnsi="맑은 고딕" w:eastAsia="맑은 고딕"/>
+          <w:b/>
+          <w:sz w:val="14"/>
+          <w:u w:val="none"/>
+        </w:rPr>
+        <w:t>what laid … is this initial openness</w:t>
+      </w:r>
+      <w:r>
+        <w:rPr>
+          <w:rFonts w:ascii="맑은 고딕" w:hAnsi="맑은 고딕" w:eastAsia="맑은 고딕"/>
+          <w:b w:val="0"/>
+          <w:sz w:val="14"/>
+          <w:u w:val="none"/>
+        </w:rPr>
+        <w:t xml:space="preserve"> — 의미는 통하지만 조건 ‘what절이 is의 보어’ 위반. [채점] what 보어 구조 1.5 / 어순·보기 전부 1 / 철자·단어 수 0.5.</w:t>
       </w:r>
     </w:p>
     <w:p>
@@ -4910,7 +5138,7 @@
           <w:sz w:val="14"/>
           <w:u w:val="none"/>
         </w:rPr>
-        <w:t>what lay</w:t>
+        <w:t>Q1에 ‘the city’s strength and success’를 쓰면</w:t>
       </w:r>
       <w:r>
         <w:rPr>
@@ -4919,7 +5147,7 @@
           <w:sz w:val="14"/>
           <w:u w:val="none"/>
         </w:rPr>
-        <w:t xml:space="preserve"> ✕ — lay(놓다)의 과거는 laid(lay는 lie ‘눕다’의 과거). </w:t>
+        <w:t xml:space="preserve"> ✕ — 그것은 개방성의 ‘결과’이지 이민자를 끌어들인 ‘원인’이 아니다. </w:t>
       </w:r>
       <w:r>
         <w:rPr>
@@ -4928,7 +5156,7 @@
           <w:sz w:val="14"/>
           <w:u w:val="none"/>
         </w:rPr>
-        <w:t>what lays</w:t>
+        <w:t>Q2에 ‘because they were immigrants’를 쓰면</w:t>
       </w:r>
       <w:r>
         <w:rPr>
@@ -4937,25 +5165,7 @@
           <w:sz w:val="14"/>
           <w:u w:val="none"/>
         </w:rPr>
-        <w:t xml:space="preserve"> ✕ — 과거 사실. </w:t>
-      </w:r>
-      <w:r>
-        <w:rPr>
-          <w:rFonts w:ascii="맑은 고딕" w:hAnsi="맑은 고딕" w:eastAsia="맑은 고딕"/>
-          <w:b/>
-          <w:sz w:val="14"/>
-          <w:u w:val="none"/>
-        </w:rPr>
-        <w:t>were</w:t>
-      </w:r>
-      <w:r>
-        <w:rPr>
-          <w:rFonts w:ascii="맑은 고딕" w:hAnsi="맑은 고딕" w:eastAsia="맑은 고딕"/>
-          <w:b w:val="0"/>
-          <w:sz w:val="14"/>
-          <w:u w:val="none"/>
-        </w:rPr>
-        <w:t xml:space="preserve"> ✕ — what절 주어는 단수. [채점] what 주어 구조 1.5 / laid 1 / 어순·철자 0.5.</w:t>
+        <w:t xml:space="preserve"> ✕ — 이민자라서가 아니라 자질 때문. [채점] 각 문항 내용 1 + 문장 완성·어법 0.5.</w:t>
       </w:r>
     </w:p>
     <w:p>
@@ -4998,7 +5208,7 @@
           <w:sz w:val="14"/>
           <w:u w:val="none"/>
         </w:rPr>
-        <w:t xml:space="preserve"> (C) 뒤에 바로 (A)를 두면 ‘건국 직후 → 제국기 → 건국 이후 세대’로 시간이 역행한다. </w:t>
+        <w:t xml:space="preserve"> 전승 문장도 ‘다문화’의 근거이므로 뒤에 둬도 될 것 같지만, 주어진 문장이 일반 진술이고 Tradition held가 그 구체적 근거이므로 일반 → 구체 순이 자연스럽다. </w:t>
       </w:r>
       <w:r>
         <w:rPr>
@@ -5007,7 +5217,7 @@
           <w:sz w:val="14"/>
           <w:u w:val="none"/>
         </w:rPr>
-        <w:t>③</w:t>
+        <w:t>②</w:t>
       </w:r>
       <w:r>
         <w:rPr>
@@ -5016,7 +5226,7 @@
           <w:sz w:val="14"/>
           <w:u w:val="none"/>
         </w:rPr>
-        <w:t xml:space="preserve"> (B)가 먼저 오면 its foundation의 its가 처음 등장하는 도시를 받기 어렵다.</w:t>
+        <w:t xml:space="preserve"> Livy의 두 문장(claimed … asserts)을 갈라놓는다.</w:t>
       </w:r>
     </w:p>
     <w:p>
@@ -5041,7 +5251,7 @@
           <w:sz w:val="14"/>
           <w:u w:val="none"/>
         </w:rPr>
-        <w:t xml:space="preserve"> 로마는 맨 처음부터 용광로였다고 일컬어졌다. 역사학자 Livy는 그 도시의 원래 인구가 Romulus의 의도적인 비차별 정책에 이끌려 사방에서 몰려든 이민자들로 구성되었다고 주장했다. Livy가 주장하길, 그 도시의 이후의 힘과 성공을 위한 토대를 놓은 것은 바로 이러한 초기의 개방성이었다. 로마인들은 건국 이후 여러 세대에 걸쳐 자신들의 도시를 다문화적이라고 묘사했다. 전승에 따르면 그 도시의 전설적인 왕들 가운데 소수만이 로마 태생이었고, 나머지는 모두 이민자로 와서 덕과 공적으로 왕좌에 선택되었다. 제국이 세 대륙에 걸쳐 확장되면서 로마는 새로운 문화적 영향을 열렬히 받아들이고 들어오는 집단들을 흡수했는데, 일부에게는 아마도 지나치게 열렬했던 것이어서, 시인 Juvenal처럼 그들은 문화 변화의 빠른 속도에 대해 불평했다.</w:t>
+        <w:t xml:space="preserve"> ['로마는 맨 처음부터 용광로였다고 일컬어졌다.', '역사학자 Livy는 그 도시의 원래 인구가 Romulus의 의도적인 비차별 정책에 이끌려 사방에서 몰려든 이민자들로 구성되었다고 주장했다.', 'Livy가 주장하길, 그 도시의 이후의 힘과 성공을 위한 토대를 놓은 것은 바로 이러한 초기의 개방성이었다.', '로마인들은 건국 이후 여러 세대에 걸쳐 자신들의 도시를 다문화적이라고 묘사했다.', '전승에 따르면 그 도시의 전설적인 왕들 가운데 소수만이 로마 태생이었고, 나머지는 모두 이민자로 와서 덕과 공적으로 왕좌에 선택되었다.', '제국이 세 대륙에 걸쳐 확장되면서 로마는 새로운 문화적 영향을 열렬히 받아들이고 들어오는 집단들을 흡수했는데, 일부에게는 아마도 지나치게 열렬했던 것이어서, 시인 Juvenal처럼 그들은 문화 변화의 빠른 속도에 대해 불평했다.']</w:t>
       </w:r>
     </w:p>
     <w:p>
@@ -5066,7 +5276,7 @@
           <w:sz w:val="14"/>
           <w:u w:val="none"/>
         </w:rPr>
-        <w:t xml:space="preserve"> 항구 도시들도 흔히 같은 방식으로 성장해 왔다. 먼 해안에서 온 선원·상인·장인들이 새로운 음식과 도구와 말을 들여왔고, 도시는 그들을 머물게 했기에 더 부유해졌다. 더 조용한 마을에 익숙한 방문객들은 종종 그 뒤섞임을 혼란스럽게 여겼다. 그럼에도 그 도시의 가장 위대한 시기는 대개 새로 온 사람들에게 가장 열려 있던 때였다.</w:t>
+        <w:t xml:space="preserve"> ['북쪽 해안의 한 항구 도시도 비슷한 이야기를 들려준다.', '그곳의 첫 상인들은 배가 우연히 내려놓은 곳 어디에나 정착한 열두 나라 출신의 선원들이었고, 시 의회는 새로 온 사람이 어디서 왔는지 결코 묻지 않았다.', '역사가들은 그 개방성이 어촌을 무역의 중심지로 바꾼 것이라고 말한다.', '그렇더라도 모두가 변화의 속도를 반긴 것은 아니어서, 나이 든 주민들이 쓴 편지들은 시장이 가판마다 다른 언어를 쓰는 외국처럼 들리기 시작했다고 투덜댄다.']</w:t>
       </w:r>
     </w:p>
     <w:sectPr>

--- a/shinmok1/pack/2510/H1MOGO25-10_23_SET.docx
+++ b/shinmok1/pack/2510/H1MOGO25-10_23_SET.docx
@@ -1014,7 +1014,7 @@
           <w:sz w:val="16"/>
           <w:u w:val="none"/>
         </w:rPr>
-        <w:t xml:space="preserve">  주어진 말을 모두 사용 · 필요한 단어 1개만 어형 변형</w:t>
+        <w:t xml:space="preserve">  주어진 말을 모두 사용 · 어형 변형 3곳 · 조건의 단어 수·구문을 지킬 것</w:t>
       </w:r>
     </w:p>
     <w:p>
@@ -1038,9 +1038,19 @@
           <w:rFonts w:ascii="맑은 고딕" w:hAnsi="맑은 고딕" w:eastAsia="맑은 고딕"/>
           <w:b w:val="0"/>
           <w:sz w:val="17"/>
-          <w:u w:val="none"/>
-        </w:rPr>
-        <w:t>제국이 세 대륙에 걸쳐 확장되면서, 로마는 새로운 문화적 영향을 열렬히 받아들이고 들어오는 집단들을 흡수했다.</w:t>
+          <w:u w:val="single"/>
+        </w:rPr>
+        <w:t>As the empire expanded across three continents, Rome eagerly adopted new cultural influences and absorbed incoming groups.</w:t>
+      </w:r>
+      <w:r>
+        <w:rPr>
+          <w:rFonts w:ascii="맑은 고딕" w:hAnsi="맑은 고딕" w:eastAsia="맑은 고딕"/>
+          <w:b w:val="0"/>
+          <w:sz w:val="17"/>
+          <w:u w:val="none"/>
+        </w:rPr>
+        <w:br/>
+        <w:t>&lt;조건&gt; 밑줄 친 영문과 같은 뜻이 되도록 · 구문: 과거진행(was expanding) + be eager to V · 총 20단어</w:t>
       </w:r>
     </w:p>
     <w:p>
@@ -1057,7 +1067,7 @@
           <w:sz w:val="17"/>
           <w:u w:val="none"/>
         </w:rPr>
-        <w:t>across / the empire / expand / Rome / eagerly / as / three continents / adopted / new cultural influences / absorbed / incoming groups / and</w:t>
+        <w:t>expand / the empire / eagerness / be / while / across three continents / Rome / was / to take in / and / new cultural influences / incoming groups</w:t>
       </w:r>
     </w:p>
     <w:p>
@@ -2842,7 +2852,25 @@
           <w:sz w:val="17"/>
           <w:u w:val="none"/>
         </w:rPr>
-        <w:t xml:space="preserve"> 다음 글의 밑줄 친 문장과 같은 뜻이 되도록 &lt;보기&gt;의 표현을 모두 사용하여 &lt;조건&gt;에 맞게 영작하시오. (Livy asserts는 생략할 것) [3점] [3.0점]</w:t>
+        <w:t xml:space="preserve"> 다음 글의 요약문이 되도록 빈칸에 &lt;보기&gt;의 표현을 </w:t>
+      </w:r>
+      <w:r>
+        <w:rPr>
+          <w:rFonts w:ascii="맑은 고딕" w:hAnsi="맑은 고딕" w:eastAsia="맑은 고딕"/>
+          <w:b w:val="0"/>
+          <w:sz w:val="17"/>
+          <w:u w:val="single"/>
+        </w:rPr>
+        <w:t>모두</w:t>
+      </w:r>
+      <w:r>
+        <w:rPr>
+          <w:rFonts w:ascii="맑은 고딕" w:hAnsi="맑은 고딕" w:eastAsia="맑은 고딕"/>
+          <w:b w:val="0"/>
+          <w:sz w:val="17"/>
+          <w:u w:val="none"/>
+        </w:rPr>
+        <w:t xml:space="preserve"> 배열하여 문장을 완성하시오. (필요하면 어형을 바꿀 것) [3점] [3.0점]</w:t>
       </w:r>
     </w:p>
     <w:p>
@@ -2865,16 +2893,30 @@
           <w:sz w:val="17"/>
           <w:u w:val="none"/>
         </w:rPr>
-        <w:t xml:space="preserve">The historian Livy claimed the city’s original population was comprised of immigrants flooding in from all directions, attracted by Romulus’s deliberate policy of nondiscrimination. </w:t>
-      </w:r>
+        <w:t>According to tradition, Rome was a mixture of peoples from its earliest days. The historian Livy wrote that the first Romans were immigrants who had poured in from every direction, drawn by Romulus’s intentional policy of treating all newcomers alike. In Livy’s view, it was precisely this early willingness to take people in that made the city strong and successful later on. In the generations that followed its founding, Romans themselves spoke of their city as a place of many cultures. Tradition also claimed that most of the city’s legendary kings had not been born in Rome; they had come as immigrants and were raised to the throne because of their character and achievements. Later, as Roman rule spread over three continents, the city took in new customs and new peoples with enthusiasm — too much enthusiasm, in the eyes of some, such as the poet Juvenal, who grumbled that the culture was changing far too fast.</w:t>
+      </w:r>
+    </w:p>
+    <w:p>
+      <w:pPr>
+        <w:spacing w:before="0" w:after="60" w:line="288" w:lineRule="auto"/>
+        <w:ind w:left="40"/>
+        <w:snapToGrid w:val="0"/>
+        <w:pBdr>
+          <w:top w:val="single" w:sz="4" w:space="2" w:color="C99B4E"/>
+          <w:left w:val="single" w:sz="4" w:space="2" w:color="C99B4E"/>
+          <w:bottom w:val="single" w:sz="4" w:space="2" w:color="C99B4E"/>
+          <w:right w:val="single" w:sz="4" w:space="2" w:color="C99B4E"/>
+        </w:pBdr>
+        <w:shd w:val="clear" w:color="auto" w:fill="FFF8E1"/>
+      </w:pPr>
       <w:r>
         <w:rPr>
           <w:rFonts w:ascii="맑은 고딕" w:hAnsi="맑은 고딕" w:eastAsia="맑은 고딕"/>
           <w:b w:val="0"/>
           <w:sz w:val="17"/>
-          <w:u w:val="single"/>
-        </w:rPr>
-        <w:t>It was this initial openness, Livy asserts, that laid the foundations for the later strength and success of the city.</w:t>
+          <w:u w:val="none"/>
+        </w:rPr>
+        <w:t>According to Livy, Rome owed its later strength to ________________________________________, and even as the empire grew it kept taking in new peoples and cultures — too quickly for critics such as Juvenal.</w:t>
       </w:r>
     </w:p>
     <w:p>
@@ -2906,7 +2948,7 @@
           <w:sz w:val="17"/>
           <w:u w:val="none"/>
         </w:rPr>
-        <w:t xml:space="preserve"> this / initial openness / is / what / laid / the foundations / for / the later strength / and / success / of the city</w:t>
+        <w:t xml:space="preserve"> it / to immigrants / show / from the start / the openness</w:t>
       </w:r>
     </w:p>
     <w:p>
@@ -2952,7 +2994,7 @@
           <w:sz w:val="17"/>
           <w:u w:val="none"/>
         </w:rPr>
-        <w:t>1. Use ALL the expressions in the box, each only once.</w:t>
+        <w:t>1. &lt;보기&gt;의 표현을 모두 한 번씩 사용할 것 (다른 단어 추가 금지)</w:t>
       </w:r>
     </w:p>
     <w:p>
@@ -2975,7 +3017,7 @@
           <w:sz w:val="17"/>
           <w:u w:val="none"/>
         </w:rPr>
-        <w:t>2. Do NOT change the form of any word, and do NOT add any other words.</w:t>
+        <w:t>2. 필요한 경우 동사의 형태를 바꿀 것(1곳)</w:t>
       </w:r>
     </w:p>
     <w:p>
@@ -2998,7 +3040,7 @@
           <w:sz w:val="17"/>
           <w:u w:val="none"/>
         </w:rPr>
-        <w:t>3. Use the relative pronoun ‘what’ so that the what-clause works as the complement of ‘is’.</w:t>
+        <w:t>3. 목적격 관계대명사가 생략된 관계절(명사 + 주어 + 동사)을 사용할 것</w:t>
       </w:r>
     </w:p>
     <w:p>
@@ -3021,7 +3063,7 @@
           <w:sz w:val="17"/>
           <w:u w:val="none"/>
         </w:rPr>
-        <w:t>4. Write 14 words in total.</w:t>
+        <w:t>4. 빈칸에 들어갈 말은 총 9단어</w:t>
       </w:r>
     </w:p>
     <w:p>
@@ -3059,7 +3101,7 @@
           <w:sz w:val="17"/>
           <w:u w:val="none"/>
         </w:rPr>
-        <w:t>⇒ This ________________________________________________________________________ .</w:t>
+        <w:t>⇒ Rome owed its later strength to ________________________________________ ,</w:t>
       </w:r>
     </w:p>
     <w:p>
@@ -4080,7 +4122,7 @@
           <w:sz w:val="15"/>
           <w:u w:val="none"/>
         </w:rPr>
-        <w:t xml:space="preserve"> As the empire expanded across three continents, Rome eagerly adopted new cultural influences and absorbed incoming groups. (expand→expanded)</w:t>
+        <w:t xml:space="preserve"> While the empire was expanding across three continents, Rome was eager to take in new cultural influences and incoming groups. (영→영 재진술: eagerly adopted … and absorbed → was eager to take in … / be→was · expand→expanding · eagerness→eager / 20단어 / 과거진행 + be eager to)</w:t>
       </w:r>
     </w:p>
     <w:p>
@@ -4496,7 +4538,7 @@
           <w:sz w:val="15"/>
           <w:u w:val="none"/>
         </w:rPr>
-        <w:t xml:space="preserve"> This initial openness is what laid the foundations for the later strength and success of the city.</w:t>
+        <w:t xml:space="preserve"> the openness it showed to immigrants from the start</w:t>
       </w:r>
     </w:p>
     <w:p>
@@ -5077,7 +5119,7 @@
           <w:sz w:val="14"/>
           <w:u w:val="none"/>
         </w:rPr>
-        <w:t>This initial openness is that laid</w:t>
+        <w:t>the openness it shows to immigrants</w:t>
       </w:r>
       <w:r>
         <w:rPr>
@@ -5086,7 +5128,7 @@
           <w:sz w:val="14"/>
           <w:u w:val="none"/>
         </w:rPr>
-        <w:t xml:space="preserve"> ✕ — 선행사 없는 자리는 what. </w:t>
+        <w:t xml:space="preserve"> ✕ — 주절 owed(과거)와 어긋남. </w:t>
       </w:r>
       <w:r>
         <w:rPr>
@@ -5095,7 +5137,7 @@
           <w:sz w:val="14"/>
           <w:u w:val="none"/>
         </w:rPr>
-        <w:t>what laid … is this initial openness</w:t>
+        <w:t>the openness to immigrants it showed from the start</w:t>
       </w:r>
       <w:r>
         <w:rPr>
@@ -5104,7 +5146,25 @@
           <w:sz w:val="14"/>
           <w:u w:val="none"/>
         </w:rPr>
-        <w:t xml:space="preserve"> — 의미는 통하지만 조건 ‘what절이 is의 보어’ 위반. [채점] what 보어 구조 1.5 / 어순·보기 전부 1 / 철자·단어 수 0.5.</w:t>
+        <w:t xml:space="preserve"> ✕ — 보기 어순·조건 3(명사 + 주어 + 동사 연속) 위반. </w:t>
+      </w:r>
+      <w:r>
+        <w:rPr>
+          <w:rFonts w:ascii="맑은 고딕" w:hAnsi="맑은 고딕" w:eastAsia="맑은 고딕"/>
+          <w:b/>
+          <w:sz w:val="14"/>
+          <w:u w:val="none"/>
+        </w:rPr>
+        <w:t>it showed the openness to immigrants from the start</w:t>
+      </w:r>
+      <w:r>
+        <w:rPr>
+          <w:rFonts w:ascii="맑은 고딕" w:hAnsi="맑은 고딕" w:eastAsia="맑은 고딕"/>
+          <w:b w:val="0"/>
+          <w:sz w:val="14"/>
+          <w:u w:val="none"/>
+        </w:rPr>
+        <w:t xml:space="preserve"> ✕ — to 뒤 명사구 자리에 절이 와서 비문. [채점] 어순·보기 전부 1.5 / 어형(showed) 1 / 철자·단어 수 0.5.</w:t>
       </w:r>
     </w:p>
     <w:p>
